--- a/Word/Дубровский_17_.docx
+++ b/Word/Дубровский_17_.docx
@@ -4,2136 +4,531 @@
   <w:body>
     <w:p>
       <w:pPr>
-        <w:spacing w:line="240" w:lineRule="auto"/>
-        <w:ind w:firstLine="709"/>
+        <w:pStyle w:val="26"/>
+        <w:keepNext w:val="0"/>
+        <w:keepLines w:val="0"/>
+        <w:widowControl/>
+        <w:suppressLineNumbers w:val="0"/>
+        <w:pBdr>
+          <w:top w:val="none" w:color="1F1F1F" w:sz="0" w:space="0"/>
+          <w:left w:val="none" w:color="1F1F1F" w:sz="0" w:space="0"/>
+          <w:bottom w:val="none" w:color="1F1F1F" w:sz="0" w:space="0"/>
+          <w:right w:val="none" w:color="1F1F1F" w:sz="0" w:space="0"/>
+        </w:pBdr>
+        <w:bidi w:val="0"/>
+        <w:spacing w:before="0" w:beforeAutospacing="0" w:after="140" w:afterAutospacing="0" w:line="15" w:lineRule="atLeast"/>
+        <w:ind w:left="0" w:right="0"/>
+        <w:jc w:val="center"/>
         <w:rPr>
-          <w:rFonts w:hint="default" w:ascii="Times New Roman" w:hAnsi="Times New Roman"/>
+          <w:rFonts w:hint="default" w:ascii="Times New Roman" w:hAnsi="Times New Roman" w:eastAsia="sans-serif" w:cs="Times New Roman"/>
           <w:b/>
-          <w:sz w:val="32"/>
-          <w:szCs w:val="32"/>
+          <w:bCs/>
+          <w:color w:val="1F1F1F"/>
           <w:lang w:val="ru-RU"/>
         </w:rPr>
       </w:pPr>
       <w:r>
         <w:rPr>
-          <w:rFonts w:ascii="Times New Roman" w:hAnsi="Times New Roman"/>
+          <w:rFonts w:hint="default" w:ascii="Times New Roman" w:hAnsi="Times New Roman" w:eastAsia="sans-serif" w:cs="Times New Roman"/>
           <w:b/>
-          <w:sz w:val="32"/>
-          <w:szCs w:val="32"/>
-        </w:rPr>
-        <w:t xml:space="preserve">17 </w:t>
-      </w:r>
-      <w:r>
-        <w:rPr>
-          <w:rFonts w:hint="default" w:ascii="Times New Roman" w:hAnsi="Times New Roman"/>
-          <w:b/>
-          <w:sz w:val="32"/>
-          <w:szCs w:val="32"/>
+          <w:bCs/>
+          <w:color w:val="1F1F1F"/>
           <w:lang w:val="ru-RU"/>
         </w:rPr>
-        <w:t>РАБОТА С ГРАФИКОЙ.АНИМАЦИЯ</w:t>
+        <w:t>ИТОГОВОЕ ЗАНЯТИЕ</w:t>
       </w:r>
     </w:p>
     <w:p>
       <w:pPr>
-        <w:spacing w:line="240" w:lineRule="auto"/>
-        <w:ind w:firstLine="709"/>
+        <w:pStyle w:val="26"/>
+        <w:keepNext w:val="0"/>
+        <w:keepLines w:val="0"/>
+        <w:pageBreakBefore w:val="0"/>
+        <w:widowControl/>
+        <w:suppressLineNumbers w:val="0"/>
+        <w:pBdr>
+          <w:top w:val="none" w:color="1F1F1F" w:sz="0" w:space="0"/>
+          <w:left w:val="none" w:color="1F1F1F" w:sz="0" w:space="0"/>
+          <w:bottom w:val="none" w:color="1F1F1F" w:sz="0" w:space="0"/>
+          <w:right w:val="none" w:color="1F1F1F" w:sz="0" w:space="0"/>
+        </w:pBdr>
+        <w:kinsoku/>
+        <w:wordWrap/>
+        <w:overflowPunct/>
+        <w:topLinePunct w:val="0"/>
+        <w:autoSpaceDE/>
+        <w:autoSpaceDN/>
+        <w:bidi w:val="0"/>
+        <w:adjustRightInd/>
+        <w:snapToGrid/>
+        <w:spacing w:before="0" w:beforeAutospacing="0" w:after="0" w:afterAutospacing="0" w:line="240" w:lineRule="auto"/>
+        <w:ind w:left="0" w:right="0" w:firstLine="350" w:firstLineChars="125"/>
+        <w:textAlignment w:val="auto"/>
         <w:rPr>
-          <w:rFonts w:ascii="Times New Roman" w:hAnsi="Times New Roman"/>
+          <w:rFonts w:hint="default" w:ascii="Times New Roman" w:hAnsi="Times New Roman" w:eastAsia="sans-serif" w:cs="Times New Roman"/>
+          <w:color w:val="1F1F1F"/>
           <w:sz w:val="28"/>
           <w:szCs w:val="28"/>
         </w:rPr>
       </w:pPr>
       <w:r>
         <w:rPr>
-          <w:rFonts w:ascii="Times New Roman" w:hAnsi="Times New Roman"/>
+          <w:rFonts w:hint="default" w:ascii="Times New Roman" w:hAnsi="Times New Roman" w:eastAsia="sans-serif" w:cs="Times New Roman"/>
+          <w:b/>
+          <w:bCs/>
+          <w:color w:val="1F1F1F"/>
           <w:sz w:val="28"/>
           <w:szCs w:val="28"/>
         </w:rPr>
-        <w:t xml:space="preserve">Задание. </w:t>
-      </w:r>
-      <w:r>
-        <w:drawing>
-          <wp:inline distT="0" distB="0" distL="114300" distR="114300">
-            <wp:extent cx="6293485" cy="1426845"/>
-            <wp:effectExtent l="0" t="0" r="12065" b="1905"/>
-            <wp:docPr id="65" name="Изображение 1"/>
-            <wp:cNvGraphicFramePr>
-              <a:graphicFrameLocks xmlns:a="http://schemas.openxmlformats.org/drawingml/2006/main" noChangeAspect="1"/>
-            </wp:cNvGraphicFramePr>
-            <a:graphic xmlns:a="http://schemas.openxmlformats.org/drawingml/2006/main">
-              <a:graphicData uri="http://schemas.openxmlformats.org/drawingml/2006/picture">
-                <pic:pic xmlns:pic="http://schemas.openxmlformats.org/drawingml/2006/picture">
-                  <pic:nvPicPr>
-                    <pic:cNvPr id="65" name="Изображение 1"/>
-                    <pic:cNvPicPr>
-                      <a:picLocks noChangeAspect="1"/>
-                    </pic:cNvPicPr>
-                  </pic:nvPicPr>
-                  <pic:blipFill>
-                    <a:blip r:embed="rId10"/>
-                    <a:stretch>
-                      <a:fillRect/>
-                    </a:stretch>
-                  </pic:blipFill>
-                  <pic:spPr>
-                    <a:xfrm>
-                      <a:off x="0" y="0"/>
-                      <a:ext cx="6293485" cy="1426845"/>
-                    </a:xfrm>
-                    <a:prstGeom prst="rect">
-                      <a:avLst/>
-                    </a:prstGeom>
-                    <a:noFill/>
-                    <a:ln>
-                      <a:noFill/>
-                    </a:ln>
-                  </pic:spPr>
-                </pic:pic>
-              </a:graphicData>
-            </a:graphic>
-          </wp:inline>
-        </w:drawing>
+        <w:t>Мои результаты учебной практики по программированию:</w:t>
       </w:r>
     </w:p>
     <w:p>
       <w:pPr>
-        <w:spacing w:after="0" w:line="240" w:lineRule="auto"/>
-        <w:ind w:firstLine="709"/>
+        <w:pStyle w:val="26"/>
+        <w:keepNext w:val="0"/>
+        <w:keepLines w:val="0"/>
+        <w:pageBreakBefore w:val="0"/>
+        <w:widowControl/>
+        <w:suppressLineNumbers w:val="0"/>
+        <w:pBdr>
+          <w:top w:val="none" w:color="1F1F1F" w:sz="0" w:space="0"/>
+          <w:left w:val="none" w:color="1F1F1F" w:sz="0" w:space="0"/>
+          <w:bottom w:val="none" w:color="1F1F1F" w:sz="0" w:space="0"/>
+          <w:right w:val="none" w:color="1F1F1F" w:sz="0" w:space="0"/>
+        </w:pBdr>
+        <w:kinsoku/>
+        <w:wordWrap/>
+        <w:overflowPunct/>
+        <w:topLinePunct w:val="0"/>
+        <w:autoSpaceDE/>
+        <w:autoSpaceDN/>
+        <w:bidi w:val="0"/>
+        <w:adjustRightInd/>
+        <w:snapToGrid/>
+        <w:spacing w:before="0" w:beforeAutospacing="0" w:after="0" w:afterAutospacing="0" w:line="240" w:lineRule="auto"/>
+        <w:ind w:left="0" w:right="0" w:firstLine="350" w:firstLineChars="125"/>
+        <w:textAlignment w:val="auto"/>
         <w:rPr>
-          <w:rFonts w:ascii="Times New Roman" w:hAnsi="Times New Roman"/>
+          <w:rFonts w:hint="default" w:ascii="Times New Roman" w:hAnsi="Times New Roman" w:eastAsia="sans-serif" w:cs="Times New Roman"/>
+          <w:color w:val="1F1F1F"/>
           <w:sz w:val="28"/>
           <w:szCs w:val="28"/>
         </w:rPr>
       </w:pPr>
       <w:r>
         <w:rPr>
-          <w:rFonts w:ascii="Times New Roman" w:hAnsi="Times New Roman"/>
+          <w:rFonts w:hint="default" w:ascii="Times New Roman" w:hAnsi="Times New Roman" w:eastAsia="sans-serif" w:cs="Times New Roman"/>
+          <w:color w:val="1F1F1F"/>
           <w:sz w:val="28"/>
           <w:szCs w:val="28"/>
         </w:rPr>
-        <w:t>Листинг программы:</w:t>
+        <w:t xml:space="preserve">В ходе прохождения учебной практики по программированию на языке </w:t>
+      </w:r>
+      <w:r>
+        <w:rPr>
+          <w:rFonts w:hint="default" w:ascii="Times New Roman" w:hAnsi="Times New Roman" w:eastAsia="sans-serif" w:cs="Times New Roman"/>
+          <w:b/>
+          <w:bCs/>
+          <w:color w:val="1F1F1F"/>
+          <w:sz w:val="28"/>
+          <w:szCs w:val="28"/>
+        </w:rPr>
+        <w:t>C#</w:t>
+      </w:r>
+      <w:r>
+        <w:rPr>
+          <w:rFonts w:hint="default" w:ascii="Times New Roman" w:hAnsi="Times New Roman" w:eastAsia="sans-serif" w:cs="Times New Roman"/>
+          <w:color w:val="1F1F1F"/>
+          <w:sz w:val="28"/>
+          <w:szCs w:val="28"/>
+        </w:rPr>
+        <w:t xml:space="preserve"> в среде </w:t>
+      </w:r>
+      <w:r>
+        <w:rPr>
+          <w:rFonts w:hint="default" w:ascii="Times New Roman" w:hAnsi="Times New Roman" w:eastAsia="sans-serif" w:cs="Times New Roman"/>
+          <w:b/>
+          <w:bCs/>
+          <w:color w:val="1F1F1F"/>
+          <w:sz w:val="28"/>
+          <w:szCs w:val="28"/>
+        </w:rPr>
+        <w:t>Microsoft Visual Studio</w:t>
+      </w:r>
+      <w:r>
+        <w:rPr>
+          <w:rFonts w:hint="default" w:ascii="Times New Roman" w:hAnsi="Times New Roman" w:eastAsia="sans-serif" w:cs="Times New Roman"/>
+          <w:color w:val="1F1F1F"/>
+          <w:sz w:val="28"/>
+          <w:szCs w:val="28"/>
+        </w:rPr>
+        <w:t xml:space="preserve"> мной был выполнен комплекс учебно-практических задач, направленных на закрепление навыков разработки и проектирования программного обеспечения.</w:t>
       </w:r>
     </w:p>
     <w:p>
       <w:pPr>
-        <w:spacing w:after="0" w:line="240" w:lineRule="auto"/>
-        <w:ind w:firstLine="709"/>
+        <w:pStyle w:val="26"/>
+        <w:keepNext w:val="0"/>
+        <w:keepLines w:val="0"/>
+        <w:pageBreakBefore w:val="0"/>
+        <w:widowControl/>
+        <w:suppressLineNumbers w:val="0"/>
+        <w:pBdr>
+          <w:top w:val="none" w:color="1F1F1F" w:sz="0" w:space="0"/>
+          <w:left w:val="none" w:color="1F1F1F" w:sz="0" w:space="0"/>
+          <w:bottom w:val="none" w:color="1F1F1F" w:sz="0" w:space="0"/>
+          <w:right w:val="none" w:color="1F1F1F" w:sz="0" w:space="0"/>
+        </w:pBdr>
+        <w:kinsoku/>
+        <w:wordWrap/>
+        <w:overflowPunct/>
+        <w:topLinePunct w:val="0"/>
+        <w:autoSpaceDE/>
+        <w:autoSpaceDN/>
+        <w:bidi w:val="0"/>
+        <w:adjustRightInd/>
+        <w:snapToGrid/>
+        <w:spacing w:before="0" w:beforeAutospacing="0" w:after="0" w:afterAutospacing="0" w:line="240" w:lineRule="auto"/>
+        <w:ind w:left="0" w:right="0" w:firstLine="350" w:firstLineChars="125"/>
+        <w:textAlignment w:val="auto"/>
         <w:rPr>
-          <w:rFonts w:hint="default" w:ascii="Times New Roman" w:hAnsi="Times New Roman"/>
+          <w:rFonts w:hint="default" w:ascii="Times New Roman" w:hAnsi="Times New Roman" w:eastAsia="sans-serif" w:cs="Times New Roman"/>
+          <w:color w:val="1F1F1F"/>
           <w:sz w:val="28"/>
           <w:szCs w:val="28"/>
         </w:rPr>
       </w:pPr>
       <w:r>
         <w:rPr>
-          <w:rFonts w:hint="default" w:ascii="Times New Roman" w:hAnsi="Times New Roman"/>
+          <w:rFonts w:hint="default" w:ascii="Times New Roman" w:hAnsi="Times New Roman" w:eastAsia="sans-serif" w:cs="Times New Roman"/>
+          <w:b/>
+          <w:bCs/>
+          <w:color w:val="1F1F1F"/>
           <w:sz w:val="28"/>
           <w:szCs w:val="28"/>
         </w:rPr>
-        <w:t>using System;</w:t>
+        <w:t>Знания, умения и навыки:</w:t>
+      </w:r>
+      <w:r>
+        <w:rPr>
+          <w:rFonts w:hint="default" w:ascii="Times New Roman" w:hAnsi="Times New Roman" w:eastAsia="sans-serif" w:cs="Times New Roman"/>
+          <w:color w:val="1F1F1F"/>
+          <w:sz w:val="28"/>
+          <w:szCs w:val="28"/>
+        </w:rPr>
+        <w:t xml:space="preserve"> За период практики я успешно реализовал на языке C# основные концепции объектно-ориентированного программирования, включая инкапсуляцию, наследование и полиморфизм. Мной были освоены навыки работы с динамическими коллекциями данных и использование технологии </w:t>
+      </w:r>
+      <w:r>
+        <w:rPr>
+          <w:rFonts w:hint="default" w:ascii="Times New Roman" w:hAnsi="Times New Roman" w:eastAsia="sans-serif" w:cs="Times New Roman"/>
+          <w:b/>
+          <w:bCs/>
+          <w:color w:val="1F1F1F"/>
+          <w:sz w:val="28"/>
+          <w:szCs w:val="28"/>
+        </w:rPr>
+        <w:t>LINQ</w:t>
+      </w:r>
+      <w:r>
+        <w:rPr>
+          <w:rFonts w:hint="default" w:ascii="Times New Roman" w:hAnsi="Times New Roman" w:eastAsia="sans-serif" w:cs="Times New Roman"/>
+          <w:color w:val="1F1F1F"/>
+          <w:sz w:val="28"/>
+          <w:szCs w:val="28"/>
+        </w:rPr>
+        <w:t xml:space="preserve"> для эффективной фильтрации и сортировки информации. В процессе кодинга я отработал применение конструкций </w:t>
+      </w:r>
+      <w:r>
+        <w:rPr>
+          <w:rStyle w:val="12"/>
+          <w:rFonts w:hint="default" w:ascii="Times New Roman" w:hAnsi="Times New Roman" w:eastAsia="sans-serif" w:cs="Times New Roman"/>
+          <w:color w:val="444746"/>
+          <w:sz w:val="28"/>
+          <w:szCs w:val="28"/>
+        </w:rPr>
+        <w:t>try-catch-finally</w:t>
+      </w:r>
+      <w:r>
+        <w:rPr>
+          <w:rFonts w:hint="default" w:ascii="Times New Roman" w:hAnsi="Times New Roman" w:eastAsia="sans-serif" w:cs="Times New Roman"/>
+          <w:color w:val="1F1F1F"/>
+          <w:sz w:val="28"/>
+          <w:szCs w:val="28"/>
+        </w:rPr>
+        <w:t xml:space="preserve"> для обеспечения отказоустойчивости приложений и корректной валидации пользовательского ввода. Также были реализованы алгоритмы взаимодействия с файловой системой через пространство имен </w:t>
+      </w:r>
+      <w:r>
+        <w:rPr>
+          <w:rStyle w:val="12"/>
+          <w:rFonts w:hint="default" w:ascii="Times New Roman" w:hAnsi="Times New Roman" w:eastAsia="sans-serif" w:cs="Times New Roman"/>
+          <w:color w:val="444746"/>
+          <w:sz w:val="28"/>
+          <w:szCs w:val="28"/>
+        </w:rPr>
+        <w:t>System.IO</w:t>
+      </w:r>
+      <w:r>
+        <w:rPr>
+          <w:rFonts w:hint="default" w:ascii="Times New Roman" w:hAnsi="Times New Roman" w:eastAsia="sans-serif" w:cs="Times New Roman"/>
+          <w:color w:val="1F1F1F"/>
+          <w:sz w:val="28"/>
+          <w:szCs w:val="28"/>
+        </w:rPr>
+        <w:t xml:space="preserve"> и получены навыки проектирования графических интерфейсов с использованием событийной модели управления.</w:t>
       </w:r>
     </w:p>
     <w:p>
       <w:pPr>
-        <w:spacing w:after="0" w:line="240" w:lineRule="auto"/>
-        <w:ind w:firstLine="709"/>
+        <w:pStyle w:val="26"/>
+        <w:keepNext w:val="0"/>
+        <w:keepLines w:val="0"/>
+        <w:pageBreakBefore w:val="0"/>
+        <w:widowControl/>
+        <w:suppressLineNumbers w:val="0"/>
+        <w:pBdr>
+          <w:top w:val="none" w:color="1F1F1F" w:sz="0" w:space="0"/>
+          <w:left w:val="none" w:color="1F1F1F" w:sz="0" w:space="0"/>
+          <w:bottom w:val="none" w:color="1F1F1F" w:sz="0" w:space="0"/>
+          <w:right w:val="none" w:color="1F1F1F" w:sz="0" w:space="0"/>
+        </w:pBdr>
+        <w:kinsoku/>
+        <w:wordWrap/>
+        <w:overflowPunct/>
+        <w:topLinePunct w:val="0"/>
+        <w:autoSpaceDE/>
+        <w:autoSpaceDN/>
+        <w:bidi w:val="0"/>
+        <w:adjustRightInd/>
+        <w:snapToGrid/>
+        <w:spacing w:before="0" w:beforeAutospacing="0" w:after="0" w:afterAutospacing="0" w:line="240" w:lineRule="auto"/>
+        <w:ind w:left="0" w:right="0" w:firstLine="350" w:firstLineChars="125"/>
+        <w:textAlignment w:val="auto"/>
         <w:rPr>
-          <w:rFonts w:hint="default" w:ascii="Times New Roman" w:hAnsi="Times New Roman"/>
+          <w:rFonts w:hint="default" w:ascii="Times New Roman" w:hAnsi="Times New Roman" w:eastAsia="sans-serif" w:cs="Times New Roman"/>
+          <w:color w:val="1F1F1F"/>
           <w:sz w:val="28"/>
           <w:szCs w:val="28"/>
         </w:rPr>
       </w:pPr>
       <w:r>
         <w:rPr>
-          <w:rFonts w:hint="default" w:ascii="Times New Roman" w:hAnsi="Times New Roman"/>
+          <w:rFonts w:hint="default" w:ascii="Times New Roman" w:hAnsi="Times New Roman" w:eastAsia="sans-serif" w:cs="Times New Roman"/>
+          <w:b/>
+          <w:bCs/>
+          <w:color w:val="1F1F1F"/>
           <w:sz w:val="28"/>
           <w:szCs w:val="28"/>
         </w:rPr>
-        <w:t>using System.Windows;</w:t>
+        <w:t>Ключевые моменты:</w:t>
+      </w:r>
+      <w:r>
+        <w:rPr>
+          <w:rFonts w:hint="default" w:ascii="Times New Roman" w:hAnsi="Times New Roman" w:eastAsia="sans-serif" w:cs="Times New Roman"/>
+          <w:color w:val="1F1F1F"/>
+          <w:sz w:val="28"/>
+          <w:szCs w:val="28"/>
+        </w:rPr>
+        <w:t xml:space="preserve"> Наиболее интересным и полезным этапом практики для меня стало проектирование логики взаимодействия между независимыми классами и последующий рефакторинг кода. Процесс отладки сложных алгоритмов позволил мне глубже понять механизмы управления памятью и жизненный цикл объектов в среде </w:t>
+      </w:r>
+      <w:r>
+        <w:rPr>
+          <w:rFonts w:hint="default" w:ascii="Times New Roman" w:hAnsi="Times New Roman" w:eastAsia="sans-serif" w:cs="Times New Roman"/>
+          <w:b/>
+          <w:bCs/>
+          <w:color w:val="1F1F1F"/>
+          <w:sz w:val="28"/>
+          <w:szCs w:val="28"/>
+        </w:rPr>
+        <w:t>.NET</w:t>
+      </w:r>
+      <w:r>
+        <w:rPr>
+          <w:rFonts w:hint="default" w:ascii="Times New Roman" w:hAnsi="Times New Roman" w:eastAsia="sans-serif" w:cs="Times New Roman"/>
+          <w:color w:val="1F1F1F"/>
+          <w:sz w:val="28"/>
+          <w:szCs w:val="28"/>
+        </w:rPr>
+        <w:t>. Было увлекательно наблюдать, как теоретические абстракции превращаются в работающий программный продукт.</w:t>
       </w:r>
     </w:p>
     <w:p>
       <w:pPr>
-        <w:spacing w:after="0" w:line="240" w:lineRule="auto"/>
-        <w:ind w:firstLine="709"/>
+        <w:pStyle w:val="26"/>
+        <w:keepNext w:val="0"/>
+        <w:keepLines w:val="0"/>
+        <w:pageBreakBefore w:val="0"/>
+        <w:widowControl/>
+        <w:suppressLineNumbers w:val="0"/>
+        <w:pBdr>
+          <w:top w:val="none" w:color="1F1F1F" w:sz="0" w:space="0"/>
+          <w:left w:val="none" w:color="1F1F1F" w:sz="0" w:space="0"/>
+          <w:bottom w:val="none" w:color="1F1F1F" w:sz="0" w:space="0"/>
+          <w:right w:val="none" w:color="1F1F1F" w:sz="0" w:space="0"/>
+        </w:pBdr>
+        <w:kinsoku/>
+        <w:wordWrap/>
+        <w:overflowPunct/>
+        <w:topLinePunct w:val="0"/>
+        <w:autoSpaceDE/>
+        <w:autoSpaceDN/>
+        <w:bidi w:val="0"/>
+        <w:adjustRightInd/>
+        <w:snapToGrid/>
+        <w:spacing w:before="0" w:beforeAutospacing="0" w:after="0" w:afterAutospacing="0" w:line="240" w:lineRule="auto"/>
+        <w:ind w:left="0" w:right="0" w:firstLine="350" w:firstLineChars="125"/>
+        <w:textAlignment w:val="auto"/>
         <w:rPr>
-          <w:rFonts w:hint="default" w:ascii="Times New Roman" w:hAnsi="Times New Roman"/>
+          <w:rFonts w:hint="default" w:ascii="Times New Roman" w:hAnsi="Times New Roman" w:eastAsia="sans-serif" w:cs="Times New Roman"/>
+          <w:color w:val="1F1F1F"/>
           <w:sz w:val="28"/>
           <w:szCs w:val="28"/>
         </w:rPr>
       </w:pPr>
       <w:r>
         <w:rPr>
-          <w:rFonts w:hint="default" w:ascii="Times New Roman" w:hAnsi="Times New Roman"/>
+          <w:rFonts w:hint="default" w:ascii="Times New Roman" w:hAnsi="Times New Roman" w:eastAsia="sans-serif" w:cs="Times New Roman"/>
+          <w:b/>
+          <w:bCs/>
+          <w:color w:val="1F1F1F"/>
           <w:sz w:val="28"/>
           <w:szCs w:val="28"/>
         </w:rPr>
-        <w:t>using System.Windows.Media;</w:t>
+        <w:t>Направления для дальнейшего развития:</w:t>
+      </w:r>
+      <w:r>
+        <w:rPr>
+          <w:rFonts w:hint="default" w:ascii="Times New Roman" w:hAnsi="Times New Roman" w:eastAsia="sans-serif" w:cs="Times New Roman"/>
+          <w:color w:val="1F1F1F"/>
+          <w:sz w:val="28"/>
+          <w:szCs w:val="28"/>
+        </w:rPr>
+        <w:t xml:space="preserve"> В будущем я планирую развивать свои компетенции в области архитектурных паттернов проектирования (</w:t>
+      </w:r>
+      <w:r>
+        <w:rPr>
+          <w:rFonts w:hint="default" w:ascii="Times New Roman" w:hAnsi="Times New Roman" w:eastAsia="sans-serif" w:cs="Times New Roman"/>
+          <w:b/>
+          <w:bCs/>
+          <w:color w:val="1F1F1F"/>
+          <w:sz w:val="28"/>
+          <w:szCs w:val="28"/>
+        </w:rPr>
+        <w:t>Design Patterns</w:t>
+      </w:r>
+      <w:r>
+        <w:rPr>
+          <w:rFonts w:hint="default" w:ascii="Times New Roman" w:hAnsi="Times New Roman" w:eastAsia="sans-serif" w:cs="Times New Roman"/>
+          <w:color w:val="1F1F1F"/>
+          <w:sz w:val="28"/>
+          <w:szCs w:val="28"/>
+        </w:rPr>
+        <w:t>) для написания более чистого кода. Также приоритетными задачами для меня являются освоение асинхронного программирования (</w:t>
+      </w:r>
+      <w:r>
+        <w:rPr>
+          <w:rFonts w:hint="default" w:ascii="Times New Roman" w:hAnsi="Times New Roman" w:eastAsia="sans-serif" w:cs="Times New Roman"/>
+          <w:b/>
+          <w:bCs/>
+          <w:color w:val="1F1F1F"/>
+          <w:sz w:val="28"/>
+          <w:szCs w:val="28"/>
+        </w:rPr>
+        <w:t>async/await</w:t>
+      </w:r>
+      <w:r>
+        <w:rPr>
+          <w:rFonts w:hint="default" w:ascii="Times New Roman" w:hAnsi="Times New Roman" w:eastAsia="sans-serif" w:cs="Times New Roman"/>
+          <w:color w:val="1F1F1F"/>
+          <w:sz w:val="28"/>
+          <w:szCs w:val="28"/>
+        </w:rPr>
+        <w:t xml:space="preserve">) и изучение основ работы с базами данных через технологию </w:t>
+      </w:r>
+      <w:r>
+        <w:rPr>
+          <w:rFonts w:hint="default" w:ascii="Times New Roman" w:hAnsi="Times New Roman" w:eastAsia="sans-serif" w:cs="Times New Roman"/>
+          <w:b/>
+          <w:bCs/>
+          <w:color w:val="1F1F1F"/>
+          <w:sz w:val="28"/>
+          <w:szCs w:val="28"/>
+        </w:rPr>
+        <w:t>Entity Framework Core</w:t>
+      </w:r>
+      <w:r>
+        <w:rPr>
+          <w:rFonts w:hint="default" w:ascii="Times New Roman" w:hAnsi="Times New Roman" w:eastAsia="sans-serif" w:cs="Times New Roman"/>
+          <w:color w:val="1F1F1F"/>
+          <w:sz w:val="28"/>
+          <w:szCs w:val="28"/>
+        </w:rPr>
+        <w:t>.</w:t>
       </w:r>
     </w:p>
     <w:p>
       <w:pPr>
-        <w:spacing w:after="0" w:line="240" w:lineRule="auto"/>
-        <w:ind w:firstLine="709"/>
+        <w:pStyle w:val="26"/>
+        <w:keepNext w:val="0"/>
+        <w:keepLines w:val="0"/>
+        <w:pageBreakBefore w:val="0"/>
+        <w:widowControl/>
+        <w:suppressLineNumbers w:val="0"/>
+        <w:pBdr>
+          <w:top w:val="none" w:color="1F1F1F" w:sz="0" w:space="0"/>
+          <w:left w:val="none" w:color="1F1F1F" w:sz="0" w:space="0"/>
+          <w:bottom w:val="none" w:color="1F1F1F" w:sz="0" w:space="0"/>
+          <w:right w:val="none" w:color="1F1F1F" w:sz="0" w:space="0"/>
+        </w:pBdr>
+        <w:kinsoku/>
+        <w:wordWrap/>
+        <w:overflowPunct/>
+        <w:topLinePunct w:val="0"/>
+        <w:autoSpaceDE/>
+        <w:autoSpaceDN/>
+        <w:bidi w:val="0"/>
+        <w:adjustRightInd/>
+        <w:snapToGrid/>
+        <w:spacing w:before="0" w:beforeAutospacing="0" w:after="0" w:afterAutospacing="0" w:line="240" w:lineRule="auto"/>
+        <w:ind w:left="0" w:right="0" w:firstLine="350" w:firstLineChars="125"/>
+        <w:textAlignment w:val="auto"/>
         <w:rPr>
-          <w:rFonts w:hint="default" w:ascii="Times New Roman" w:hAnsi="Times New Roman"/>
+          <w:rFonts w:hint="default" w:ascii="Times New Roman" w:hAnsi="Times New Roman" w:eastAsia="sans-serif" w:cs="Times New Roman"/>
+          <w:color w:val="1F1F1F"/>
           <w:sz w:val="28"/>
           <w:szCs w:val="28"/>
         </w:rPr>
       </w:pPr>
       <w:r>
         <w:rPr>
-          <w:rFonts w:hint="default" w:ascii="Times New Roman" w:hAnsi="Times New Roman"/>
+          <w:rFonts w:hint="default" w:ascii="Times New Roman" w:hAnsi="Times New Roman" w:eastAsia="sans-serif" w:cs="Times New Roman"/>
+          <w:b/>
+          <w:bCs/>
+          <w:color w:val="1F1F1F"/>
           <w:sz w:val="28"/>
           <w:szCs w:val="28"/>
         </w:rPr>
-        <w:t>using System.Windows.Media.Animation;</w:t>
+        <w:t>Итог работы:</w:t>
+      </w:r>
+      <w:r>
+        <w:rPr>
+          <w:rFonts w:hint="default" w:ascii="Times New Roman" w:hAnsi="Times New Roman" w:eastAsia="sans-serif" w:cs="Times New Roman"/>
+          <w:color w:val="1F1F1F"/>
+          <w:sz w:val="28"/>
+          <w:szCs w:val="28"/>
+        </w:rPr>
+        <w:t xml:space="preserve"> Прохождение учебной практики позволило мне систематизировать знания по языку C# и получить реальный опыт создания законченного приложения. Я научился не только писать работоспособный код, но и проводить его оптимизацию, а также работать с технической документацией. Считаю, что все поставленные задачи выполнены в полном объеме, а полученная база станет надежным фундаментом для моей дальнейшей профессиональной деятельности.</w:t>
       </w:r>
     </w:p>
     <w:p>
       <w:pPr>
-        <w:spacing w:after="0" w:line="240" w:lineRule="auto"/>
-        <w:ind w:firstLine="709"/>
         <w:rPr>
-          <w:rFonts w:hint="default" w:ascii="Times New Roman" w:hAnsi="Times New Roman"/>
-          <w:sz w:val="28"/>
-          <w:szCs w:val="28"/>
-        </w:rPr>
-      </w:pPr>
-      <w:r>
-        <w:rPr>
-          <w:rFonts w:hint="default" w:ascii="Times New Roman" w:hAnsi="Times New Roman"/>
-          <w:sz w:val="28"/>
-          <w:szCs w:val="28"/>
-        </w:rPr>
-        <w:t>namespace FinanceApp</w:t>
-      </w:r>
-    </w:p>
-    <w:p>
-      <w:pPr>
-        <w:spacing w:after="0" w:line="240" w:lineRule="auto"/>
-        <w:ind w:firstLine="709"/>
-        <w:rPr>
-          <w:rFonts w:hint="default" w:ascii="Times New Roman" w:hAnsi="Times New Roman"/>
-          <w:sz w:val="28"/>
-          <w:szCs w:val="28"/>
-        </w:rPr>
-      </w:pPr>
-      <w:r>
-        <w:rPr>
-          <w:rFonts w:hint="default" w:ascii="Times New Roman" w:hAnsi="Times New Roman"/>
-          <w:sz w:val="28"/>
-          <w:szCs w:val="28"/>
-        </w:rPr>
-        <w:t>{</w:t>
-      </w:r>
-    </w:p>
-    <w:p>
-      <w:pPr>
-        <w:spacing w:after="0" w:line="240" w:lineRule="auto"/>
-        <w:ind w:firstLine="709"/>
-        <w:rPr>
-          <w:rFonts w:hint="default" w:ascii="Times New Roman" w:hAnsi="Times New Roman"/>
-          <w:sz w:val="28"/>
-          <w:szCs w:val="28"/>
-        </w:rPr>
-      </w:pPr>
-      <w:r>
-        <w:rPr>
-          <w:rFonts w:hint="default" w:ascii="Times New Roman" w:hAnsi="Times New Roman"/>
-          <w:sz w:val="28"/>
-          <w:szCs w:val="28"/>
-        </w:rPr>
-        <w:t xml:space="preserve">    public partial class MainWindow : Window</w:t>
-      </w:r>
-    </w:p>
-    <w:p>
-      <w:pPr>
-        <w:spacing w:after="0" w:line="240" w:lineRule="auto"/>
-        <w:ind w:firstLine="709"/>
-        <w:rPr>
-          <w:rFonts w:hint="default" w:ascii="Times New Roman" w:hAnsi="Times New Roman"/>
-          <w:sz w:val="28"/>
-          <w:szCs w:val="28"/>
-        </w:rPr>
-      </w:pPr>
-      <w:r>
-        <w:rPr>
-          <w:rFonts w:hint="default" w:ascii="Times New Roman" w:hAnsi="Times New Roman"/>
-          <w:sz w:val="28"/>
-          <w:szCs w:val="28"/>
-        </w:rPr>
-        <w:t xml:space="preserve">    {</w:t>
-      </w:r>
-    </w:p>
-    <w:p>
-      <w:pPr>
-        <w:spacing w:after="0" w:line="240" w:lineRule="auto"/>
-        <w:ind w:firstLine="709"/>
-        <w:rPr>
-          <w:rFonts w:hint="default" w:ascii="Times New Roman" w:hAnsi="Times New Roman"/>
-          <w:sz w:val="28"/>
-          <w:szCs w:val="28"/>
-        </w:rPr>
-      </w:pPr>
-      <w:r>
-        <w:rPr>
-          <w:rFonts w:hint="default" w:ascii="Times New Roman" w:hAnsi="Times New Roman"/>
-          <w:sz w:val="28"/>
-          <w:szCs w:val="28"/>
-        </w:rPr>
-        <w:t xml:space="preserve">        private string[] months = {</w:t>
-      </w:r>
-    </w:p>
-    <w:p>
-      <w:pPr>
-        <w:spacing w:after="0" w:line="240" w:lineRule="auto"/>
-        <w:ind w:firstLine="709"/>
-        <w:rPr>
-          <w:rFonts w:hint="default" w:ascii="Times New Roman" w:hAnsi="Times New Roman"/>
-          <w:sz w:val="28"/>
-          <w:szCs w:val="28"/>
-        </w:rPr>
-      </w:pPr>
-      <w:r>
-        <w:rPr>
-          <w:rFonts w:hint="default" w:ascii="Times New Roman" w:hAnsi="Times New Roman"/>
-          <w:sz w:val="28"/>
-          <w:szCs w:val="28"/>
-        </w:rPr>
-        <w:t xml:space="preserve">            "Январь", "Февраль", "Март", "Апрель", "Май", "Июнь",</w:t>
-      </w:r>
-    </w:p>
-    <w:p>
-      <w:pPr>
-        <w:spacing w:after="0" w:line="240" w:lineRule="auto"/>
-        <w:ind w:firstLine="709"/>
-        <w:rPr>
-          <w:rFonts w:hint="default" w:ascii="Times New Roman" w:hAnsi="Times New Roman"/>
-          <w:sz w:val="28"/>
-          <w:szCs w:val="28"/>
-        </w:rPr>
-      </w:pPr>
-      <w:r>
-        <w:rPr>
-          <w:rFonts w:hint="default" w:ascii="Times New Roman" w:hAnsi="Times New Roman"/>
-          <w:sz w:val="28"/>
-          <w:szCs w:val="28"/>
-        </w:rPr>
-        <w:t xml:space="preserve">            "Июль", "Август", "Сентябрь", "Октябрь", "Ноябрь", "Декабрь"</w:t>
-      </w:r>
-    </w:p>
-    <w:p>
-      <w:pPr>
-        <w:spacing w:after="0" w:line="240" w:lineRule="auto"/>
-        <w:ind w:firstLine="709"/>
-        <w:rPr>
-          <w:rFonts w:hint="default" w:ascii="Times New Roman" w:hAnsi="Times New Roman"/>
-          <w:sz w:val="28"/>
-          <w:szCs w:val="28"/>
-        </w:rPr>
-      </w:pPr>
-      <w:r>
-        <w:rPr>
-          <w:rFonts w:hint="default" w:ascii="Times New Roman" w:hAnsi="Times New Roman"/>
-          <w:sz w:val="28"/>
-          <w:szCs w:val="28"/>
-        </w:rPr>
-        <w:t xml:space="preserve">        };</w:t>
-      </w:r>
-    </w:p>
-    <w:p>
-      <w:pPr>
-        <w:spacing w:after="0" w:line="240" w:lineRule="auto"/>
-        <w:ind w:firstLine="709"/>
-        <w:rPr>
-          <w:rFonts w:hint="default" w:ascii="Times New Roman" w:hAnsi="Times New Roman"/>
-          <w:sz w:val="28"/>
-          <w:szCs w:val="28"/>
-        </w:rPr>
-      </w:pPr>
-      <w:r>
-        <w:rPr>
-          <w:rFonts w:hint="default" w:ascii="Times New Roman" w:hAnsi="Times New Roman"/>
-          <w:sz w:val="28"/>
-          <w:szCs w:val="28"/>
-        </w:rPr>
-        <w:t xml:space="preserve">        private double[,] data = {</w:t>
-      </w:r>
-    </w:p>
-    <w:p>
-      <w:pPr>
-        <w:spacing w:after="0" w:line="240" w:lineRule="auto"/>
-        <w:ind w:firstLine="709"/>
-        <w:rPr>
-          <w:rFonts w:hint="default" w:ascii="Times New Roman" w:hAnsi="Times New Roman"/>
-          <w:sz w:val="28"/>
-          <w:szCs w:val="28"/>
-        </w:rPr>
-      </w:pPr>
-      <w:r>
-        <w:rPr>
-          <w:rFonts w:hint="default" w:ascii="Times New Roman" w:hAnsi="Times New Roman"/>
-          <w:sz w:val="28"/>
-          <w:szCs w:val="28"/>
-        </w:rPr>
-        <w:t xml:space="preserve">            { 150, 80 }, { 120, 170 }, { 210, 110 }, { 90, 150 },</w:t>
-      </w:r>
-    </w:p>
-    <w:p>
-      <w:pPr>
-        <w:spacing w:after="0" w:line="240" w:lineRule="auto"/>
-        <w:ind w:firstLine="709"/>
-        <w:rPr>
-          <w:rFonts w:hint="default" w:ascii="Times New Roman" w:hAnsi="Times New Roman"/>
-          <w:sz w:val="28"/>
-          <w:szCs w:val="28"/>
-        </w:rPr>
-      </w:pPr>
-      <w:r>
-        <w:rPr>
-          <w:rFonts w:hint="default" w:ascii="Times New Roman" w:hAnsi="Times New Roman"/>
-          <w:sz w:val="28"/>
-          <w:szCs w:val="28"/>
-        </w:rPr>
-        <w:t xml:space="preserve">            { 180, 170 }, { 220, 190 }, { 250, 240 }, { 200, 240 },</w:t>
-      </w:r>
-    </w:p>
-    <w:p>
-      <w:pPr>
-        <w:spacing w:after="0" w:line="240" w:lineRule="auto"/>
-        <w:ind w:firstLine="709"/>
-        <w:rPr>
-          <w:rFonts w:hint="default" w:ascii="Times New Roman" w:hAnsi="Times New Roman"/>
-          <w:sz w:val="28"/>
-          <w:szCs w:val="28"/>
-        </w:rPr>
-      </w:pPr>
-      <w:r>
-        <w:rPr>
-          <w:rFonts w:hint="default" w:ascii="Times New Roman" w:hAnsi="Times New Roman"/>
-          <w:sz w:val="28"/>
-          <w:szCs w:val="28"/>
-        </w:rPr>
-        <w:t xml:space="preserve">            { 150, 180 }, { 170, 150 }, { 140, 190 }, { 240, 230 }</w:t>
-      </w:r>
-    </w:p>
-    <w:p>
-      <w:pPr>
-        <w:spacing w:after="0" w:line="240" w:lineRule="auto"/>
-        <w:ind w:firstLine="709"/>
-        <w:rPr>
-          <w:rFonts w:hint="default" w:ascii="Times New Roman" w:hAnsi="Times New Roman"/>
-          <w:sz w:val="28"/>
-          <w:szCs w:val="28"/>
-        </w:rPr>
-      </w:pPr>
-      <w:r>
-        <w:rPr>
-          <w:rFonts w:hint="default" w:ascii="Times New Roman" w:hAnsi="Times New Roman"/>
-          <w:sz w:val="28"/>
-          <w:szCs w:val="28"/>
-        </w:rPr>
-        <w:t xml:space="preserve">        };</w:t>
-      </w:r>
-    </w:p>
-    <w:p>
-      <w:pPr>
-        <w:spacing w:after="0" w:line="240" w:lineRule="auto"/>
-        <w:ind w:firstLine="709"/>
-        <w:rPr>
-          <w:rFonts w:hint="default" w:ascii="Times New Roman" w:hAnsi="Times New Roman"/>
-          <w:sz w:val="28"/>
-          <w:szCs w:val="28"/>
-        </w:rPr>
-      </w:pPr>
-      <w:r>
-        <w:rPr>
-          <w:rFonts w:hint="default" w:ascii="Times New Roman" w:hAnsi="Times New Roman"/>
-          <w:sz w:val="28"/>
-          <w:szCs w:val="28"/>
-        </w:rPr>
-        <w:t xml:space="preserve">        private int currentIndex = 0;</w:t>
-      </w:r>
-    </w:p>
-    <w:p>
-      <w:pPr>
-        <w:spacing w:after="0" w:line="240" w:lineRule="auto"/>
-        <w:ind w:firstLine="709"/>
-        <w:rPr>
-          <w:rFonts w:hint="default" w:ascii="Times New Roman" w:hAnsi="Times New Roman"/>
-          <w:sz w:val="28"/>
-          <w:szCs w:val="28"/>
-        </w:rPr>
-      </w:pPr>
-      <w:r>
-        <w:rPr>
-          <w:rFonts w:hint="default" w:ascii="Times New Roman" w:hAnsi="Times New Roman"/>
-          <w:sz w:val="28"/>
-          <w:szCs w:val="28"/>
-        </w:rPr>
-        <w:t xml:space="preserve">        public MainWindow()</w:t>
-      </w:r>
-    </w:p>
-    <w:p>
-      <w:pPr>
-        <w:spacing w:after="0" w:line="240" w:lineRule="auto"/>
-        <w:ind w:firstLine="709"/>
-        <w:rPr>
-          <w:rFonts w:hint="default" w:ascii="Times New Roman" w:hAnsi="Times New Roman"/>
-          <w:sz w:val="28"/>
-          <w:szCs w:val="28"/>
-        </w:rPr>
-      </w:pPr>
-      <w:r>
-        <w:rPr>
-          <w:rFonts w:hint="default" w:ascii="Times New Roman" w:hAnsi="Times New Roman"/>
-          <w:sz w:val="28"/>
-          <w:szCs w:val="28"/>
-        </w:rPr>
-        <w:t xml:space="preserve">        {</w:t>
-      </w:r>
-    </w:p>
-    <w:p>
-      <w:pPr>
-        <w:spacing w:after="0" w:line="240" w:lineRule="auto"/>
-        <w:ind w:firstLine="709"/>
-        <w:rPr>
-          <w:rFonts w:hint="default" w:ascii="Times New Roman" w:hAnsi="Times New Roman"/>
-          <w:sz w:val="28"/>
-          <w:szCs w:val="28"/>
-        </w:rPr>
-      </w:pPr>
-      <w:r>
-        <w:rPr>
-          <w:rFonts w:hint="default" w:ascii="Times New Roman" w:hAnsi="Times New Roman"/>
-          <w:sz w:val="28"/>
-          <w:szCs w:val="28"/>
-        </w:rPr>
-        <w:t xml:space="preserve">            InitializeComponent();</w:t>
-      </w:r>
-    </w:p>
-    <w:p>
-      <w:pPr>
-        <w:spacing w:after="0" w:line="240" w:lineRule="auto"/>
-        <w:ind w:firstLine="709"/>
-        <w:rPr>
-          <w:rFonts w:hint="default" w:ascii="Times New Roman" w:hAnsi="Times New Roman"/>
-          <w:sz w:val="28"/>
-          <w:szCs w:val="28"/>
-        </w:rPr>
-      </w:pPr>
-      <w:r>
-        <w:rPr>
-          <w:rFonts w:hint="default" w:ascii="Times New Roman" w:hAnsi="Times New Roman"/>
-          <w:sz w:val="28"/>
-          <w:szCs w:val="28"/>
-        </w:rPr>
-        <w:t xml:space="preserve">            this.Loaded += (s, e) =&gt; UpdateUI();</w:t>
-      </w:r>
-    </w:p>
-    <w:p>
-      <w:pPr>
-        <w:spacing w:after="0" w:line="240" w:lineRule="auto"/>
-        <w:ind w:firstLine="709"/>
-        <w:rPr>
-          <w:rFonts w:hint="default" w:ascii="Times New Roman" w:hAnsi="Times New Roman"/>
-          <w:sz w:val="28"/>
-          <w:szCs w:val="28"/>
-        </w:rPr>
-      </w:pPr>
-      <w:r>
-        <w:rPr>
-          <w:rFonts w:hint="default" w:ascii="Times New Roman" w:hAnsi="Times New Roman"/>
-          <w:sz w:val="28"/>
-          <w:szCs w:val="28"/>
-        </w:rPr>
-        <w:t xml:space="preserve">        }</w:t>
-      </w:r>
-    </w:p>
-    <w:p>
-      <w:pPr>
-        <w:spacing w:after="0" w:line="240" w:lineRule="auto"/>
-        <w:ind w:firstLine="709"/>
-        <w:rPr>
-          <w:rFonts w:hint="default" w:ascii="Times New Roman" w:hAnsi="Times New Roman"/>
-          <w:sz w:val="28"/>
-          <w:szCs w:val="28"/>
-        </w:rPr>
-      </w:pPr>
-      <w:r>
-        <w:rPr>
-          <w:rFonts w:hint="default" w:ascii="Times New Roman" w:hAnsi="Times New Roman"/>
-          <w:sz w:val="28"/>
-          <w:szCs w:val="28"/>
-        </w:rPr>
-        <w:t xml:space="preserve">        private void NextMonth_Click(object sender, RoutedEventArgs e)</w:t>
-      </w:r>
-    </w:p>
-    <w:p>
-      <w:pPr>
-        <w:spacing w:after="0" w:line="240" w:lineRule="auto"/>
-        <w:ind w:firstLine="709"/>
-        <w:rPr>
-          <w:rFonts w:hint="default" w:ascii="Times New Roman" w:hAnsi="Times New Roman"/>
-          <w:sz w:val="28"/>
-          <w:szCs w:val="28"/>
-        </w:rPr>
-      </w:pPr>
-      <w:r>
-        <w:rPr>
-          <w:rFonts w:hint="default" w:ascii="Times New Roman" w:hAnsi="Times New Roman"/>
-          <w:sz w:val="28"/>
-          <w:szCs w:val="28"/>
-        </w:rPr>
-        <w:t xml:space="preserve">        {</w:t>
-      </w:r>
-    </w:p>
-    <w:p>
-      <w:pPr>
-        <w:spacing w:after="0" w:line="240" w:lineRule="auto"/>
-        <w:ind w:firstLine="709"/>
-        <w:rPr>
-          <w:rFonts w:hint="default" w:ascii="Times New Roman" w:hAnsi="Times New Roman"/>
-          <w:sz w:val="28"/>
-          <w:szCs w:val="28"/>
-        </w:rPr>
-      </w:pPr>
-      <w:r>
-        <w:rPr>
-          <w:rFonts w:hint="default" w:ascii="Times New Roman" w:hAnsi="Times New Roman"/>
-          <w:sz w:val="28"/>
-          <w:szCs w:val="28"/>
-        </w:rPr>
-        <w:t xml:space="preserve">            currentIndex = (currentIndex + 1) % months.Length;</w:t>
-      </w:r>
-    </w:p>
-    <w:p>
-      <w:pPr>
-        <w:spacing w:after="0" w:line="240" w:lineRule="auto"/>
-        <w:ind w:firstLine="709"/>
-        <w:rPr>
-          <w:rFonts w:hint="default" w:ascii="Times New Roman" w:hAnsi="Times New Roman"/>
-          <w:sz w:val="28"/>
-          <w:szCs w:val="28"/>
-        </w:rPr>
-      </w:pPr>
-      <w:r>
-        <w:rPr>
-          <w:rFonts w:hint="default" w:ascii="Times New Roman" w:hAnsi="Times New Roman"/>
-          <w:sz w:val="28"/>
-          <w:szCs w:val="28"/>
-        </w:rPr>
-        <w:t xml:space="preserve">            AnimateFlip(1);</w:t>
-      </w:r>
-    </w:p>
-    <w:p>
-      <w:pPr>
-        <w:spacing w:after="0" w:line="240" w:lineRule="auto"/>
-        <w:ind w:firstLine="709"/>
-        <w:rPr>
-          <w:rFonts w:hint="default" w:ascii="Times New Roman" w:hAnsi="Times New Roman"/>
-          <w:sz w:val="28"/>
-          <w:szCs w:val="28"/>
-        </w:rPr>
-      </w:pPr>
-      <w:r>
-        <w:rPr>
-          <w:rFonts w:hint="default" w:ascii="Times New Roman" w:hAnsi="Times New Roman"/>
-          <w:sz w:val="28"/>
-          <w:szCs w:val="28"/>
-        </w:rPr>
-        <w:t xml:space="preserve">        }</w:t>
-      </w:r>
-    </w:p>
-    <w:p>
-      <w:pPr>
-        <w:spacing w:after="0" w:line="240" w:lineRule="auto"/>
-        <w:ind w:firstLine="709"/>
-        <w:rPr>
-          <w:rFonts w:hint="default" w:ascii="Times New Roman" w:hAnsi="Times New Roman"/>
-          <w:sz w:val="28"/>
-          <w:szCs w:val="28"/>
-        </w:rPr>
-      </w:pPr>
-      <w:r>
-        <w:rPr>
-          <w:rFonts w:hint="default" w:ascii="Times New Roman" w:hAnsi="Times New Roman"/>
-          <w:sz w:val="28"/>
-          <w:szCs w:val="28"/>
-        </w:rPr>
-        <w:t xml:space="preserve">        private void PrevMonth_Click(object sender, RoutedEventArgs e)</w:t>
-      </w:r>
-    </w:p>
-    <w:p>
-      <w:pPr>
-        <w:spacing w:after="0" w:line="240" w:lineRule="auto"/>
-        <w:ind w:firstLine="709"/>
-        <w:rPr>
-          <w:rFonts w:hint="default" w:ascii="Times New Roman" w:hAnsi="Times New Roman"/>
-          <w:sz w:val="28"/>
-          <w:szCs w:val="28"/>
-        </w:rPr>
-      </w:pPr>
-    </w:p>
-    <w:p>
-      <w:pPr>
-        <w:spacing w:after="0" w:line="240" w:lineRule="auto"/>
-        <w:ind w:firstLine="709"/>
-        <w:rPr>
-          <w:rFonts w:hint="default" w:ascii="Times New Roman" w:hAnsi="Times New Roman"/>
-          <w:sz w:val="28"/>
-          <w:szCs w:val="28"/>
-        </w:rPr>
-      </w:pPr>
-    </w:p>
-    <w:p>
-      <w:pPr>
-        <w:spacing w:after="0" w:line="240" w:lineRule="auto"/>
-        <w:ind w:firstLine="709"/>
-        <w:rPr>
-          <w:rFonts w:hint="default" w:ascii="Times New Roman" w:hAnsi="Times New Roman"/>
-          <w:sz w:val="28"/>
-          <w:szCs w:val="28"/>
-        </w:rPr>
-      </w:pPr>
-    </w:p>
-    <w:p>
-      <w:pPr>
-        <w:spacing w:after="0" w:line="240" w:lineRule="auto"/>
-        <w:rPr>
-          <w:rFonts w:hint="default" w:ascii="Times New Roman" w:hAnsi="Times New Roman"/>
-          <w:sz w:val="28"/>
-          <w:szCs w:val="28"/>
+          <w:rFonts w:hint="default" w:ascii="Times New Roman" w:hAnsi="Times New Roman" w:cs="Times New Roman"/>
+          <w:lang w:val="en-US"/>
         </w:rPr>
       </w:pPr>
       <w:bookmarkStart w:id="0" w:name="_GoBack"/>
       <w:bookmarkEnd w:id="0"/>
-    </w:p>
-    <w:p>
-      <w:pPr>
-        <w:spacing w:after="0" w:line="240" w:lineRule="auto"/>
-        <w:ind w:firstLine="709"/>
-        <w:rPr>
-          <w:rFonts w:hint="default" w:ascii="Times New Roman" w:hAnsi="Times New Roman"/>
-          <w:sz w:val="28"/>
-          <w:szCs w:val="28"/>
-        </w:rPr>
-      </w:pPr>
-      <w:r>
-        <w:rPr>
-          <w:rFonts w:hint="default" w:ascii="Times New Roman" w:hAnsi="Times New Roman"/>
-          <w:sz w:val="28"/>
-          <w:szCs w:val="28"/>
-        </w:rPr>
-        <w:t xml:space="preserve">        {</w:t>
-      </w:r>
-    </w:p>
-    <w:p>
-      <w:pPr>
-        <w:spacing w:after="0" w:line="240" w:lineRule="auto"/>
-        <w:ind w:firstLine="709"/>
-        <w:rPr>
-          <w:rFonts w:hint="default" w:ascii="Times New Roman" w:hAnsi="Times New Roman"/>
-          <w:sz w:val="28"/>
-          <w:szCs w:val="28"/>
-        </w:rPr>
-      </w:pPr>
-      <w:r>
-        <w:rPr>
-          <w:rFonts w:hint="default" w:ascii="Times New Roman" w:hAnsi="Times New Roman"/>
-          <w:sz w:val="28"/>
-          <w:szCs w:val="28"/>
-        </w:rPr>
-        <w:t xml:space="preserve">            currentIndex = (currentIndex - 1 + months.Length) % months.Length;</w:t>
-      </w:r>
-    </w:p>
-    <w:p>
-      <w:pPr>
-        <w:spacing w:after="0" w:line="240" w:lineRule="auto"/>
-        <w:ind w:firstLine="709"/>
-        <w:rPr>
-          <w:rFonts w:hint="default" w:ascii="Times New Roman" w:hAnsi="Times New Roman"/>
-          <w:sz w:val="28"/>
-          <w:szCs w:val="28"/>
-        </w:rPr>
-      </w:pPr>
-      <w:r>
-        <w:rPr>
-          <w:rFonts w:hint="default" w:ascii="Times New Roman" w:hAnsi="Times New Roman"/>
-          <w:sz w:val="28"/>
-          <w:szCs w:val="28"/>
-        </w:rPr>
-        <w:t xml:space="preserve">            AnimateFlip(-1);</w:t>
-      </w:r>
-    </w:p>
-    <w:p>
-      <w:pPr>
-        <w:spacing w:after="0" w:line="240" w:lineRule="auto"/>
-        <w:ind w:firstLine="709"/>
-        <w:rPr>
-          <w:rFonts w:hint="default" w:ascii="Times New Roman" w:hAnsi="Times New Roman"/>
-          <w:sz w:val="28"/>
-          <w:szCs w:val="28"/>
-        </w:rPr>
-      </w:pPr>
-      <w:r>
-        <w:rPr>
-          <w:rFonts w:hint="default" w:ascii="Times New Roman" w:hAnsi="Times New Roman"/>
-          <w:sz w:val="28"/>
-          <w:szCs w:val="28"/>
-        </w:rPr>
-        <w:t xml:space="preserve">        }</w:t>
-      </w:r>
-    </w:p>
-    <w:p>
-      <w:pPr>
-        <w:spacing w:after="0" w:line="240" w:lineRule="auto"/>
-        <w:ind w:firstLine="709"/>
-        <w:rPr>
-          <w:rFonts w:hint="default" w:ascii="Times New Roman" w:hAnsi="Times New Roman"/>
-          <w:sz w:val="28"/>
-          <w:szCs w:val="28"/>
-        </w:rPr>
-      </w:pPr>
-      <w:r>
-        <w:rPr>
-          <w:rFonts w:hint="default" w:ascii="Times New Roman" w:hAnsi="Times New Roman"/>
-          <w:sz w:val="28"/>
-          <w:szCs w:val="28"/>
-        </w:rPr>
-        <w:t xml:space="preserve">        private void AnimateFlip(int direction)</w:t>
-      </w:r>
-    </w:p>
-    <w:p>
-      <w:pPr>
-        <w:spacing w:after="0" w:line="240" w:lineRule="auto"/>
-        <w:ind w:firstLine="709"/>
-        <w:rPr>
-          <w:rFonts w:hint="default" w:ascii="Times New Roman" w:hAnsi="Times New Roman"/>
-          <w:sz w:val="28"/>
-          <w:szCs w:val="28"/>
-        </w:rPr>
-      </w:pPr>
-      <w:r>
-        <w:rPr>
-          <w:rFonts w:hint="default" w:ascii="Times New Roman" w:hAnsi="Times New Roman"/>
-          <w:sz w:val="28"/>
-          <w:szCs w:val="28"/>
-        </w:rPr>
-        <w:t xml:space="preserve">        {</w:t>
-      </w:r>
-    </w:p>
-    <w:p>
-      <w:pPr>
-        <w:spacing w:after="0" w:line="240" w:lineRule="auto"/>
-        <w:ind w:firstLine="709"/>
-        <w:rPr>
-          <w:rFonts w:hint="default" w:ascii="Times New Roman" w:hAnsi="Times New Roman"/>
-          <w:sz w:val="28"/>
-          <w:szCs w:val="28"/>
-        </w:rPr>
-      </w:pPr>
-      <w:r>
-        <w:rPr>
-          <w:rFonts w:hint="default" w:ascii="Times New Roman" w:hAnsi="Times New Roman"/>
-          <w:sz w:val="28"/>
-          <w:szCs w:val="28"/>
-        </w:rPr>
-        <w:t xml:space="preserve">            DoubleAnimation slideOut = new DoubleAnimation</w:t>
-      </w:r>
-    </w:p>
-    <w:p>
-      <w:pPr>
-        <w:spacing w:after="0" w:line="240" w:lineRule="auto"/>
-        <w:ind w:firstLine="709"/>
-        <w:rPr>
-          <w:rFonts w:hint="default" w:ascii="Times New Roman" w:hAnsi="Times New Roman"/>
-          <w:sz w:val="28"/>
-          <w:szCs w:val="28"/>
-        </w:rPr>
-      </w:pPr>
-      <w:r>
-        <w:rPr>
-          <w:rFonts w:hint="default" w:ascii="Times New Roman" w:hAnsi="Times New Roman"/>
-          <w:sz w:val="28"/>
-          <w:szCs w:val="28"/>
-        </w:rPr>
-        <w:t xml:space="preserve">            {</w:t>
-      </w:r>
-    </w:p>
-    <w:p>
-      <w:pPr>
-        <w:spacing w:after="0" w:line="240" w:lineRule="auto"/>
-        <w:ind w:firstLine="709"/>
-        <w:rPr>
-          <w:rFonts w:hint="default" w:ascii="Times New Roman" w:hAnsi="Times New Roman"/>
-          <w:sz w:val="28"/>
-          <w:szCs w:val="28"/>
-        </w:rPr>
-      </w:pPr>
-      <w:r>
-        <w:rPr>
-          <w:rFonts w:hint="default" w:ascii="Times New Roman" w:hAnsi="Times New Roman"/>
-          <w:sz w:val="28"/>
-          <w:szCs w:val="28"/>
-        </w:rPr>
-        <w:t xml:space="preserve">                To = direction * -50,</w:t>
-      </w:r>
-    </w:p>
-    <w:p>
-      <w:pPr>
-        <w:spacing w:after="0" w:line="240" w:lineRule="auto"/>
-        <w:ind w:firstLine="709"/>
-        <w:rPr>
-          <w:rFonts w:hint="default" w:ascii="Times New Roman" w:hAnsi="Times New Roman"/>
-          <w:sz w:val="28"/>
-          <w:szCs w:val="28"/>
-        </w:rPr>
-      </w:pPr>
-      <w:r>
-        <w:rPr>
-          <w:rFonts w:hint="default" w:ascii="Times New Roman" w:hAnsi="Times New Roman"/>
-          <w:sz w:val="28"/>
-          <w:szCs w:val="28"/>
-        </w:rPr>
-        <w:t xml:space="preserve">                Duration = TimeSpan.FromMilliseconds(150)</w:t>
-      </w:r>
-    </w:p>
-    <w:p>
-      <w:pPr>
-        <w:spacing w:after="0" w:line="240" w:lineRule="auto"/>
-        <w:ind w:firstLine="709"/>
-        <w:rPr>
-          <w:rFonts w:hint="default" w:ascii="Times New Roman" w:hAnsi="Times New Roman"/>
-          <w:sz w:val="28"/>
-          <w:szCs w:val="28"/>
-        </w:rPr>
-      </w:pPr>
-      <w:r>
-        <w:rPr>
-          <w:rFonts w:hint="default" w:ascii="Times New Roman" w:hAnsi="Times New Roman"/>
-          <w:sz w:val="28"/>
-          <w:szCs w:val="28"/>
-        </w:rPr>
-        <w:t xml:space="preserve">            };</w:t>
-      </w:r>
-    </w:p>
-    <w:p>
-      <w:pPr>
-        <w:spacing w:after="0" w:line="240" w:lineRule="auto"/>
-        <w:ind w:firstLine="709"/>
-        <w:rPr>
-          <w:rFonts w:hint="default" w:ascii="Times New Roman" w:hAnsi="Times New Roman"/>
-          <w:sz w:val="28"/>
-          <w:szCs w:val="28"/>
-        </w:rPr>
-      </w:pPr>
-      <w:r>
-        <w:rPr>
-          <w:rFonts w:hint="default" w:ascii="Times New Roman" w:hAnsi="Times New Roman"/>
-          <w:sz w:val="28"/>
-          <w:szCs w:val="28"/>
-        </w:rPr>
-        <w:t xml:space="preserve">            slideOut.Completed += (s, e) =&gt;</w:t>
-      </w:r>
-    </w:p>
-    <w:p>
-      <w:pPr>
-        <w:spacing w:after="0" w:line="240" w:lineRule="auto"/>
-        <w:ind w:firstLine="709"/>
-        <w:rPr>
-          <w:rFonts w:hint="default" w:ascii="Times New Roman" w:hAnsi="Times New Roman"/>
-          <w:sz w:val="28"/>
-          <w:szCs w:val="28"/>
-        </w:rPr>
-      </w:pPr>
-      <w:r>
-        <w:rPr>
-          <w:rFonts w:hint="default" w:ascii="Times New Roman" w:hAnsi="Times New Roman"/>
-          <w:sz w:val="28"/>
-          <w:szCs w:val="28"/>
-        </w:rPr>
-        <w:t xml:space="preserve">            {</w:t>
-      </w:r>
-    </w:p>
-    <w:p>
-      <w:pPr>
-        <w:spacing w:after="0" w:line="240" w:lineRule="auto"/>
-        <w:ind w:firstLine="709"/>
-        <w:rPr>
-          <w:rFonts w:hint="default" w:ascii="Times New Roman" w:hAnsi="Times New Roman"/>
-          <w:sz w:val="28"/>
-          <w:szCs w:val="28"/>
-        </w:rPr>
-      </w:pPr>
-      <w:r>
-        <w:rPr>
-          <w:rFonts w:hint="default" w:ascii="Times New Roman" w:hAnsi="Times New Roman"/>
-          <w:sz w:val="28"/>
-          <w:szCs w:val="28"/>
-        </w:rPr>
-        <w:t xml:space="preserve">                UpdateUI();</w:t>
-      </w:r>
-    </w:p>
-    <w:p>
-      <w:pPr>
-        <w:spacing w:after="0" w:line="240" w:lineRule="auto"/>
-        <w:ind w:firstLine="709"/>
-        <w:rPr>
-          <w:rFonts w:hint="default" w:ascii="Times New Roman" w:hAnsi="Times New Roman"/>
-          <w:sz w:val="28"/>
-          <w:szCs w:val="28"/>
-        </w:rPr>
-      </w:pPr>
-      <w:r>
-        <w:rPr>
-          <w:rFonts w:hint="default" w:ascii="Times New Roman" w:hAnsi="Times New Roman"/>
-          <w:sz w:val="28"/>
-          <w:szCs w:val="28"/>
-        </w:rPr>
-        <w:t xml:space="preserve">                MonthTextTransform.X = direction * 50;</w:t>
-      </w:r>
-    </w:p>
-    <w:p>
-      <w:pPr>
-        <w:spacing w:after="0" w:line="240" w:lineRule="auto"/>
-        <w:ind w:firstLine="709"/>
-        <w:rPr>
-          <w:rFonts w:hint="default" w:ascii="Times New Roman" w:hAnsi="Times New Roman"/>
-          <w:sz w:val="28"/>
-          <w:szCs w:val="28"/>
-        </w:rPr>
-      </w:pPr>
-      <w:r>
-        <w:rPr>
-          <w:rFonts w:hint="default" w:ascii="Times New Roman" w:hAnsi="Times New Roman"/>
-          <w:sz w:val="28"/>
-          <w:szCs w:val="28"/>
-        </w:rPr>
-        <w:t xml:space="preserve">                DoubleAnimation slideIn = new DoubleAnimation</w:t>
-      </w:r>
-    </w:p>
-    <w:p>
-      <w:pPr>
-        <w:spacing w:after="0" w:line="240" w:lineRule="auto"/>
-        <w:ind w:firstLine="709"/>
-        <w:rPr>
-          <w:rFonts w:hint="default" w:ascii="Times New Roman" w:hAnsi="Times New Roman"/>
-          <w:sz w:val="28"/>
-          <w:szCs w:val="28"/>
-        </w:rPr>
-      </w:pPr>
-      <w:r>
-        <w:rPr>
-          <w:rFonts w:hint="default" w:ascii="Times New Roman" w:hAnsi="Times New Roman"/>
-          <w:sz w:val="28"/>
-          <w:szCs w:val="28"/>
-        </w:rPr>
-        <w:t xml:space="preserve">                {</w:t>
-      </w:r>
-    </w:p>
-    <w:p>
-      <w:pPr>
-        <w:spacing w:after="0" w:line="240" w:lineRule="auto"/>
-        <w:ind w:firstLine="709"/>
-        <w:rPr>
-          <w:rFonts w:hint="default" w:ascii="Times New Roman" w:hAnsi="Times New Roman"/>
-          <w:sz w:val="28"/>
-          <w:szCs w:val="28"/>
-        </w:rPr>
-      </w:pPr>
-      <w:r>
-        <w:rPr>
-          <w:rFonts w:hint="default" w:ascii="Times New Roman" w:hAnsi="Times New Roman"/>
-          <w:sz w:val="28"/>
-          <w:szCs w:val="28"/>
-        </w:rPr>
-        <w:t xml:space="preserve">                    To = 0,</w:t>
-      </w:r>
-    </w:p>
-    <w:p>
-      <w:pPr>
-        <w:spacing w:after="0" w:line="240" w:lineRule="auto"/>
-        <w:ind w:firstLine="709"/>
-        <w:rPr>
-          <w:rFonts w:hint="default" w:ascii="Times New Roman" w:hAnsi="Times New Roman"/>
-          <w:sz w:val="28"/>
-          <w:szCs w:val="28"/>
-        </w:rPr>
-      </w:pPr>
-      <w:r>
-        <w:rPr>
-          <w:rFonts w:hint="default" w:ascii="Times New Roman" w:hAnsi="Times New Roman"/>
-          <w:sz w:val="28"/>
-          <w:szCs w:val="28"/>
-        </w:rPr>
-        <w:t xml:space="preserve">                    Duration = TimeSpan.FromMilliseconds(150)</w:t>
-      </w:r>
-    </w:p>
-    <w:p>
-      <w:pPr>
-        <w:spacing w:after="0" w:line="240" w:lineRule="auto"/>
-        <w:ind w:firstLine="709"/>
-        <w:rPr>
-          <w:rFonts w:hint="default" w:ascii="Times New Roman" w:hAnsi="Times New Roman"/>
-          <w:sz w:val="28"/>
-          <w:szCs w:val="28"/>
-        </w:rPr>
-      </w:pPr>
-      <w:r>
-        <w:rPr>
-          <w:rFonts w:hint="default" w:ascii="Times New Roman" w:hAnsi="Times New Roman"/>
-          <w:sz w:val="28"/>
-          <w:szCs w:val="28"/>
-        </w:rPr>
-        <w:t xml:space="preserve">                };</w:t>
-      </w:r>
-    </w:p>
-    <w:p>
-      <w:pPr>
-        <w:spacing w:after="0" w:line="240" w:lineRule="auto"/>
-        <w:ind w:firstLine="709"/>
-        <w:rPr>
-          <w:rFonts w:hint="default" w:ascii="Times New Roman" w:hAnsi="Times New Roman"/>
-          <w:sz w:val="28"/>
-          <w:szCs w:val="28"/>
-        </w:rPr>
-      </w:pPr>
-      <w:r>
-        <w:rPr>
-          <w:rFonts w:hint="default" w:ascii="Times New Roman" w:hAnsi="Times New Roman"/>
-          <w:sz w:val="28"/>
-          <w:szCs w:val="28"/>
-        </w:rPr>
-        <w:t xml:space="preserve">                MonthTextTransform.BeginAnimation(TranslateTransform.XProperty, slideIn);</w:t>
-      </w:r>
-    </w:p>
-    <w:p>
-      <w:pPr>
-        <w:spacing w:after="0" w:line="240" w:lineRule="auto"/>
-        <w:ind w:firstLine="709"/>
-        <w:rPr>
-          <w:rFonts w:hint="default" w:ascii="Times New Roman" w:hAnsi="Times New Roman"/>
-          <w:sz w:val="28"/>
-          <w:szCs w:val="28"/>
-        </w:rPr>
-      </w:pPr>
-      <w:r>
-        <w:rPr>
-          <w:rFonts w:hint="default" w:ascii="Times New Roman" w:hAnsi="Times New Roman"/>
-          <w:sz w:val="28"/>
-          <w:szCs w:val="28"/>
-        </w:rPr>
-        <w:t xml:space="preserve">            };</w:t>
-      </w:r>
-    </w:p>
-    <w:p>
-      <w:pPr>
-        <w:spacing w:after="0" w:line="240" w:lineRule="auto"/>
-        <w:ind w:firstLine="709"/>
-        <w:rPr>
-          <w:rFonts w:hint="default" w:ascii="Times New Roman" w:hAnsi="Times New Roman"/>
-          <w:sz w:val="28"/>
-          <w:szCs w:val="28"/>
-        </w:rPr>
-      </w:pPr>
-      <w:r>
-        <w:rPr>
-          <w:rFonts w:hint="default" w:ascii="Times New Roman" w:hAnsi="Times New Roman"/>
-          <w:sz w:val="28"/>
-          <w:szCs w:val="28"/>
-        </w:rPr>
-        <w:t xml:space="preserve">            MonthTextTransform.BeginAnimation(TranslateTransform.XProperty, slideOut);</w:t>
-      </w:r>
-    </w:p>
-    <w:p>
-      <w:pPr>
-        <w:spacing w:after="0" w:line="240" w:lineRule="auto"/>
-        <w:ind w:firstLine="709"/>
-        <w:rPr>
-          <w:rFonts w:hint="default" w:ascii="Times New Roman" w:hAnsi="Times New Roman"/>
-          <w:sz w:val="28"/>
-          <w:szCs w:val="28"/>
-        </w:rPr>
-      </w:pPr>
-      <w:r>
-        <w:rPr>
-          <w:rFonts w:hint="default" w:ascii="Times New Roman" w:hAnsi="Times New Roman"/>
-          <w:sz w:val="28"/>
-          <w:szCs w:val="28"/>
-        </w:rPr>
-        <w:t xml:space="preserve">        }</w:t>
-      </w:r>
-    </w:p>
-    <w:p>
-      <w:pPr>
-        <w:spacing w:after="0" w:line="240" w:lineRule="auto"/>
-        <w:ind w:firstLine="709"/>
-        <w:rPr>
-          <w:rFonts w:hint="default" w:ascii="Times New Roman" w:hAnsi="Times New Roman"/>
-          <w:sz w:val="28"/>
-          <w:szCs w:val="28"/>
-        </w:rPr>
-      </w:pPr>
-      <w:r>
-        <w:rPr>
-          <w:rFonts w:hint="default" w:ascii="Times New Roman" w:hAnsi="Times New Roman"/>
-          <w:sz w:val="28"/>
-          <w:szCs w:val="28"/>
-        </w:rPr>
-        <w:t xml:space="preserve">        private void UpdateUI()</w:t>
-      </w:r>
-    </w:p>
-    <w:p>
-      <w:pPr>
-        <w:spacing w:after="0" w:line="240" w:lineRule="auto"/>
-        <w:ind w:firstLine="709"/>
-        <w:rPr>
-          <w:rFonts w:hint="default" w:ascii="Times New Roman" w:hAnsi="Times New Roman"/>
-          <w:sz w:val="28"/>
-          <w:szCs w:val="28"/>
-        </w:rPr>
-      </w:pPr>
-      <w:r>
-        <w:rPr>
-          <w:rFonts w:hint="default" w:ascii="Times New Roman" w:hAnsi="Times New Roman"/>
-          <w:sz w:val="28"/>
-          <w:szCs w:val="28"/>
-        </w:rPr>
-        <w:t xml:space="preserve">        {</w:t>
-      </w:r>
-    </w:p>
-    <w:p>
-      <w:pPr>
-        <w:spacing w:after="0" w:line="240" w:lineRule="auto"/>
-        <w:ind w:firstLine="709"/>
-        <w:rPr>
-          <w:rFonts w:hint="default" w:ascii="Times New Roman" w:hAnsi="Times New Roman"/>
-          <w:sz w:val="28"/>
-          <w:szCs w:val="28"/>
-        </w:rPr>
-      </w:pPr>
-      <w:r>
-        <w:rPr>
-          <w:rFonts w:hint="default" w:ascii="Times New Roman" w:hAnsi="Times New Roman"/>
-          <w:sz w:val="28"/>
-          <w:szCs w:val="28"/>
-        </w:rPr>
-        <w:t xml:space="preserve">            MonthLabel.Text = months[currentIndex];</w:t>
-      </w:r>
-    </w:p>
-    <w:p>
-      <w:pPr>
-        <w:spacing w:after="0" w:line="240" w:lineRule="auto"/>
-        <w:ind w:firstLine="709"/>
-        <w:rPr>
-          <w:rFonts w:hint="default" w:ascii="Times New Roman" w:hAnsi="Times New Roman"/>
-          <w:sz w:val="28"/>
-          <w:szCs w:val="28"/>
-        </w:rPr>
-      </w:pPr>
-      <w:r>
-        <w:rPr>
-          <w:rFonts w:hint="default" w:ascii="Times New Roman" w:hAnsi="Times New Roman"/>
-          <w:sz w:val="28"/>
-          <w:szCs w:val="28"/>
-        </w:rPr>
-        <w:t xml:space="preserve">            double income = data[currentIndex, 0];</w:t>
-      </w:r>
-    </w:p>
-    <w:p>
-      <w:pPr>
-        <w:spacing w:after="0" w:line="240" w:lineRule="auto"/>
-        <w:ind w:firstLine="709"/>
-        <w:rPr>
-          <w:rFonts w:hint="default" w:ascii="Times New Roman" w:hAnsi="Times New Roman"/>
-          <w:sz w:val="28"/>
-          <w:szCs w:val="28"/>
-        </w:rPr>
-      </w:pPr>
-      <w:r>
-        <w:rPr>
-          <w:rFonts w:hint="default" w:ascii="Times New Roman" w:hAnsi="Times New Roman"/>
-          <w:sz w:val="28"/>
-          <w:szCs w:val="28"/>
-        </w:rPr>
-        <w:t xml:space="preserve">            double expense = data[currentIndex, 1];</w:t>
-      </w:r>
-    </w:p>
-    <w:p>
-      <w:pPr>
-        <w:spacing w:after="0" w:line="240" w:lineRule="auto"/>
-        <w:ind w:firstLine="709"/>
-        <w:rPr>
-          <w:rFonts w:hint="default" w:ascii="Times New Roman" w:hAnsi="Times New Roman"/>
-          <w:sz w:val="28"/>
-          <w:szCs w:val="28"/>
-        </w:rPr>
-      </w:pPr>
-      <w:r>
-        <w:rPr>
-          <w:rFonts w:hint="default" w:ascii="Times New Roman" w:hAnsi="Times New Roman"/>
-          <w:sz w:val="28"/>
-          <w:szCs w:val="28"/>
-        </w:rPr>
-        <w:t xml:space="preserve">            AnimateBar(IncomeBar, income);</w:t>
-      </w:r>
-    </w:p>
-    <w:p>
-      <w:pPr>
-        <w:spacing w:after="0" w:line="240" w:lineRule="auto"/>
-        <w:ind w:firstLine="709"/>
-        <w:rPr>
-          <w:rFonts w:hint="default" w:ascii="Times New Roman" w:hAnsi="Times New Roman"/>
-          <w:sz w:val="28"/>
-          <w:szCs w:val="28"/>
-        </w:rPr>
-      </w:pPr>
-      <w:r>
-        <w:rPr>
-          <w:rFonts w:hint="default" w:ascii="Times New Roman" w:hAnsi="Times New Roman"/>
-          <w:sz w:val="28"/>
-          <w:szCs w:val="28"/>
-        </w:rPr>
-        <w:t xml:space="preserve">            AnimateBar(ExpenseBar, expense);</w:t>
-      </w:r>
-    </w:p>
-    <w:p>
-      <w:pPr>
-        <w:spacing w:after="0" w:line="240" w:lineRule="auto"/>
-        <w:ind w:firstLine="709"/>
-        <w:rPr>
-          <w:rFonts w:hint="default" w:ascii="Times New Roman" w:hAnsi="Times New Roman"/>
-          <w:sz w:val="28"/>
-          <w:szCs w:val="28"/>
-        </w:rPr>
-      </w:pPr>
-      <w:r>
-        <w:rPr>
-          <w:rFonts w:hint="default" w:ascii="Times New Roman" w:hAnsi="Times New Roman"/>
-          <w:sz w:val="28"/>
-          <w:szCs w:val="28"/>
-        </w:rPr>
-        <w:t xml:space="preserve">            CheckBudgetStatus(income, expense);</w:t>
-      </w:r>
-    </w:p>
-    <w:p>
-      <w:pPr>
-        <w:spacing w:after="0" w:line="240" w:lineRule="auto"/>
-        <w:ind w:firstLine="709"/>
-        <w:rPr>
-          <w:rFonts w:hint="default" w:ascii="Times New Roman" w:hAnsi="Times New Roman"/>
-          <w:sz w:val="28"/>
-          <w:szCs w:val="28"/>
-        </w:rPr>
-      </w:pPr>
-      <w:r>
-        <w:rPr>
-          <w:rFonts w:hint="default" w:ascii="Times New Roman" w:hAnsi="Times New Roman"/>
-          <w:sz w:val="28"/>
-          <w:szCs w:val="28"/>
-        </w:rPr>
-        <w:t xml:space="preserve">        }</w:t>
-      </w:r>
-    </w:p>
-    <w:p>
-      <w:pPr>
-        <w:spacing w:after="0" w:line="240" w:lineRule="auto"/>
-        <w:ind w:firstLine="709"/>
-        <w:rPr>
-          <w:rFonts w:hint="default" w:ascii="Times New Roman" w:hAnsi="Times New Roman"/>
-          <w:sz w:val="28"/>
-          <w:szCs w:val="28"/>
-        </w:rPr>
-      </w:pPr>
-      <w:r>
-        <w:rPr>
-          <w:rFonts w:hint="default" w:ascii="Times New Roman" w:hAnsi="Times New Roman"/>
-          <w:sz w:val="28"/>
-          <w:szCs w:val="28"/>
-        </w:rPr>
-        <w:t xml:space="preserve">        private void AnimateBar(System.Windows.Shapes.Rectangle bar, double newHeight)</w:t>
-      </w:r>
-    </w:p>
-    <w:p>
-      <w:pPr>
-        <w:spacing w:after="0" w:line="240" w:lineRule="auto"/>
-        <w:ind w:firstLine="709"/>
-        <w:rPr>
-          <w:rFonts w:hint="default" w:ascii="Times New Roman" w:hAnsi="Times New Roman"/>
-          <w:sz w:val="28"/>
-          <w:szCs w:val="28"/>
-        </w:rPr>
-      </w:pPr>
-      <w:r>
-        <w:rPr>
-          <w:rFonts w:hint="default" w:ascii="Times New Roman" w:hAnsi="Times New Roman"/>
-          <w:sz w:val="28"/>
-          <w:szCs w:val="28"/>
-        </w:rPr>
-        <w:t xml:space="preserve">        {</w:t>
-      </w:r>
-    </w:p>
-    <w:p>
-      <w:pPr>
-        <w:spacing w:after="0" w:line="240" w:lineRule="auto"/>
-        <w:ind w:firstLine="709"/>
-        <w:rPr>
-          <w:rFonts w:hint="default" w:ascii="Times New Roman" w:hAnsi="Times New Roman"/>
-          <w:sz w:val="28"/>
-          <w:szCs w:val="28"/>
-        </w:rPr>
-      </w:pPr>
-      <w:r>
-        <w:rPr>
-          <w:rFonts w:hint="default" w:ascii="Times New Roman" w:hAnsi="Times New Roman"/>
-          <w:sz w:val="28"/>
-          <w:szCs w:val="28"/>
-        </w:rPr>
-        <w:t xml:space="preserve">            DoubleAnimation anim = new DoubleAnimation</w:t>
-      </w:r>
-    </w:p>
-    <w:p>
-      <w:pPr>
-        <w:spacing w:after="0" w:line="240" w:lineRule="auto"/>
-        <w:ind w:firstLine="709"/>
-        <w:rPr>
-          <w:rFonts w:hint="default" w:ascii="Times New Roman" w:hAnsi="Times New Roman"/>
-          <w:sz w:val="28"/>
-          <w:szCs w:val="28"/>
-        </w:rPr>
-      </w:pPr>
-      <w:r>
-        <w:rPr>
-          <w:rFonts w:hint="default" w:ascii="Times New Roman" w:hAnsi="Times New Roman"/>
-          <w:sz w:val="28"/>
-          <w:szCs w:val="28"/>
-        </w:rPr>
-        <w:t xml:space="preserve">            {</w:t>
-      </w:r>
-    </w:p>
-    <w:p>
-      <w:pPr>
-        <w:spacing w:after="0" w:line="240" w:lineRule="auto"/>
-        <w:ind w:firstLine="709"/>
-        <w:rPr>
-          <w:rFonts w:hint="default" w:ascii="Times New Roman" w:hAnsi="Times New Roman"/>
-          <w:sz w:val="28"/>
-          <w:szCs w:val="28"/>
-        </w:rPr>
-      </w:pPr>
-      <w:r>
-        <w:rPr>
-          <w:rFonts w:hint="default" w:ascii="Times New Roman" w:hAnsi="Times New Roman"/>
-          <w:sz w:val="28"/>
-          <w:szCs w:val="28"/>
-        </w:rPr>
-        <w:t xml:space="preserve">                From = bar.Height,</w:t>
-      </w:r>
-    </w:p>
-    <w:p>
-      <w:pPr>
-        <w:spacing w:after="0" w:line="240" w:lineRule="auto"/>
-        <w:ind w:firstLine="709"/>
-        <w:rPr>
-          <w:rFonts w:hint="default" w:ascii="Times New Roman" w:hAnsi="Times New Roman"/>
-          <w:sz w:val="28"/>
-          <w:szCs w:val="28"/>
-        </w:rPr>
-      </w:pPr>
-      <w:r>
-        <w:rPr>
-          <w:rFonts w:hint="default" w:ascii="Times New Roman" w:hAnsi="Times New Roman"/>
-          <w:sz w:val="28"/>
-          <w:szCs w:val="28"/>
-        </w:rPr>
-        <w:t xml:space="preserve">                To = newHeight,</w:t>
-      </w:r>
-    </w:p>
-    <w:p>
-      <w:pPr>
-        <w:spacing w:after="0" w:line="240" w:lineRule="auto"/>
-        <w:ind w:firstLine="709"/>
-        <w:rPr>
-          <w:rFonts w:hint="default" w:ascii="Times New Roman" w:hAnsi="Times New Roman"/>
-          <w:sz w:val="28"/>
-          <w:szCs w:val="28"/>
-        </w:rPr>
-      </w:pPr>
-      <w:r>
-        <w:rPr>
-          <w:rFonts w:hint="default" w:ascii="Times New Roman" w:hAnsi="Times New Roman"/>
-          <w:sz w:val="28"/>
-          <w:szCs w:val="28"/>
-        </w:rPr>
-        <w:t xml:space="preserve">                Duration = TimeSpan.FromSeconds(0.6),</w:t>
-      </w:r>
-    </w:p>
-    <w:p>
-      <w:pPr>
-        <w:spacing w:after="0" w:line="240" w:lineRule="auto"/>
-        <w:ind w:firstLine="709"/>
-        <w:rPr>
-          <w:rFonts w:hint="default" w:ascii="Times New Roman" w:hAnsi="Times New Roman"/>
-          <w:sz w:val="28"/>
-          <w:szCs w:val="28"/>
-        </w:rPr>
-      </w:pPr>
-      <w:r>
-        <w:rPr>
-          <w:rFonts w:hint="default" w:ascii="Times New Roman" w:hAnsi="Times New Roman"/>
-          <w:sz w:val="28"/>
-          <w:szCs w:val="28"/>
-        </w:rPr>
-        <w:t xml:space="preserve">                EasingFunction = new QuarticEase { EasingMode = EasingMode.EaseOut }</w:t>
-      </w:r>
-    </w:p>
-    <w:p>
-      <w:pPr>
-        <w:spacing w:after="0" w:line="240" w:lineRule="auto"/>
-        <w:ind w:firstLine="709"/>
-        <w:rPr>
-          <w:rFonts w:hint="default" w:ascii="Times New Roman" w:hAnsi="Times New Roman"/>
-          <w:sz w:val="28"/>
-          <w:szCs w:val="28"/>
-        </w:rPr>
-      </w:pPr>
-      <w:r>
-        <w:rPr>
-          <w:rFonts w:hint="default" w:ascii="Times New Roman" w:hAnsi="Times New Roman"/>
-          <w:sz w:val="28"/>
-          <w:szCs w:val="28"/>
-        </w:rPr>
-        <w:t xml:space="preserve">            };</w:t>
-      </w:r>
-    </w:p>
-    <w:p>
-      <w:pPr>
-        <w:spacing w:after="0" w:line="240" w:lineRule="auto"/>
-        <w:ind w:firstLine="709"/>
-        <w:rPr>
-          <w:rFonts w:hint="default" w:ascii="Times New Roman" w:hAnsi="Times New Roman"/>
-          <w:sz w:val="28"/>
-          <w:szCs w:val="28"/>
-        </w:rPr>
-      </w:pPr>
-      <w:r>
-        <w:rPr>
-          <w:rFonts w:hint="default" w:ascii="Times New Roman" w:hAnsi="Times New Roman"/>
-          <w:sz w:val="28"/>
-          <w:szCs w:val="28"/>
-        </w:rPr>
-        <w:t xml:space="preserve">            bar.BeginAnimation(HeightProperty, anim);</w:t>
-      </w:r>
-    </w:p>
-    <w:p>
-      <w:pPr>
-        <w:spacing w:after="0" w:line="240" w:lineRule="auto"/>
-        <w:ind w:firstLine="709"/>
-        <w:rPr>
-          <w:rFonts w:hint="default" w:ascii="Times New Roman" w:hAnsi="Times New Roman"/>
-          <w:sz w:val="28"/>
-          <w:szCs w:val="28"/>
-        </w:rPr>
-      </w:pPr>
-      <w:r>
-        <w:rPr>
-          <w:rFonts w:hint="default" w:ascii="Times New Roman" w:hAnsi="Times New Roman"/>
-          <w:sz w:val="28"/>
-          <w:szCs w:val="28"/>
-        </w:rPr>
-        <w:t xml:space="preserve">            bar.Height = newHeight;</w:t>
-      </w:r>
-    </w:p>
-    <w:p>
-      <w:pPr>
-        <w:spacing w:after="0" w:line="240" w:lineRule="auto"/>
-        <w:ind w:firstLine="709"/>
-        <w:rPr>
-          <w:rFonts w:hint="default" w:ascii="Times New Roman" w:hAnsi="Times New Roman"/>
-          <w:sz w:val="28"/>
-          <w:szCs w:val="28"/>
-        </w:rPr>
-      </w:pPr>
-      <w:r>
-        <w:rPr>
-          <w:rFonts w:hint="default" w:ascii="Times New Roman" w:hAnsi="Times New Roman"/>
-          <w:sz w:val="28"/>
-          <w:szCs w:val="28"/>
-        </w:rPr>
-        <w:t xml:space="preserve">        }</w:t>
-      </w:r>
-    </w:p>
-    <w:p>
-      <w:pPr>
-        <w:spacing w:after="0" w:line="240" w:lineRule="auto"/>
-        <w:ind w:firstLine="709"/>
-        <w:rPr>
-          <w:rFonts w:hint="default" w:ascii="Times New Roman" w:hAnsi="Times New Roman"/>
-          <w:sz w:val="28"/>
-          <w:szCs w:val="28"/>
-        </w:rPr>
-      </w:pPr>
-    </w:p>
-    <w:p>
-      <w:pPr>
-        <w:spacing w:after="0" w:line="240" w:lineRule="auto"/>
-        <w:ind w:firstLine="709"/>
-        <w:rPr>
-          <w:rFonts w:hint="default" w:ascii="Times New Roman" w:hAnsi="Times New Roman"/>
-          <w:sz w:val="28"/>
-          <w:szCs w:val="28"/>
-        </w:rPr>
-      </w:pPr>
-      <w:r>
-        <w:rPr>
-          <w:rFonts w:hint="default" w:ascii="Times New Roman" w:hAnsi="Times New Roman"/>
-          <w:sz w:val="28"/>
-          <w:szCs w:val="28"/>
-        </w:rPr>
-        <w:t xml:space="preserve">        private void CheckBudgetStatus(double income, double expense)</w:t>
-      </w:r>
-    </w:p>
-    <w:p>
-      <w:pPr>
-        <w:spacing w:after="0" w:line="240" w:lineRule="auto"/>
-        <w:ind w:firstLine="709"/>
-        <w:rPr>
-          <w:rFonts w:hint="default" w:ascii="Times New Roman" w:hAnsi="Times New Roman"/>
-          <w:sz w:val="28"/>
-          <w:szCs w:val="28"/>
-        </w:rPr>
-      </w:pPr>
-      <w:r>
-        <w:rPr>
-          <w:rFonts w:hint="default" w:ascii="Times New Roman" w:hAnsi="Times New Roman"/>
-          <w:sz w:val="28"/>
-          <w:szCs w:val="28"/>
-        </w:rPr>
-        <w:t xml:space="preserve">        {</w:t>
-      </w:r>
-    </w:p>
-    <w:p>
-      <w:pPr>
-        <w:spacing w:after="0" w:line="240" w:lineRule="auto"/>
-        <w:ind w:firstLine="709"/>
-        <w:rPr>
-          <w:rFonts w:hint="default" w:ascii="Times New Roman" w:hAnsi="Times New Roman"/>
-          <w:sz w:val="28"/>
-          <w:szCs w:val="28"/>
-        </w:rPr>
-      </w:pPr>
-      <w:r>
-        <w:rPr>
-          <w:rFonts w:hint="default" w:ascii="Times New Roman" w:hAnsi="Times New Roman"/>
-          <w:sz w:val="28"/>
-          <w:szCs w:val="28"/>
-        </w:rPr>
-        <w:t xml:space="preserve">            Color targetColor = (expense &gt; income) ? Color.FromRgb(255, 230, 230) : Colors.White;</w:t>
-      </w:r>
-    </w:p>
-    <w:p>
-      <w:pPr>
-        <w:spacing w:after="0" w:line="240" w:lineRule="auto"/>
-        <w:ind w:firstLine="709"/>
-        <w:rPr>
-          <w:rFonts w:hint="default" w:ascii="Times New Roman" w:hAnsi="Times New Roman"/>
-          <w:sz w:val="28"/>
-          <w:szCs w:val="28"/>
-        </w:rPr>
-      </w:pPr>
-      <w:r>
-        <w:rPr>
-          <w:rFonts w:hint="default" w:ascii="Times New Roman" w:hAnsi="Times New Roman"/>
-          <w:sz w:val="28"/>
-          <w:szCs w:val="28"/>
-        </w:rPr>
-        <w:t xml:space="preserve">            ColorAnimation backgroundAnim = new ColorAnimation</w:t>
-      </w:r>
-    </w:p>
-    <w:p>
-      <w:pPr>
-        <w:spacing w:after="0" w:line="240" w:lineRule="auto"/>
-        <w:ind w:firstLine="709"/>
-        <w:rPr>
-          <w:rFonts w:hint="default" w:ascii="Times New Roman" w:hAnsi="Times New Roman"/>
-          <w:sz w:val="28"/>
-          <w:szCs w:val="28"/>
-        </w:rPr>
-      </w:pPr>
-      <w:r>
-        <w:rPr>
-          <w:rFonts w:hint="default" w:ascii="Times New Roman" w:hAnsi="Times New Roman"/>
-          <w:sz w:val="28"/>
-          <w:szCs w:val="28"/>
-        </w:rPr>
-        <w:t xml:space="preserve">            {</w:t>
-      </w:r>
-    </w:p>
-    <w:p>
-      <w:pPr>
-        <w:spacing w:after="0" w:line="240" w:lineRule="auto"/>
-        <w:ind w:firstLine="709"/>
-        <w:rPr>
-          <w:rFonts w:hint="default" w:ascii="Times New Roman" w:hAnsi="Times New Roman"/>
-          <w:sz w:val="28"/>
-          <w:szCs w:val="28"/>
-        </w:rPr>
-      </w:pPr>
-      <w:r>
-        <w:rPr>
-          <w:rFonts w:hint="default" w:ascii="Times New Roman" w:hAnsi="Times New Roman"/>
-          <w:sz w:val="28"/>
-          <w:szCs w:val="28"/>
-        </w:rPr>
-        <w:t xml:space="preserve">                To = targetColor,</w:t>
-      </w:r>
-    </w:p>
-    <w:p>
-      <w:pPr>
-        <w:spacing w:after="0" w:line="240" w:lineRule="auto"/>
-        <w:ind w:firstLine="709"/>
-        <w:rPr>
-          <w:rFonts w:hint="default" w:ascii="Times New Roman" w:hAnsi="Times New Roman"/>
-          <w:sz w:val="28"/>
-          <w:szCs w:val="28"/>
-        </w:rPr>
-      </w:pPr>
-      <w:r>
-        <w:rPr>
-          <w:rFonts w:hint="default" w:ascii="Times New Roman" w:hAnsi="Times New Roman"/>
-          <w:sz w:val="28"/>
-          <w:szCs w:val="28"/>
-        </w:rPr>
-        <w:t xml:space="preserve">                Duration = TimeSpan.FromSeconds(0.5)</w:t>
-      </w:r>
-    </w:p>
-    <w:p>
-      <w:pPr>
-        <w:spacing w:after="0" w:line="240" w:lineRule="auto"/>
-        <w:ind w:firstLine="709"/>
-        <w:rPr>
-          <w:rFonts w:hint="default" w:ascii="Times New Roman" w:hAnsi="Times New Roman"/>
-          <w:sz w:val="28"/>
-          <w:szCs w:val="28"/>
-        </w:rPr>
-      </w:pPr>
-      <w:r>
-        <w:rPr>
-          <w:rFonts w:hint="default" w:ascii="Times New Roman" w:hAnsi="Times New Roman"/>
-          <w:sz w:val="28"/>
-          <w:szCs w:val="28"/>
-        </w:rPr>
-        <w:t xml:space="preserve">            };</w:t>
-      </w:r>
-    </w:p>
-    <w:p>
-      <w:pPr>
-        <w:spacing w:after="0" w:line="240" w:lineRule="auto"/>
-        <w:ind w:firstLine="709"/>
-        <w:rPr>
-          <w:rFonts w:hint="default" w:ascii="Times New Roman" w:hAnsi="Times New Roman"/>
-          <w:sz w:val="28"/>
-          <w:szCs w:val="28"/>
-        </w:rPr>
-      </w:pPr>
-      <w:r>
-        <w:rPr>
-          <w:rFonts w:hint="default" w:ascii="Times New Roman" w:hAnsi="Times New Roman"/>
-          <w:sz w:val="28"/>
-          <w:szCs w:val="28"/>
-        </w:rPr>
-        <w:t xml:space="preserve">            if (MainGrid.Background is SolidColorBrush brush)</w:t>
-      </w:r>
-    </w:p>
-    <w:p>
-      <w:pPr>
-        <w:spacing w:after="0" w:line="240" w:lineRule="auto"/>
-        <w:ind w:firstLine="709"/>
-        <w:rPr>
-          <w:rFonts w:hint="default" w:ascii="Times New Roman" w:hAnsi="Times New Roman"/>
-          <w:sz w:val="28"/>
-          <w:szCs w:val="28"/>
-        </w:rPr>
-      </w:pPr>
-      <w:r>
-        <w:rPr>
-          <w:rFonts w:hint="default" w:ascii="Times New Roman" w:hAnsi="Times New Roman"/>
-          <w:sz w:val="28"/>
-          <w:szCs w:val="28"/>
-        </w:rPr>
-        <w:t xml:space="preserve">            {</w:t>
-      </w:r>
-    </w:p>
-    <w:p>
-      <w:pPr>
-        <w:spacing w:after="0" w:line="240" w:lineRule="auto"/>
-        <w:ind w:firstLine="709"/>
-        <w:rPr>
-          <w:rFonts w:hint="default" w:ascii="Times New Roman" w:hAnsi="Times New Roman"/>
-          <w:sz w:val="28"/>
-          <w:szCs w:val="28"/>
-        </w:rPr>
-      </w:pPr>
-      <w:r>
-        <w:rPr>
-          <w:rFonts w:hint="default" w:ascii="Times New Roman" w:hAnsi="Times New Roman"/>
-          <w:sz w:val="28"/>
-          <w:szCs w:val="28"/>
-        </w:rPr>
-        <w:t xml:space="preserve">                if (brush.IsFrozen)</w:t>
-      </w:r>
-    </w:p>
-    <w:p>
-      <w:pPr>
-        <w:spacing w:after="0" w:line="240" w:lineRule="auto"/>
-        <w:ind w:firstLine="709"/>
-        <w:rPr>
-          <w:rFonts w:hint="default" w:ascii="Times New Roman" w:hAnsi="Times New Roman"/>
-          <w:sz w:val="28"/>
-          <w:szCs w:val="28"/>
-        </w:rPr>
-      </w:pPr>
-      <w:r>
-        <w:rPr>
-          <w:rFonts w:hint="default" w:ascii="Times New Roman" w:hAnsi="Times New Roman"/>
-          <w:sz w:val="28"/>
-          <w:szCs w:val="28"/>
-        </w:rPr>
-        <w:t xml:space="preserve">                    MainGrid.Background = new SolidColorBrush(brush.Color);</w:t>
-      </w:r>
-    </w:p>
-    <w:p>
-      <w:pPr>
-        <w:spacing w:after="0" w:line="240" w:lineRule="auto"/>
-        <w:ind w:firstLine="709"/>
-        <w:rPr>
-          <w:rFonts w:hint="default" w:ascii="Times New Roman" w:hAnsi="Times New Roman"/>
-          <w:sz w:val="28"/>
-          <w:szCs w:val="28"/>
-        </w:rPr>
-      </w:pPr>
-      <w:r>
-        <w:rPr>
-          <w:rFonts w:hint="default" w:ascii="Times New Roman" w:hAnsi="Times New Roman"/>
-          <w:sz w:val="28"/>
-          <w:szCs w:val="28"/>
-        </w:rPr>
-        <w:t xml:space="preserve">               MainGrid.Background.BeginAnimation(SolidColorBrush.ColorProperty, backgroundAnim);</w:t>
-      </w:r>
-    </w:p>
-    <w:p>
-      <w:pPr>
-        <w:spacing w:after="0" w:line="240" w:lineRule="auto"/>
-        <w:ind w:firstLine="709"/>
-        <w:rPr>
-          <w:rFonts w:hint="default" w:ascii="Times New Roman" w:hAnsi="Times New Roman"/>
-          <w:sz w:val="28"/>
-          <w:szCs w:val="28"/>
-        </w:rPr>
-      </w:pPr>
-      <w:r>
-        <w:rPr>
-          <w:rFonts w:hint="default" w:ascii="Times New Roman" w:hAnsi="Times New Roman"/>
-          <w:sz w:val="28"/>
-          <w:szCs w:val="28"/>
-        </w:rPr>
-        <w:t xml:space="preserve">            }</w:t>
-      </w:r>
-    </w:p>
-    <w:p>
-      <w:pPr>
-        <w:spacing w:after="0" w:line="240" w:lineRule="auto"/>
-        <w:ind w:firstLine="709"/>
-        <w:rPr>
-          <w:rFonts w:hint="default" w:ascii="Times New Roman" w:hAnsi="Times New Roman"/>
-          <w:sz w:val="28"/>
-          <w:szCs w:val="28"/>
-        </w:rPr>
-      </w:pPr>
-      <w:r>
-        <w:rPr>
-          <w:rFonts w:hint="default" w:ascii="Times New Roman" w:hAnsi="Times New Roman"/>
-          <w:sz w:val="28"/>
-          <w:szCs w:val="28"/>
-        </w:rPr>
-        <w:t xml:space="preserve">            else</w:t>
-      </w:r>
-    </w:p>
-    <w:p>
-      <w:pPr>
-        <w:spacing w:after="0" w:line="240" w:lineRule="auto"/>
-        <w:ind w:firstLine="709"/>
-        <w:rPr>
-          <w:rFonts w:hint="default" w:ascii="Times New Roman" w:hAnsi="Times New Roman"/>
-          <w:sz w:val="28"/>
-          <w:szCs w:val="28"/>
-        </w:rPr>
-      </w:pPr>
-      <w:r>
-        <w:rPr>
-          <w:rFonts w:hint="default" w:ascii="Times New Roman" w:hAnsi="Times New Roman"/>
-          <w:sz w:val="28"/>
-          <w:szCs w:val="28"/>
-        </w:rPr>
-        <w:t xml:space="preserve">            {</w:t>
-      </w:r>
-    </w:p>
-    <w:p>
-      <w:pPr>
-        <w:spacing w:after="0" w:line="240" w:lineRule="auto"/>
-        <w:ind w:firstLine="709"/>
-        <w:rPr>
-          <w:rFonts w:hint="default" w:ascii="Times New Roman" w:hAnsi="Times New Roman"/>
-          <w:sz w:val="28"/>
-          <w:szCs w:val="28"/>
-        </w:rPr>
-      </w:pPr>
-      <w:r>
-        <w:rPr>
-          <w:rFonts w:hint="default" w:ascii="Times New Roman" w:hAnsi="Times New Roman"/>
-          <w:sz w:val="28"/>
-          <w:szCs w:val="28"/>
-        </w:rPr>
-        <w:t xml:space="preserve">                MainGrid.Background = new SolidColorBrush(Colors.White);</w:t>
-      </w:r>
-    </w:p>
-    <w:p>
-      <w:pPr>
-        <w:spacing w:after="0" w:line="240" w:lineRule="auto"/>
-        <w:ind w:firstLine="709"/>
-        <w:rPr>
-          <w:rFonts w:hint="default" w:ascii="Times New Roman" w:hAnsi="Times New Roman"/>
-          <w:sz w:val="28"/>
-          <w:szCs w:val="28"/>
-        </w:rPr>
-      </w:pPr>
-      <w:r>
-        <w:rPr>
-          <w:rFonts w:hint="default" w:ascii="Times New Roman" w:hAnsi="Times New Roman"/>
-          <w:sz w:val="28"/>
-          <w:szCs w:val="28"/>
-        </w:rPr>
-        <w:t xml:space="preserve">                MainGrid.Background.BeginAnimation(SolidColorBrush.ColorProperty, backgroundAnim);</w:t>
-      </w:r>
-    </w:p>
-    <w:p>
-      <w:pPr>
-        <w:spacing w:after="0" w:line="240" w:lineRule="auto"/>
-        <w:ind w:firstLine="709"/>
-        <w:rPr>
-          <w:rFonts w:hint="default" w:ascii="Times New Roman" w:hAnsi="Times New Roman"/>
-          <w:sz w:val="28"/>
-          <w:szCs w:val="28"/>
-        </w:rPr>
-      </w:pPr>
-      <w:r>
-        <w:rPr>
-          <w:rFonts w:hint="default" w:ascii="Times New Roman" w:hAnsi="Times New Roman"/>
-          <w:sz w:val="28"/>
-          <w:szCs w:val="28"/>
-        </w:rPr>
-        <w:t xml:space="preserve">            }</w:t>
-      </w:r>
-    </w:p>
-    <w:p>
-      <w:pPr>
-        <w:spacing w:after="0" w:line="240" w:lineRule="auto"/>
-        <w:ind w:firstLine="709"/>
-        <w:rPr>
-          <w:rFonts w:hint="default" w:ascii="Times New Roman" w:hAnsi="Times New Roman"/>
-          <w:sz w:val="28"/>
-          <w:szCs w:val="28"/>
-        </w:rPr>
-      </w:pPr>
-      <w:r>
-        <w:rPr>
-          <w:rFonts w:hint="default" w:ascii="Times New Roman" w:hAnsi="Times New Roman"/>
-          <w:sz w:val="28"/>
-          <w:szCs w:val="28"/>
-        </w:rPr>
-        <w:t xml:space="preserve">        }</w:t>
-      </w:r>
-    </w:p>
-    <w:p>
-      <w:pPr>
-        <w:spacing w:after="0" w:line="240" w:lineRule="auto"/>
-        <w:ind w:firstLine="709"/>
-        <w:rPr>
-          <w:rFonts w:hint="default" w:ascii="Times New Roman" w:hAnsi="Times New Roman"/>
-          <w:sz w:val="28"/>
-          <w:szCs w:val="28"/>
-        </w:rPr>
-      </w:pPr>
-      <w:r>
-        <w:rPr>
-          <w:rFonts w:hint="default" w:ascii="Times New Roman" w:hAnsi="Times New Roman"/>
-          <w:sz w:val="28"/>
-          <w:szCs w:val="28"/>
-        </w:rPr>
-        <w:t xml:space="preserve">    }</w:t>
-      </w:r>
-    </w:p>
-    <w:p>
-      <w:pPr>
-        <w:spacing w:after="0" w:line="240" w:lineRule="auto"/>
-        <w:ind w:firstLine="709"/>
-        <w:rPr>
-          <w:rFonts w:ascii="Times New Roman" w:hAnsi="Times New Roman"/>
-          <w:sz w:val="28"/>
-          <w:szCs w:val="28"/>
-        </w:rPr>
-      </w:pPr>
-      <w:r>
-        <w:rPr>
-          <w:rFonts w:hint="default" w:ascii="Times New Roman" w:hAnsi="Times New Roman"/>
-          <w:sz w:val="28"/>
-          <w:szCs w:val="28"/>
-        </w:rPr>
-        <w:t>}</w:t>
-      </w:r>
-      <w:r>
-        <w:rPr>
-          <w:rFonts w:ascii="Times New Roman" w:hAnsi="Times New Roman"/>
-          <w:sz w:val="28"/>
-          <w:szCs w:val="28"/>
-        </w:rPr>
-        <w:t xml:space="preserve"> </w:t>
-      </w:r>
-    </w:p>
-    <w:p>
-      <w:pPr>
-        <w:spacing w:line="240" w:lineRule="auto"/>
-        <w:ind w:firstLine="567"/>
-        <w:rPr>
-          <w:rFonts w:ascii="Times New Roman" w:hAnsi="Times New Roman"/>
-          <w:sz w:val="28"/>
-          <w:szCs w:val="28"/>
-        </w:rPr>
-      </w:pPr>
-      <w:r>
-        <w:rPr>
-          <w:rFonts w:hint="default" w:ascii="Times New Roman" w:hAnsi="Times New Roman"/>
-          <w:color w:val="000000" w:themeColor="text1"/>
-          <w:sz w:val="28"/>
-          <w:szCs w:val="28"/>
-          <w14:textFill>
-            <w14:solidFill>
-              <w14:schemeClr w14:val="tx1"/>
-            </w14:solidFill>
-          </w14:textFill>
-        </w:rPr>
-        <w:t xml:space="preserve">     </w:t>
-      </w:r>
-      <w:r>
-        <w:rPr>
-          <w:rFonts w:ascii="Times New Roman" w:hAnsi="Times New Roman"/>
-          <w:sz w:val="28"/>
-          <w:szCs w:val="28"/>
-        </w:rPr>
-        <w:t>Анализ результатов:</w:t>
-      </w:r>
-    </w:p>
-    <w:p>
-      <w:pPr>
-        <w:autoSpaceDE w:val="0"/>
-        <w:autoSpaceDN w:val="0"/>
-        <w:adjustRightInd w:val="0"/>
-        <w:spacing w:after="0" w:line="240" w:lineRule="auto"/>
-        <w:jc w:val="center"/>
-        <w:rPr>
-          <w:rFonts w:ascii="Menlo" w:hAnsi="Menlo" w:cs="Menlo"/>
-          <w:color w:val="262626"/>
-          <w:sz w:val="14"/>
-          <w:szCs w:val="14"/>
-        </w:rPr>
-      </w:pPr>
-      <w:r>
-        <w:drawing>
-          <wp:inline distT="0" distB="0" distL="114300" distR="114300">
-            <wp:extent cx="1666240" cy="1306830"/>
-            <wp:effectExtent l="0" t="0" r="10160" b="7620"/>
-            <wp:docPr id="66" name="Изображение 2"/>
-            <wp:cNvGraphicFramePr>
-              <a:graphicFrameLocks xmlns:a="http://schemas.openxmlformats.org/drawingml/2006/main" noChangeAspect="1"/>
-            </wp:cNvGraphicFramePr>
-            <a:graphic xmlns:a="http://schemas.openxmlformats.org/drawingml/2006/main">
-              <a:graphicData uri="http://schemas.openxmlformats.org/drawingml/2006/picture">
-                <pic:pic xmlns:pic="http://schemas.openxmlformats.org/drawingml/2006/picture">
-                  <pic:nvPicPr>
-                    <pic:cNvPr id="66" name="Изображение 2"/>
-                    <pic:cNvPicPr>
-                      <a:picLocks noChangeAspect="1"/>
-                    </pic:cNvPicPr>
-                  </pic:nvPicPr>
-                  <pic:blipFill>
-                    <a:blip r:embed="rId11"/>
-                    <a:stretch>
-                      <a:fillRect/>
-                    </a:stretch>
-                  </pic:blipFill>
-                  <pic:spPr>
-                    <a:xfrm>
-                      <a:off x="0" y="0"/>
-                      <a:ext cx="1666240" cy="1306830"/>
-                    </a:xfrm>
-                    <a:prstGeom prst="rect">
-                      <a:avLst/>
-                    </a:prstGeom>
-                    <a:noFill/>
-                    <a:ln>
-                      <a:noFill/>
-                    </a:ln>
-                  </pic:spPr>
-                </pic:pic>
-              </a:graphicData>
-            </a:graphic>
-          </wp:inline>
-        </w:drawing>
-      </w:r>
-    </w:p>
-    <w:p>
-      <w:pPr>
-        <w:spacing w:after="0" w:line="240" w:lineRule="auto"/>
-        <w:rPr>
-          <w:rFonts w:ascii="Times New Roman" w:hAnsi="Times New Roman"/>
-          <w:sz w:val="28"/>
-          <w:szCs w:val="28"/>
-        </w:rPr>
-      </w:pPr>
-    </w:p>
-    <w:p>
-      <w:pPr>
-        <w:spacing w:after="0" w:line="240" w:lineRule="auto"/>
-        <w:ind w:firstLine="567"/>
-        <w:jc w:val="center"/>
-        <w:rPr>
-          <w:rFonts w:ascii="Times New Roman" w:hAnsi="Times New Roman"/>
-          <w:sz w:val="28"/>
-          <w:szCs w:val="28"/>
-        </w:rPr>
-      </w:pPr>
-    </w:p>
-    <w:p>
-      <w:pPr>
-        <w:spacing w:before="240" w:after="0" w:line="360" w:lineRule="auto"/>
-        <w:jc w:val="center"/>
-        <w:rPr>
-          <w:rFonts w:ascii="Times New Roman" w:hAnsi="Times New Roman"/>
-          <w:sz w:val="28"/>
-          <w:szCs w:val="28"/>
-        </w:rPr>
-      </w:pPr>
-      <w:r>
-        <w:rPr>
-          <w:rFonts w:ascii="Times New Roman" w:hAnsi="Times New Roman"/>
-          <w:sz w:val="28"/>
-          <w:szCs w:val="28"/>
-        </w:rPr>
-        <w:t>Рисунок 17.1 – Результат работы программы</w:t>
-      </w:r>
     </w:p>
     <w:sectPr>
       <w:headerReference r:id="rId5" w:type="first"/>
@@ -2180,13 +575,16 @@
 <w:ftr xmlns:wpc="http://schemas.microsoft.com/office/word/2010/wordprocessingCanvas" xmlns:mc="http://schemas.openxmlformats.org/markup-compatibility/2006" xmlns:o="urn:schemas-microsoft-com:office:office" xmlns:r="http://schemas.openxmlformats.org/officeDocument/2006/relationships" xmlns:m="http://schemas.openxmlformats.org/officeDocument/2006/math" xmlns:v="urn:schemas-microsoft-com:vml" xmlns:wp14="http://schemas.microsoft.com/office/word/2010/wordprocessingDrawing" xmlns:wp="http://schemas.openxmlformats.org/drawingml/2006/wordprocessingDrawing" xmlns:w10="urn:schemas-microsoft-com:office:word" xmlns:w="http://schemas.openxmlformats.org/wordprocessingml/2006/main" xmlns:w14="http://schemas.microsoft.com/office/word/2010/wordml" xmlns:w15="http://schemas.microsoft.com/office/word/2012/wordml" xmlns:wpg="http://schemas.microsoft.com/office/word/2010/wordprocessingGroup" xmlns:wpi="http://schemas.microsoft.com/office/word/2010/wordprocessingInk" xmlns:wne="http://schemas.microsoft.com/office/word/2006/wordml" xmlns:wps="http://schemas.microsoft.com/office/word/2010/wordprocessingShape" xmlns:wpsCustomData="http://www.wps.cn/officeDocument/2013/wpsCustomData" mc:Ignorable="w14 w15 wp14">
   <w:p>
     <w:pPr>
-      <w:pStyle w:val="22"/>
+      <w:pStyle w:val="25"/>
       <w:framePr w:wrap="around" w:vAnchor="text" w:hAnchor="margin" w:xAlign="right" w:y="1"/>
       <w:rPr>
-        <w:rStyle w:val="12"/>
+        <w:rStyle w:val="13"/>
       </w:rPr>
     </w:pPr>
     <w:r>
+      <w:rPr>
+        <w:lang w:val="en-US" w:eastAsia="en-US"/>
+      </w:rPr>
       <mc:AlternateContent>
         <mc:Choice Requires="wps">
           <w:drawing>
@@ -2284,6 +682,9 @@
       </mc:AlternateContent>
     </w:r>
     <w:r>
+      <w:rPr>
+        <w:lang w:val="en-US" w:eastAsia="en-US"/>
+      </w:rPr>
       <mc:AlternateContent>
         <mc:Choice Requires="wps">
           <w:drawing>
@@ -2343,150 +744,89 @@
     </w:r>
     <w:r>
       <w:rPr>
-        <w:rStyle w:val="12"/>
+        <w:rStyle w:val="13"/>
       </w:rPr>
       <w:fldChar w:fldCharType="begin"/>
     </w:r>
     <w:r>
       <w:rPr>
-        <w:rStyle w:val="12"/>
+        <w:rStyle w:val="13"/>
       </w:rPr>
       <w:instrText xml:space="preserve">PAGE  </w:instrText>
     </w:r>
     <w:r>
       <w:rPr>
-        <w:rStyle w:val="12"/>
+        <w:rStyle w:val="13"/>
       </w:rPr>
       <w:fldChar w:fldCharType="separate"/>
     </w:r>
     <w:r>
       <w:rPr>
-        <w:rStyle w:val="12"/>
+        <w:rStyle w:val="13"/>
       </w:rPr>
       <w:t>40</w:t>
     </w:r>
     <w:r>
       <w:rPr>
-        <w:rStyle w:val="12"/>
+        <w:rStyle w:val="13"/>
       </w:rPr>
       <w:fldChar w:fldCharType="end"/>
     </w:r>
   </w:p>
   <w:p>
     <w:pPr>
-      <w:pStyle w:val="22"/>
+      <w:pStyle w:val="25"/>
       <w:ind w:right="360"/>
     </w:pPr>
     <w:r>
+      <w:rPr>
+        <w:lang w:val="en-US" w:eastAsia="en-US"/>
+      </w:rPr>
       <mc:AlternateContent>
         <mc:Choice Requires="wps">
           <w:drawing>
-            <wp:anchor distT="0" distB="0" distL="114300" distR="114300" simplePos="0" relativeHeight="251670528" behindDoc="0" locked="0" layoutInCell="1" allowOverlap="1">
+            <wp:anchor distT="0" distB="0" distL="114300" distR="114300" simplePos="0" relativeHeight="251724800" behindDoc="0" locked="0" layoutInCell="1" allowOverlap="1">
               <wp:simplePos x="0" y="0"/>
               <wp:positionH relativeFrom="column">
-                <wp:posOffset>2162175</wp:posOffset>
+                <wp:posOffset>6120130</wp:posOffset>
               </wp:positionH>
               <wp:positionV relativeFrom="paragraph">
-                <wp:posOffset>-6985</wp:posOffset>
+                <wp:posOffset>125730</wp:posOffset>
               </wp:positionV>
-              <wp:extent cx="3967480" cy="479425"/>
-              <wp:effectExtent l="0" t="0" r="7620" b="3175"/>
+              <wp:extent cx="363855" cy="1905"/>
+              <wp:effectExtent l="0" t="0" r="36195" b="36830"/>
               <wp:wrapNone/>
-              <wp:docPr id="56" name="Text Box 66"/>
+              <wp:docPr id="65" name="Прямая соединительная линия 65"/>
               <wp:cNvGraphicFramePr/>
               <a:graphic xmlns:a="http://schemas.openxmlformats.org/drawingml/2006/main">
                 <a:graphicData uri="http://schemas.microsoft.com/office/word/2010/wordprocessingShape">
                   <wps:wsp>
-                    <wps:cNvSpPr txBox="1">
-                      <a:spLocks noChangeArrowheads="1"/>
-                    </wps:cNvSpPr>
-                    <wps:spPr bwMode="auto">
+                    <wps:cNvCnPr/>
+                    <wps:spPr>
                       <a:xfrm>
                         <a:off x="0" y="0"/>
-                        <a:ext cx="3967480" cy="479425"/>
+                        <a:ext cx="364169" cy="1591"/>
                       </a:xfrm>
-                      <a:prstGeom prst="rect">
+                      <a:prstGeom prst="line">
                         <a:avLst/>
                       </a:prstGeom>
-                      <a:noFill/>
-                      <a:ln>
-                        <a:noFill/>
-                      </a:ln>
+                      <a:ln w="19050"/>
                     </wps:spPr>
-                    <wps:txbx>
-                      <w:txbxContent>
-                        <w:p>
-                          <w:pPr>
-                            <w:jc w:val="center"/>
-                            <w:rPr>
-                              <w:rFonts w:hint="default" w:ascii="Times New Roman" w:hAnsi="Times New Roman" w:cs="Times New Roman"/>
-                              <w:sz w:val="28"/>
-                              <w:szCs w:val="28"/>
-                              <w:lang w:val="ru-RU"/>
-                            </w:rPr>
-                          </w:pPr>
-                          <w:r>
-                            <w:rPr>
-                              <w:rFonts w:hint="default" w:ascii="Times New Roman" w:hAnsi="Times New Roman" w:cs="Times New Roman"/>
-                              <w:sz w:val="28"/>
-                              <w:szCs w:val="28"/>
-                            </w:rPr>
-                            <w:t>УП 5-04-0612-02.43ТП.</w:t>
-                          </w:r>
-                          <w:r>
-                            <w:rPr>
-                              <w:rFonts w:hint="default" w:ascii="Times New Roman" w:hAnsi="Times New Roman" w:cs="Times New Roman"/>
-                              <w:sz w:val="28"/>
-                              <w:szCs w:val="28"/>
-                              <w:lang w:val="ru-RU"/>
-                            </w:rPr>
-                            <w:t>Д</w:t>
-                          </w:r>
-                          <w:r>
-                            <w:rPr>
-                              <w:rFonts w:hint="default" w:ascii="Times New Roman" w:hAnsi="Times New Roman" w:cs="Times New Roman"/>
-                              <w:bCs/>
-                              <w:sz w:val="28"/>
-                              <w:szCs w:val="28"/>
-                            </w:rPr>
-                            <w:t>-</w:t>
-                          </w:r>
-                          <w:r>
-                            <w:rPr>
-                              <w:rFonts w:hint="default" w:ascii="Times New Roman" w:hAnsi="Times New Roman" w:cs="Times New Roman"/>
-                              <w:bCs/>
-                              <w:sz w:val="28"/>
-                              <w:szCs w:val="28"/>
-                              <w:lang w:val="ru-RU"/>
-                            </w:rPr>
-                            <w:t>65</w:t>
-                          </w:r>
-                          <w:r>
-                            <w:rPr>
-                              <w:rFonts w:hint="default" w:ascii="Times New Roman" w:hAnsi="Times New Roman" w:cs="Times New Roman"/>
-                              <w:sz w:val="28"/>
-                              <w:szCs w:val="28"/>
-                            </w:rPr>
-                            <w:t>.25.</w:t>
-                          </w:r>
-                          <w:r>
-                            <w:rPr>
-                              <w:rFonts w:hint="default" w:ascii="Times New Roman" w:hAnsi="Times New Roman" w:cs="Times New Roman"/>
-                              <w:sz w:val="28"/>
-                              <w:szCs w:val="28"/>
-                              <w:lang w:val="ru-RU"/>
-                            </w:rPr>
-                            <w:t>17</w:t>
-                          </w:r>
-                        </w:p>
-                        <w:p/>
-                        <w:p/>
-                        <w:p/>
-                      </w:txbxContent>
-                    </wps:txbx>
-                    <wps:bodyPr rot="0" vert="horz" wrap="square" lIns="0" tIns="0" rIns="0" bIns="0" anchor="t" anchorCtr="0" upright="1">
-                      <a:noAutofit/>
-                    </wps:bodyPr>
+                    <wps:style>
+                      <a:lnRef idx="1">
+                        <a:schemeClr val="dk1"/>
+                      </a:lnRef>
+                      <a:fillRef idx="0">
+                        <a:schemeClr val="dk1"/>
+                      </a:fillRef>
+                      <a:effectRef idx="0">
+                        <a:schemeClr val="dk1"/>
+                      </a:effectRef>
+                      <a:fontRef idx="minor">
+                        <a:schemeClr val="tx1"/>
+                      </a:fontRef>
+                    </wps:style>
+                    <wps:bodyPr/>
                   </wps:wsp>
                 </a:graphicData>
               </a:graphic>
@@ -2495,88 +835,20 @@
         </mc:Choice>
         <mc:Fallback>
           <w:pict>
-            <v:shape id="Text Box 66" o:spid="_x0000_s1026" o:spt="202" type="#_x0000_t202" style="position:absolute;left:0pt;margin-left:170.25pt;margin-top:-0.55pt;height:37.75pt;width:312.4pt;z-index:251670528;mso-width-relative:page;mso-height-relative:page;" filled="f" stroked="f" coordsize="21600,21600" o:gfxdata="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">
+            <v:line id="Прямая соединительная линия 65" o:spid="_x0000_s1026" o:spt="20" style="position:absolute;left:0pt;margin-left:481.9pt;margin-top:9.9pt;height:0.15pt;width:28.65pt;z-index:251724800;mso-width-relative:page;mso-height-relative:page;" filled="f" stroked="t" coordsize="21600,21600" o:gfxdata="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">
               <v:fill on="f" focussize="0,0"/>
-              <v:stroke on="f"/>
+              <v:stroke weight="1.5pt" color="#000000 [3200]" miterlimit="8" joinstyle="miter"/>
               <v:imagedata o:title=""/>
               <o:lock v:ext="edit" aspectratio="f"/>
-              <v:textbox inset="0mm,0mm,0mm,0mm">
-                <w:txbxContent>
-                  <w:p>
-                    <w:pPr>
-                      <w:jc w:val="center"/>
-                      <w:rPr>
-                        <w:rFonts w:hint="default" w:ascii="Times New Roman" w:hAnsi="Times New Roman" w:cs="Times New Roman"/>
-                        <w:sz w:val="28"/>
-                        <w:szCs w:val="28"/>
-                        <w:lang w:val="ru-RU"/>
-                      </w:rPr>
-                    </w:pPr>
-                    <w:r>
-                      <w:rPr>
-                        <w:rFonts w:hint="default" w:ascii="Times New Roman" w:hAnsi="Times New Roman" w:cs="Times New Roman"/>
-                        <w:sz w:val="28"/>
-                        <w:szCs w:val="28"/>
-                      </w:rPr>
-                      <w:t>УП 5-04-0612-02.43ТП.</w:t>
-                    </w:r>
-                    <w:r>
-                      <w:rPr>
-                        <w:rFonts w:hint="default" w:ascii="Times New Roman" w:hAnsi="Times New Roman" w:cs="Times New Roman"/>
-                        <w:sz w:val="28"/>
-                        <w:szCs w:val="28"/>
-                        <w:lang w:val="ru-RU"/>
-                      </w:rPr>
-                      <w:t>Д</w:t>
-                    </w:r>
-                    <w:r>
-                      <w:rPr>
-                        <w:rFonts w:hint="default" w:ascii="Times New Roman" w:hAnsi="Times New Roman" w:cs="Times New Roman"/>
-                        <w:bCs/>
-                        <w:sz w:val="28"/>
-                        <w:szCs w:val="28"/>
-                      </w:rPr>
-                      <w:t>-</w:t>
-                    </w:r>
-                    <w:r>
-                      <w:rPr>
-                        <w:rFonts w:hint="default" w:ascii="Times New Roman" w:hAnsi="Times New Roman" w:cs="Times New Roman"/>
-                        <w:bCs/>
-                        <w:sz w:val="28"/>
-                        <w:szCs w:val="28"/>
-                        <w:lang w:val="ru-RU"/>
-                      </w:rPr>
-                      <w:t>65</w:t>
-                    </w:r>
-                    <w:r>
-                      <w:rPr>
-                        <w:rFonts w:hint="default" w:ascii="Times New Roman" w:hAnsi="Times New Roman" w:cs="Times New Roman"/>
-                        <w:sz w:val="28"/>
-                        <w:szCs w:val="28"/>
-                      </w:rPr>
-                      <w:t>.25.</w:t>
-                    </w:r>
-                    <w:r>
-                      <w:rPr>
-                        <w:rFonts w:hint="default" w:ascii="Times New Roman" w:hAnsi="Times New Roman" w:cs="Times New Roman"/>
-                        <w:sz w:val="28"/>
-                        <w:szCs w:val="28"/>
-                        <w:lang w:val="ru-RU"/>
-                      </w:rPr>
-                      <w:t>17</w:t>
-                    </w:r>
-                  </w:p>
-                  <w:p/>
-                  <w:p/>
-                  <w:p/>
-                </w:txbxContent>
-              </v:textbox>
-            </v:shape>
+            </v:line>
           </w:pict>
         </mc:Fallback>
       </mc:AlternateContent>
     </w:r>
     <w:r>
+      <w:rPr>
+        <w:lang w:val="en-US" w:eastAsia="en-US"/>
+      </w:rPr>
       <mc:AlternateContent>
         <mc:Choice Requires="wps">
           <w:drawing>
@@ -2692,6 +964,9 @@
       </mc:AlternateContent>
     </w:r>
     <w:r>
+      <w:rPr>
+        <w:lang w:val="en-US" w:eastAsia="en-US"/>
+      </w:rPr>
       <mc:AlternateContent>
         <mc:Choice Requires="wps">
           <w:drawing>
@@ -2795,6 +1070,9 @@
       </mc:AlternateContent>
     </w:r>
     <w:r>
+      <w:rPr>
+        <w:lang w:val="en-US" w:eastAsia="en-US"/>
+      </w:rPr>
       <mc:AlternateContent>
         <mc:Choice Requires="wps">
           <w:drawing>
@@ -2898,6 +1176,9 @@
       </mc:AlternateContent>
     </w:r>
     <w:r>
+      <w:rPr>
+        <w:lang w:val="en-US" w:eastAsia="en-US"/>
+      </w:rPr>
       <mc:AlternateContent>
         <mc:Choice Requires="wps">
           <w:drawing>
@@ -3003,6 +1284,9 @@
       </mc:AlternateContent>
     </w:r>
     <w:r>
+      <w:rPr>
+        <w:lang w:val="en-US" w:eastAsia="en-US"/>
+      </w:rPr>
       <mc:AlternateContent>
         <mc:Choice Requires="wps">
           <w:drawing>
@@ -3156,6 +1440,9 @@
       </mc:AlternateContent>
     </w:r>
     <w:r>
+      <w:rPr>
+        <w:lang w:val="en-US" w:eastAsia="en-US"/>
+      </w:rPr>
       <mc:AlternateContent>
         <mc:Choice Requires="wps">
           <w:drawing>
@@ -3281,6 +1568,129 @@
       </mc:AlternateContent>
     </w:r>
     <w:r>
+      <w:rPr>
+        <w:lang w:val="en-US" w:eastAsia="en-US"/>
+      </w:rPr>
+      <mc:AlternateContent>
+        <mc:Choice Requires="wps">
+          <w:drawing>
+            <wp:anchor distT="0" distB="0" distL="114300" distR="114300" simplePos="0" relativeHeight="251670528" behindDoc="0" locked="0" layoutInCell="1" allowOverlap="1">
+              <wp:simplePos x="0" y="0"/>
+              <wp:positionH relativeFrom="column">
+                <wp:posOffset>2163445</wp:posOffset>
+              </wp:positionH>
+              <wp:positionV relativeFrom="paragraph">
+                <wp:posOffset>-6985</wp:posOffset>
+              </wp:positionV>
+              <wp:extent cx="3967480" cy="479425"/>
+              <wp:effectExtent l="1270" t="2540" r="3175" b="3810"/>
+              <wp:wrapNone/>
+              <wp:docPr id="56" name="Text Box 66"/>
+              <wp:cNvGraphicFramePr/>
+              <a:graphic xmlns:a="http://schemas.openxmlformats.org/drawingml/2006/main">
+                <a:graphicData uri="http://schemas.microsoft.com/office/word/2010/wordprocessingShape">
+                  <wps:wsp>
+                    <wps:cNvSpPr txBox="1">
+                      <a:spLocks noChangeArrowheads="1"/>
+                    </wps:cNvSpPr>
+                    <wps:spPr bwMode="auto">
+                      <a:xfrm>
+                        <a:off x="0" y="0"/>
+                        <a:ext cx="3967480" cy="479425"/>
+                      </a:xfrm>
+                      <a:prstGeom prst="rect">
+                        <a:avLst/>
+                      </a:prstGeom>
+                      <a:noFill/>
+                      <a:ln>
+                        <a:noFill/>
+                      </a:ln>
+                    </wps:spPr>
+                    <wps:txbx>
+                      <w:txbxContent>
+                        <w:p>
+                          <w:pPr>
+                            <w:jc w:val="center"/>
+                            <w:rPr>
+                              <w:rFonts w:ascii="Times New Roman" w:hAnsi="Times New Roman"/>
+                              <w:bCs/>
+                              <w:sz w:val="32"/>
+                              <w:szCs w:val="28"/>
+                            </w:rPr>
+                          </w:pPr>
+                          <w:r>
+                            <w:rPr>
+                              <w:rFonts w:ascii="Times New Roman" w:hAnsi="Times New Roman"/>
+                              <w:sz w:val="32"/>
+                              <w:szCs w:val="28"/>
+                            </w:rPr>
+                            <w:t>УП 2-40 01 01.38ТП.389.25.00</w:t>
+                          </w:r>
+                        </w:p>
+                        <w:p>
+                          <w:pPr>
+                            <w:rPr>
+                              <w:szCs w:val="48"/>
+                            </w:rPr>
+                          </w:pPr>
+                        </w:p>
+                      </w:txbxContent>
+                    </wps:txbx>
+                    <wps:bodyPr rot="0" vert="horz" wrap="square" lIns="0" tIns="0" rIns="0" bIns="0" anchor="t" anchorCtr="0" upright="1">
+                      <a:noAutofit/>
+                    </wps:bodyPr>
+                  </wps:wsp>
+                </a:graphicData>
+              </a:graphic>
+            </wp:anchor>
+          </w:drawing>
+        </mc:Choice>
+        <mc:Fallback>
+          <w:pict>
+            <v:shape id="Text Box 66" o:spid="_x0000_s1026" o:spt="202" type="#_x0000_t202" style="position:absolute;left:0pt;margin-left:170.35pt;margin-top:-0.55pt;height:37.75pt;width:312.4pt;z-index:251670528;mso-width-relative:page;mso-height-relative:page;" filled="f" stroked="f" coordsize="21600,21600" o:gfxdata="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">
+              <v:fill on="f" focussize="0,0"/>
+              <v:stroke on="f"/>
+              <v:imagedata o:title=""/>
+              <o:lock v:ext="edit" aspectratio="f"/>
+              <v:textbox inset="0mm,0mm,0mm,0mm">
+                <w:txbxContent>
+                  <w:p>
+                    <w:pPr>
+                      <w:jc w:val="center"/>
+                      <w:rPr>
+                        <w:rFonts w:ascii="Times New Roman" w:hAnsi="Times New Roman"/>
+                        <w:bCs/>
+                        <w:sz w:val="32"/>
+                        <w:szCs w:val="28"/>
+                      </w:rPr>
+                    </w:pPr>
+                    <w:r>
+                      <w:rPr>
+                        <w:rFonts w:ascii="Times New Roman" w:hAnsi="Times New Roman"/>
+                        <w:sz w:val="32"/>
+                        <w:szCs w:val="28"/>
+                      </w:rPr>
+                      <w:t>УП 2-40 01 01.38ТП.389.25.00</w:t>
+                    </w:r>
+                  </w:p>
+                  <w:p>
+                    <w:pPr>
+                      <w:rPr>
+                        <w:szCs w:val="48"/>
+                      </w:rPr>
+                    </w:pPr>
+                  </w:p>
+                </w:txbxContent>
+              </v:textbox>
+            </v:shape>
+          </w:pict>
+        </mc:Fallback>
+      </mc:AlternateContent>
+    </w:r>
+    <w:r>
+      <w:rPr>
+        <w:lang w:val="en-US" w:eastAsia="en-US"/>
+      </w:rPr>
       <mc:AlternateContent>
         <mc:Choice Requires="wps">
           <w:drawing>
@@ -3339,6 +1749,9 @@
       </mc:AlternateContent>
     </w:r>
     <w:r>
+      <w:rPr>
+        <w:lang w:val="en-US" w:eastAsia="en-US"/>
+      </w:rPr>
       <mc:AlternateContent>
         <mc:Choice Requires="wps">
           <w:drawing>
@@ -3397,6 +1810,9 @@
       </mc:AlternateContent>
     </w:r>
     <w:r>
+      <w:rPr>
+        <w:lang w:val="en-US" w:eastAsia="en-US"/>
+      </w:rPr>
       <mc:AlternateContent>
         <mc:Choice Requires="wps">
           <w:drawing>
@@ -3455,6 +1871,9 @@
       </mc:AlternateContent>
     </w:r>
     <w:r>
+      <w:rPr>
+        <w:lang w:val="en-US" w:eastAsia="en-US"/>
+      </w:rPr>
       <mc:AlternateContent>
         <mc:Choice Requires="wps">
           <w:drawing>
@@ -3513,6 +1932,9 @@
       </mc:AlternateContent>
     </w:r>
     <w:r>
+      <w:rPr>
+        <w:lang w:val="en-US" w:eastAsia="en-US"/>
+      </w:rPr>
       <mc:AlternateContent>
         <mc:Choice Requires="wps">
           <w:drawing>
@@ -3571,6 +1993,9 @@
       </mc:AlternateContent>
     </w:r>
     <w:r>
+      <w:rPr>
+        <w:lang w:val="en-US" w:eastAsia="en-US"/>
+      </w:rPr>
       <mc:AlternateContent>
         <mc:Choice Requires="wps">
           <w:drawing>
@@ -3629,6 +2054,9 @@
       </mc:AlternateContent>
     </w:r>
     <w:r>
+      <w:rPr>
+        <w:lang w:val="en-US" w:eastAsia="en-US"/>
+      </w:rPr>
       <mc:AlternateContent>
         <mc:Choice Requires="wps">
           <w:drawing>
@@ -3687,6 +2115,9 @@
       </mc:AlternateContent>
     </w:r>
     <w:r>
+      <w:rPr>
+        <w:lang w:val="en-US" w:eastAsia="en-US"/>
+      </w:rPr>
       <mc:AlternateContent>
         <mc:Choice Requires="wps">
           <w:drawing>
@@ -3745,6 +2176,9 @@
       </mc:AlternateContent>
     </w:r>
     <w:r>
+      <w:rPr>
+        <w:lang w:val="en-US" w:eastAsia="en-US"/>
+      </w:rPr>
       <mc:AlternateContent>
         <mc:Choice Requires="wps">
           <w:drawing>
@@ -3803,6 +2237,9 @@
       </mc:AlternateContent>
     </w:r>
     <w:r>
+      <w:rPr>
+        <w:lang w:val="en-US" w:eastAsia="en-US"/>
+      </w:rPr>
       <mc:AlternateContent>
         <mc:Choice Requires="wps">
           <w:drawing>
@@ -3872,34 +2309,46 @@
 <w:ftr xmlns:wpc="http://schemas.microsoft.com/office/word/2010/wordprocessingCanvas" xmlns:mc="http://schemas.openxmlformats.org/markup-compatibility/2006" xmlns:o="urn:schemas-microsoft-com:office:office" xmlns:r="http://schemas.openxmlformats.org/officeDocument/2006/relationships" xmlns:m="http://schemas.openxmlformats.org/officeDocument/2006/math" xmlns:v="urn:schemas-microsoft-com:vml" xmlns:wp14="http://schemas.microsoft.com/office/word/2010/wordprocessingDrawing" xmlns:wp="http://schemas.openxmlformats.org/drawingml/2006/wordprocessingDrawing" xmlns:w10="urn:schemas-microsoft-com:office:word" xmlns:w="http://schemas.openxmlformats.org/wordprocessingml/2006/main" xmlns:w14="http://schemas.microsoft.com/office/word/2010/wordml" xmlns:w15="http://schemas.microsoft.com/office/word/2012/wordml" xmlns:wpg="http://schemas.microsoft.com/office/word/2010/wordprocessingGroup" xmlns:wpi="http://schemas.microsoft.com/office/word/2010/wordprocessingInk" xmlns:wne="http://schemas.microsoft.com/office/word/2006/wordml" xmlns:wps="http://schemas.microsoft.com/office/word/2010/wordprocessingShape" xmlns:wpsCustomData="http://www.wps.cn/officeDocument/2013/wpsCustomData" mc:Ignorable="w14 w15 wp14">
   <w:p>
     <w:pPr>
-      <w:pStyle w:val="22"/>
+      <w:pStyle w:val="25"/>
       <w:framePr w:wrap="around" w:vAnchor="text" w:hAnchor="margin" w:xAlign="right" w:y="1"/>
       <w:rPr>
-        <w:rStyle w:val="12"/>
+        <w:rStyle w:val="13"/>
       </w:rPr>
     </w:pPr>
     <w:r>
       <w:rPr>
-        <w:rStyle w:val="12"/>
+        <w:rStyle w:val="13"/>
       </w:rPr>
       <w:fldChar w:fldCharType="begin"/>
     </w:r>
     <w:r>
       <w:rPr>
-        <w:rStyle w:val="12"/>
+        <w:rStyle w:val="13"/>
       </w:rPr>
       <w:instrText xml:space="preserve">PAGE  </w:instrText>
     </w:r>
     <w:r>
       <w:rPr>
-        <w:rStyle w:val="12"/>
+        <w:rStyle w:val="13"/>
+      </w:rPr>
+      <w:fldChar w:fldCharType="separate"/>
+    </w:r>
+    <w:r>
+      <w:rPr>
+        <w:rStyle w:val="13"/>
+      </w:rPr>
+      <w:t>39</w:t>
+    </w:r>
+    <w:r>
+      <w:rPr>
+        <w:rStyle w:val="13"/>
       </w:rPr>
       <w:fldChar w:fldCharType="end"/>
     </w:r>
   </w:p>
   <w:p>
     <w:pPr>
-      <w:pStyle w:val="22"/>
+      <w:pStyle w:val="25"/>
       <w:ind w:right="360"/>
     </w:pPr>
   </w:p>
@@ -3910,39 +2359,39 @@
 <w:ftr xmlns:wpc="http://schemas.microsoft.com/office/word/2010/wordprocessingCanvas" xmlns:mc="http://schemas.openxmlformats.org/markup-compatibility/2006" xmlns:o="urn:schemas-microsoft-com:office:office" xmlns:r="http://schemas.openxmlformats.org/officeDocument/2006/relationships" xmlns:m="http://schemas.openxmlformats.org/officeDocument/2006/math" xmlns:v="urn:schemas-microsoft-com:vml" xmlns:wp14="http://schemas.microsoft.com/office/word/2010/wordprocessingDrawing" xmlns:wp="http://schemas.openxmlformats.org/drawingml/2006/wordprocessingDrawing" xmlns:w10="urn:schemas-microsoft-com:office:word" xmlns:w="http://schemas.openxmlformats.org/wordprocessingml/2006/main" xmlns:w14="http://schemas.microsoft.com/office/word/2010/wordml" xmlns:w15="http://schemas.microsoft.com/office/word/2012/wordml" xmlns:wpg="http://schemas.microsoft.com/office/word/2010/wordprocessingGroup" xmlns:wpi="http://schemas.microsoft.com/office/word/2010/wordprocessingInk" xmlns:wne="http://schemas.microsoft.com/office/word/2006/wordml" xmlns:wps="http://schemas.microsoft.com/office/word/2010/wordprocessingShape" xmlns:wpsCustomData="http://www.wps.cn/officeDocument/2013/wpsCustomData" mc:Ignorable="w14 w15 wp14">
   <w:p>
     <w:pPr>
-      <w:pStyle w:val="22"/>
+      <w:pStyle w:val="25"/>
       <w:framePr w:wrap="around" w:vAnchor="text" w:hAnchor="margin" w:xAlign="right" w:y="1"/>
       <w:rPr>
-        <w:rStyle w:val="12"/>
+        <w:rStyle w:val="13"/>
       </w:rPr>
     </w:pPr>
     <w:r>
       <w:rPr>
-        <w:rStyle w:val="12"/>
+        <w:rStyle w:val="13"/>
       </w:rPr>
       <w:fldChar w:fldCharType="begin"/>
     </w:r>
     <w:r>
       <w:rPr>
-        <w:rStyle w:val="12"/>
+        <w:rStyle w:val="13"/>
       </w:rPr>
       <w:instrText xml:space="preserve">PAGE  </w:instrText>
     </w:r>
     <w:r>
       <w:rPr>
-        <w:rStyle w:val="12"/>
+        <w:rStyle w:val="13"/>
       </w:rPr>
       <w:fldChar w:fldCharType="separate"/>
     </w:r>
     <w:r>
       <w:rPr>
-        <w:rStyle w:val="12"/>
+        <w:rStyle w:val="13"/>
       </w:rPr>
       <w:t>39</w:t>
     </w:r>
     <w:r>
       <w:rPr>
-        <w:rStyle w:val="12"/>
+        <w:rStyle w:val="13"/>
       </w:rPr>
       <w:fldChar w:fldCharType="end"/>
     </w:r>
@@ -3959,6 +2408,9 @@
       <w:shd w:val="solid" w:color="FFFFFF" w:fill="FFFFFF"/>
     </w:pPr>
     <w:r>
+      <w:rPr>
+        <w:lang w:val="en-US" w:eastAsia="en-US"/>
+      </w:rPr>
       <mc:AlternateContent>
         <mc:Choice Requires="wps">
           <w:drawing>
@@ -4068,6 +2520,9 @@
       </mc:AlternateContent>
     </w:r>
     <w:r>
+      <w:rPr>
+        <w:lang w:val="en-US" w:eastAsia="en-US"/>
+      </w:rPr>
       <mc:AlternateContent>
         <mc:Choice Requires="wps">
           <w:drawing>
@@ -4164,26 +2619,29 @@
   </w:p>
   <w:p>
     <w:pPr>
-      <w:pStyle w:val="22"/>
+      <w:pStyle w:val="25"/>
       <w:ind w:right="360"/>
       <w:rPr>
         <w:rFonts w:ascii="GOST type B" w:hAnsi="GOST type B"/>
       </w:rPr>
     </w:pPr>
     <w:r>
+      <w:rPr>
+        <w:lang w:val="en-US" w:eastAsia="en-US"/>
+      </w:rPr>
       <mc:AlternateContent>
         <mc:Choice Requires="wps">
           <w:drawing>
             <wp:anchor distT="0" distB="0" distL="114300" distR="114300" simplePos="0" relativeHeight="251714560" behindDoc="0" locked="0" layoutInCell="1" allowOverlap="1">
               <wp:simplePos x="0" y="0"/>
               <wp:positionH relativeFrom="column">
-                <wp:posOffset>2226945</wp:posOffset>
+                <wp:posOffset>2198370</wp:posOffset>
               </wp:positionH>
               <wp:positionV relativeFrom="paragraph">
-                <wp:posOffset>-406400</wp:posOffset>
+                <wp:posOffset>-252095</wp:posOffset>
               </wp:positionV>
-              <wp:extent cx="2450465" cy="1045210"/>
-              <wp:effectExtent l="0" t="0" r="635" b="9525"/>
+              <wp:extent cx="2426335" cy="605155"/>
+              <wp:effectExtent l="0" t="0" r="12065" b="5080"/>
               <wp:wrapNone/>
               <wp:docPr id="40" name="Text Box 102"/>
               <wp:cNvGraphicFramePr/>
@@ -4196,7 +2654,7 @@
                     <wps:spPr bwMode="auto">
                       <a:xfrm>
                         <a:off x="0" y="0"/>
-                        <a:ext cx="2450556" cy="1045028"/>
+                        <a:ext cx="2426340" cy="605138"/>
                       </a:xfrm>
                       <a:prstGeom prst="rect">
                         <a:avLst/>
@@ -4212,32 +2670,22 @@
                           <w:pPr>
                             <w:jc w:val="center"/>
                             <w:rPr>
-                              <w:rFonts w:hint="default"/>
-                              <w:bCs/>
-                              <w:sz w:val="21"/>
-                              <w:szCs w:val="21"/>
-                              <w:lang w:val="ru-RU"/>
-                            </w:rPr>
-                          </w:pPr>
-                          <w:r>
-                            <w:rPr>
-                              <w:rFonts w:ascii="Times New Roman" w:hAnsi="Times New Roman"/>
-                              <w:bCs/>
-                              <w:sz w:val="28"/>
-                              <w:szCs w:val="28"/>
-                              <w:lang w:val="ru-RU"/>
-                            </w:rPr>
-                            <w:t>РАБОТА</w:t>
-                          </w:r>
-                          <w:r>
-                            <w:rPr>
                               <w:rFonts w:hint="default" w:ascii="Times New Roman" w:hAnsi="Times New Roman"/>
                               <w:bCs/>
                               <w:sz w:val="28"/>
                               <w:szCs w:val="28"/>
                               <w:lang w:val="ru-RU"/>
                             </w:rPr>
-                            <w:t xml:space="preserve"> С ГРАФИКОЙ.АНИМАЦИЯ</w:t>
+                          </w:pPr>
+                          <w:r>
+                            <w:rPr>
+                              <w:rFonts w:hint="default" w:ascii="Times New Roman" w:hAnsi="Times New Roman"/>
+                              <w:bCs/>
+                              <w:sz w:val="28"/>
+                              <w:szCs w:val="28"/>
+                              <w:lang w:val="ru-RU"/>
+                            </w:rPr>
+                            <w:t>ИТОГОВОЕ ЗАНЯТИЕ</w:t>
                           </w:r>
                         </w:p>
                       </w:txbxContent>
@@ -4253,7 +2701,7 @@
         </mc:Choice>
         <mc:Fallback>
           <w:pict>
-            <v:shape id="Text Box 102" o:spid="_x0000_s1026" o:spt="202" type="#_x0000_t202" style="position:absolute;left:0pt;margin-left:175.35pt;margin-top:-32pt;height:82.3pt;width:192.95pt;z-index:251714560;mso-width-relative:page;mso-height-relative:page;" filled="f" stroked="f" coordsize="21600,21600" o:gfxdata="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">
+            <v:shape id="Text Box 102" o:spid="_x0000_s1026" o:spt="202" type="#_x0000_t202" style="position:absolute;left:0pt;margin-left:173.1pt;margin-top:-19.85pt;height:47.65pt;width:191.05pt;z-index:251714560;mso-width-relative:page;mso-height-relative:page;" filled="f" stroked="f" coordsize="21600,21600" o:gfxdata="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">
               <v:fill on="f" focussize="0,0"/>
               <v:stroke on="f"/>
               <v:imagedata o:title=""/>
@@ -4264,32 +2712,22 @@
                     <w:pPr>
                       <w:jc w:val="center"/>
                       <w:rPr>
-                        <w:rFonts w:hint="default"/>
-                        <w:bCs/>
-                        <w:sz w:val="21"/>
-                        <w:szCs w:val="21"/>
-                        <w:lang w:val="ru-RU"/>
-                      </w:rPr>
-                    </w:pPr>
-                    <w:r>
-                      <w:rPr>
-                        <w:rFonts w:ascii="Times New Roman" w:hAnsi="Times New Roman"/>
-                        <w:bCs/>
-                        <w:sz w:val="28"/>
-                        <w:szCs w:val="28"/>
-                        <w:lang w:val="ru-RU"/>
-                      </w:rPr>
-                      <w:t>РАБОТА</w:t>
-                    </w:r>
-                    <w:r>
-                      <w:rPr>
                         <w:rFonts w:hint="default" w:ascii="Times New Roman" w:hAnsi="Times New Roman"/>
                         <w:bCs/>
                         <w:sz w:val="28"/>
                         <w:szCs w:val="28"/>
                         <w:lang w:val="ru-RU"/>
                       </w:rPr>
-                      <w:t xml:space="preserve"> С ГРАФИКОЙ.АНИМАЦИЯ</w:t>
+                    </w:pPr>
+                    <w:r>
+                      <w:rPr>
+                        <w:rFonts w:hint="default" w:ascii="Times New Roman" w:hAnsi="Times New Roman"/>
+                        <w:bCs/>
+                        <w:sz w:val="28"/>
+                        <w:szCs w:val="28"/>
+                        <w:lang w:val="ru-RU"/>
+                      </w:rPr>
+                      <w:t>ИТОГОВОЕ ЗАНЯТИЕ</w:t>
                     </w:r>
                   </w:p>
                 </w:txbxContent>
@@ -4300,6 +2738,241 @@
       </mc:AlternateContent>
     </w:r>
     <w:r>
+      <w:rPr>
+        <w:lang w:val="en-US" w:eastAsia="en-US"/>
+      </w:rPr>
+      <mc:AlternateContent>
+        <mc:Choice Requires="wps">
+          <w:drawing>
+            <wp:anchor distT="0" distB="0" distL="114300" distR="114300" simplePos="0" relativeHeight="251708416" behindDoc="0" locked="0" layoutInCell="1" allowOverlap="1">
+              <wp:simplePos x="0" y="0"/>
+              <wp:positionH relativeFrom="column">
+                <wp:posOffset>577850</wp:posOffset>
+              </wp:positionH>
+              <wp:positionV relativeFrom="paragraph">
+                <wp:posOffset>-317500</wp:posOffset>
+              </wp:positionV>
+              <wp:extent cx="777240" cy="172720"/>
+              <wp:effectExtent l="0" t="0" r="3810" b="17780"/>
+              <wp:wrapNone/>
+              <wp:docPr id="41" name="Text Box 53"/>
+              <wp:cNvGraphicFramePr/>
+              <a:graphic xmlns:a="http://schemas.openxmlformats.org/drawingml/2006/main">
+                <a:graphicData uri="http://schemas.microsoft.com/office/word/2010/wordprocessingShape">
+                  <wps:wsp>
+                    <wps:cNvSpPr txBox="1">
+                      <a:spLocks noChangeArrowheads="1"/>
+                    </wps:cNvSpPr>
+                    <wps:spPr bwMode="auto">
+                      <a:xfrm>
+                        <a:off x="0" y="0"/>
+                        <a:ext cx="777240" cy="172720"/>
+                      </a:xfrm>
+                      <a:prstGeom prst="rect">
+                        <a:avLst/>
+                      </a:prstGeom>
+                      <a:noFill/>
+                      <a:ln>
+                        <a:noFill/>
+                      </a:ln>
+                    </wps:spPr>
+                    <wps:txbx>
+                      <w:txbxContent>
+                        <w:p>
+                          <w:pPr>
+                            <w:rPr>
+                              <w:rFonts w:hint="default" w:ascii="Times New Roman" w:hAnsi="Times New Roman"/>
+                              <w:sz w:val="16"/>
+                              <w:szCs w:val="18"/>
+                              <w:lang w:val="ru-RU"/>
+                            </w:rPr>
+                          </w:pPr>
+                          <w:r>
+                            <w:rPr>
+                              <w:rFonts w:ascii="Times New Roman" w:hAnsi="Times New Roman"/>
+                              <w:sz w:val="15"/>
+                              <w:szCs w:val="15"/>
+                              <w:lang w:val="ru-RU"/>
+                            </w:rPr>
+                            <w:t>Новик</w:t>
+                          </w:r>
+                          <w:r>
+                            <w:rPr>
+                              <w:rFonts w:hint="default" w:ascii="Times New Roman" w:hAnsi="Times New Roman"/>
+                              <w:sz w:val="15"/>
+                              <w:szCs w:val="15"/>
+                              <w:lang w:val="ru-RU"/>
+                            </w:rPr>
+                            <w:t xml:space="preserve"> А.И.</w:t>
+                          </w:r>
+                        </w:p>
+                        <w:p/>
+                      </w:txbxContent>
+                    </wps:txbx>
+                    <wps:bodyPr rot="0" vert="horz" wrap="square" lIns="0" tIns="0" rIns="0" bIns="0" anchor="t" anchorCtr="0" upright="1">
+                      <a:noAutofit/>
+                    </wps:bodyPr>
+                  </wps:wsp>
+                </a:graphicData>
+              </a:graphic>
+            </wp:anchor>
+          </w:drawing>
+        </mc:Choice>
+        <mc:Fallback>
+          <w:pict>
+            <v:shape id="Text Box 53" o:spid="_x0000_s1026" o:spt="202" type="#_x0000_t202" style="position:absolute;left:0pt;margin-left:45.5pt;margin-top:-25pt;height:13.6pt;width:61.2pt;z-index:251708416;mso-width-relative:page;mso-height-relative:page;" filled="f" stroked="f" coordsize="21600,21600" o:gfxdata="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">
+              <v:fill on="f" focussize="0,0"/>
+              <v:stroke on="f"/>
+              <v:imagedata o:title=""/>
+              <o:lock v:ext="edit" aspectratio="f"/>
+              <v:textbox inset="0mm,0mm,0mm,0mm">
+                <w:txbxContent>
+                  <w:p>
+                    <w:pPr>
+                      <w:rPr>
+                        <w:rFonts w:hint="default" w:ascii="Times New Roman" w:hAnsi="Times New Roman"/>
+                        <w:sz w:val="16"/>
+                        <w:szCs w:val="18"/>
+                        <w:lang w:val="ru-RU"/>
+                      </w:rPr>
+                    </w:pPr>
+                    <w:r>
+                      <w:rPr>
+                        <w:rFonts w:ascii="Times New Roman" w:hAnsi="Times New Roman"/>
+                        <w:sz w:val="15"/>
+                        <w:szCs w:val="15"/>
+                        <w:lang w:val="ru-RU"/>
+                      </w:rPr>
+                      <w:t>Новик</w:t>
+                    </w:r>
+                    <w:r>
+                      <w:rPr>
+                        <w:rFonts w:hint="default" w:ascii="Times New Roman" w:hAnsi="Times New Roman"/>
+                        <w:sz w:val="15"/>
+                        <w:szCs w:val="15"/>
+                        <w:lang w:val="ru-RU"/>
+                      </w:rPr>
+                      <w:t xml:space="preserve"> А.И.</w:t>
+                    </w:r>
+                  </w:p>
+                  <w:p/>
+                </w:txbxContent>
+              </v:textbox>
+            </v:shape>
+          </w:pict>
+        </mc:Fallback>
+      </mc:AlternateContent>
+    </w:r>
+    <w:r>
+      <w:rPr>
+        <w:lang w:val="en-US" w:eastAsia="en-US"/>
+      </w:rPr>
+      <mc:AlternateContent>
+        <mc:Choice Requires="wps">
+          <w:drawing>
+            <wp:anchor distT="0" distB="0" distL="114300" distR="114300" simplePos="0" relativeHeight="251707392" behindDoc="0" locked="0" layoutInCell="1" allowOverlap="1">
+              <wp:simplePos x="0" y="0"/>
+              <wp:positionH relativeFrom="column">
+                <wp:posOffset>566420</wp:posOffset>
+              </wp:positionH>
+              <wp:positionV relativeFrom="paragraph">
+                <wp:posOffset>-486410</wp:posOffset>
+              </wp:positionV>
+              <wp:extent cx="910590" cy="153035"/>
+              <wp:effectExtent l="0" t="635" r="0" b="1905"/>
+              <wp:wrapNone/>
+              <wp:docPr id="39" name="Text Box 52"/>
+              <wp:cNvGraphicFramePr/>
+              <a:graphic xmlns:a="http://schemas.openxmlformats.org/drawingml/2006/main">
+                <a:graphicData uri="http://schemas.microsoft.com/office/word/2010/wordprocessingShape">
+                  <wps:wsp>
+                    <wps:cNvSpPr txBox="1">
+                      <a:spLocks noChangeArrowheads="1"/>
+                    </wps:cNvSpPr>
+                    <wps:spPr bwMode="auto">
+                      <a:xfrm>
+                        <a:off x="0" y="0"/>
+                        <a:ext cx="910590" cy="153035"/>
+                      </a:xfrm>
+                      <a:prstGeom prst="rect">
+                        <a:avLst/>
+                      </a:prstGeom>
+                      <a:noFill/>
+                      <a:ln>
+                        <a:noFill/>
+                      </a:ln>
+                    </wps:spPr>
+                    <wps:txbx>
+                      <w:txbxContent>
+                        <w:p>
+                          <w:pPr>
+                            <w:rPr>
+                              <w:rFonts w:hint="default" w:ascii="Times New Roman" w:hAnsi="Times New Roman"/>
+                              <w:sz w:val="15"/>
+                              <w:szCs w:val="15"/>
+                              <w:lang w:val="ru-RU"/>
+                            </w:rPr>
+                          </w:pPr>
+                          <w:r>
+                            <w:rPr>
+                              <w:rFonts w:hint="default" w:ascii="Times New Roman" w:hAnsi="Times New Roman"/>
+                              <w:sz w:val="15"/>
+                              <w:szCs w:val="15"/>
+                              <w:lang w:val="ru-RU"/>
+                            </w:rPr>
+                            <w:t>Дубровский Р.В.</w:t>
+                          </w:r>
+                        </w:p>
+                      </w:txbxContent>
+                    </wps:txbx>
+                    <wps:bodyPr rot="0" vert="horz" wrap="square" lIns="0" tIns="0" rIns="0" bIns="0" anchor="t" anchorCtr="0" upright="1">
+                      <a:noAutofit/>
+                    </wps:bodyPr>
+                  </wps:wsp>
+                </a:graphicData>
+              </a:graphic>
+            </wp:anchor>
+          </w:drawing>
+        </mc:Choice>
+        <mc:Fallback>
+          <w:pict>
+            <v:shape id="Text Box 52" o:spid="_x0000_s1026" o:spt="202" type="#_x0000_t202" style="position:absolute;left:0pt;margin-left:44.6pt;margin-top:-38.3pt;height:12.05pt;width:71.7pt;z-index:251707392;mso-width-relative:page;mso-height-relative:page;" filled="f" stroked="f" coordsize="21600,21600" o:gfxdata="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">
+              <v:fill on="f" focussize="0,0"/>
+              <v:stroke on="f"/>
+              <v:imagedata o:title=""/>
+              <o:lock v:ext="edit" aspectratio="f"/>
+              <v:textbox inset="0mm,0mm,0mm,0mm">
+                <w:txbxContent>
+                  <w:p>
+                    <w:pPr>
+                      <w:rPr>
+                        <w:rFonts w:hint="default" w:ascii="Times New Roman" w:hAnsi="Times New Roman"/>
+                        <w:sz w:val="15"/>
+                        <w:szCs w:val="15"/>
+                        <w:lang w:val="ru-RU"/>
+                      </w:rPr>
+                    </w:pPr>
+                    <w:r>
+                      <w:rPr>
+                        <w:rFonts w:hint="default" w:ascii="Times New Roman" w:hAnsi="Times New Roman"/>
+                        <w:sz w:val="15"/>
+                        <w:szCs w:val="15"/>
+                        <w:lang w:val="ru-RU"/>
+                      </w:rPr>
+                      <w:t>Дубровский Р.В.</w:t>
+                    </w:r>
+                  </w:p>
+                </w:txbxContent>
+              </v:textbox>
+            </v:shape>
+          </w:pict>
+        </mc:Fallback>
+      </mc:AlternateContent>
+    </w:r>
+    <w:r>
+      <w:rPr>
+        <w:lang w:val="en-US" w:eastAsia="en-US"/>
+      </w:rPr>
       <mc:AlternateContent>
         <mc:Choice Requires="wps">
           <w:drawing>
@@ -4401,6 +3074,9 @@
       </mc:AlternateContent>
     </w:r>
     <w:r>
+      <w:rPr>
+        <w:lang w:val="en-US" w:eastAsia="en-US"/>
+      </w:rPr>
       <mc:AlternateContent>
         <mc:Choice Requires="wps">
           <w:drawing>
@@ -4516,6 +3192,9 @@
       </mc:AlternateContent>
     </w:r>
     <w:r>
+      <w:rPr>
+        <w:lang w:val="en-US" w:eastAsia="en-US"/>
+      </w:rPr>
       <mc:AlternateContent>
         <mc:Choice Requires="wps">
           <w:drawing>
@@ -4599,6 +3278,9 @@
       </mc:AlternateContent>
     </w:r>
     <w:r>
+      <w:rPr>
+        <w:lang w:val="en-US" w:eastAsia="en-US"/>
+      </w:rPr>
       <mc:AlternateContent>
         <mc:Choice Requires="wps">
           <w:drawing>
@@ -4704,216 +3386,9 @@
       </mc:AlternateContent>
     </w:r>
     <w:r>
-      <mc:AlternateContent>
-        <mc:Choice Requires="wps">
-          <w:drawing>
-            <wp:anchor distT="0" distB="0" distL="114300" distR="114300" simplePos="0" relativeHeight="251708416" behindDoc="0" locked="0" layoutInCell="1" allowOverlap="1">
-              <wp:simplePos x="0" y="0"/>
-              <wp:positionH relativeFrom="column">
-                <wp:posOffset>552450</wp:posOffset>
-              </wp:positionH>
-              <wp:positionV relativeFrom="paragraph">
-                <wp:posOffset>-321945</wp:posOffset>
-              </wp:positionV>
-              <wp:extent cx="869950" cy="180340"/>
-              <wp:effectExtent l="0" t="3175" r="1270" b="0"/>
-              <wp:wrapNone/>
-              <wp:docPr id="41" name="Text Box 53"/>
-              <wp:cNvGraphicFramePr/>
-              <a:graphic xmlns:a="http://schemas.openxmlformats.org/drawingml/2006/main">
-                <a:graphicData uri="http://schemas.microsoft.com/office/word/2010/wordprocessingShape">
-                  <wps:wsp>
-                    <wps:cNvSpPr txBox="1">
-                      <a:spLocks noChangeArrowheads="1"/>
-                    </wps:cNvSpPr>
-                    <wps:spPr bwMode="auto">
-                      <a:xfrm>
-                        <a:off x="0" y="0"/>
-                        <a:ext cx="869950" cy="180340"/>
-                      </a:xfrm>
-                      <a:prstGeom prst="rect">
-                        <a:avLst/>
-                      </a:prstGeom>
-                      <a:noFill/>
-                      <a:ln>
-                        <a:noFill/>
-                      </a:ln>
-                    </wps:spPr>
-                    <wps:txbx>
-                      <w:txbxContent>
-                        <w:p>
-                          <w:pPr>
-                            <w:rPr>
-                              <w:rFonts w:ascii="Times New Roman" w:hAnsi="Times New Roman"/>
-                              <w:sz w:val="16"/>
-                              <w:szCs w:val="18"/>
-                            </w:rPr>
-                          </w:pPr>
-                          <w:r>
-                            <w:rPr>
-                              <w:rFonts w:ascii="Times New Roman" w:hAnsi="Times New Roman"/>
-                              <w:sz w:val="15"/>
-                              <w:szCs w:val="15"/>
-                            </w:rPr>
-                            <w:t>Толочко П.С.</w:t>
-                          </w:r>
-                        </w:p>
-                      </w:txbxContent>
-                    </wps:txbx>
-                    <wps:bodyPr rot="0" vert="horz" wrap="square" lIns="0" tIns="0" rIns="0" bIns="0" anchor="t" anchorCtr="0" upright="1">
-                      <a:noAutofit/>
-                    </wps:bodyPr>
-                  </wps:wsp>
-                </a:graphicData>
-              </a:graphic>
-            </wp:anchor>
-          </w:drawing>
-        </mc:Choice>
-        <mc:Fallback>
-          <w:pict>
-            <v:shape id="Text Box 53" o:spid="_x0000_s1026" o:spt="202" type="#_x0000_t202" style="position:absolute;left:0pt;margin-left:43.5pt;margin-top:-25.35pt;height:14.2pt;width:68.5pt;z-index:251708416;mso-width-relative:page;mso-height-relative:page;" filled="f" stroked="f" coordsize="21600,21600" o:gfxdata="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">
-              <v:fill on="f" focussize="0,0"/>
-              <v:stroke on="f"/>
-              <v:imagedata o:title=""/>
-              <o:lock v:ext="edit" aspectratio="f"/>
-              <v:textbox inset="0mm,0mm,0mm,0mm">
-                <w:txbxContent>
-                  <w:p>
-                    <w:pPr>
-                      <w:rPr>
-                        <w:rFonts w:ascii="Times New Roman" w:hAnsi="Times New Roman"/>
-                        <w:sz w:val="16"/>
-                        <w:szCs w:val="18"/>
-                      </w:rPr>
-                    </w:pPr>
-                    <w:r>
-                      <w:rPr>
-                        <w:rFonts w:ascii="Times New Roman" w:hAnsi="Times New Roman"/>
-                        <w:sz w:val="15"/>
-                        <w:szCs w:val="15"/>
-                      </w:rPr>
-                      <w:t>Толочко П.С.</w:t>
-                    </w:r>
-                  </w:p>
-                </w:txbxContent>
-              </v:textbox>
-            </v:shape>
-          </w:pict>
-        </mc:Fallback>
-      </mc:AlternateContent>
-    </w:r>
-    <w:r>
-      <mc:AlternateContent>
-        <mc:Choice Requires="wps">
-          <w:drawing>
-            <wp:anchor distT="0" distB="0" distL="114300" distR="114300" simplePos="0" relativeHeight="251707392" behindDoc="0" locked="0" layoutInCell="1" allowOverlap="1">
-              <wp:simplePos x="0" y="0"/>
-              <wp:positionH relativeFrom="column">
-                <wp:posOffset>538480</wp:posOffset>
-              </wp:positionH>
-              <wp:positionV relativeFrom="paragraph">
-                <wp:posOffset>-507365</wp:posOffset>
-              </wp:positionV>
-              <wp:extent cx="910590" cy="153035"/>
-              <wp:effectExtent l="0" t="635" r="0" b="1905"/>
-              <wp:wrapNone/>
-              <wp:docPr id="39" name="Text Box 52"/>
-              <wp:cNvGraphicFramePr/>
-              <a:graphic xmlns:a="http://schemas.openxmlformats.org/drawingml/2006/main">
-                <a:graphicData uri="http://schemas.microsoft.com/office/word/2010/wordprocessingShape">
-                  <wps:wsp>
-                    <wps:cNvSpPr txBox="1">
-                      <a:spLocks noChangeArrowheads="1"/>
-                    </wps:cNvSpPr>
-                    <wps:spPr bwMode="auto">
-                      <a:xfrm>
-                        <a:off x="0" y="0"/>
-                        <a:ext cx="910590" cy="153035"/>
-                      </a:xfrm>
-                      <a:prstGeom prst="rect">
-                        <a:avLst/>
-                      </a:prstGeom>
-                      <a:noFill/>
-                      <a:ln>
-                        <a:noFill/>
-                      </a:ln>
-                    </wps:spPr>
-                    <wps:txbx>
-                      <w:txbxContent>
-                        <w:p>
-                          <w:pPr>
-                            <w:rPr>
-                              <w:rFonts w:hint="default" w:ascii="Times New Roman" w:hAnsi="Times New Roman"/>
-                              <w:b w:val="0"/>
-                              <w:bCs w:val="0"/>
-                              <w:sz w:val="15"/>
-                              <w:szCs w:val="15"/>
-                              <w:lang w:val="ru-RU"/>
-                            </w:rPr>
-                          </w:pPr>
-                          <w:r>
-                            <w:rPr>
-                              <w:rFonts w:hint="default" w:ascii="Times New Roman" w:hAnsi="Times New Roman"/>
-                              <w:b w:val="0"/>
-                              <w:bCs w:val="0"/>
-                              <w:sz w:val="15"/>
-                              <w:szCs w:val="15"/>
-                              <w:lang w:val="ru-RU"/>
-                            </w:rPr>
-                            <w:t>Дубровский Р.В.</w:t>
-                          </w:r>
-                        </w:p>
-                      </w:txbxContent>
-                    </wps:txbx>
-                    <wps:bodyPr rot="0" vert="horz" wrap="square" lIns="0" tIns="0" rIns="0" bIns="0" anchor="t" anchorCtr="0" upright="1">
-                      <a:noAutofit/>
-                    </wps:bodyPr>
-                  </wps:wsp>
-                </a:graphicData>
-              </a:graphic>
-            </wp:anchor>
-          </w:drawing>
-        </mc:Choice>
-        <mc:Fallback>
-          <w:pict>
-            <v:shape id="Text Box 52" o:spid="_x0000_s1026" o:spt="202" type="#_x0000_t202" style="position:absolute;left:0pt;margin-left:42.4pt;margin-top:-39.95pt;height:12.05pt;width:71.7pt;z-index:251707392;mso-width-relative:page;mso-height-relative:page;" filled="f" stroked="f" coordsize="21600,21600" o:gfxdata="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">
-              <v:fill on="f" focussize="0,0"/>
-              <v:stroke on="f"/>
-              <v:imagedata o:title=""/>
-              <o:lock v:ext="edit" aspectratio="f"/>
-              <v:textbox inset="0mm,0mm,0mm,0mm">
-                <w:txbxContent>
-                  <w:p>
-                    <w:pPr>
-                      <w:rPr>
-                        <w:rFonts w:hint="default" w:ascii="Times New Roman" w:hAnsi="Times New Roman"/>
-                        <w:b w:val="0"/>
-                        <w:bCs w:val="0"/>
-                        <w:sz w:val="15"/>
-                        <w:szCs w:val="15"/>
-                        <w:lang w:val="ru-RU"/>
-                      </w:rPr>
-                    </w:pPr>
-                    <w:r>
-                      <w:rPr>
-                        <w:rFonts w:hint="default" w:ascii="Times New Roman" w:hAnsi="Times New Roman"/>
-                        <w:b w:val="0"/>
-                        <w:bCs w:val="0"/>
-                        <w:sz w:val="15"/>
-                        <w:szCs w:val="15"/>
-                        <w:lang w:val="ru-RU"/>
-                      </w:rPr>
-                      <w:t>Дубровский Р.В.</w:t>
-                    </w:r>
-                  </w:p>
-                </w:txbxContent>
-              </v:textbox>
-            </v:shape>
-          </w:pict>
-        </mc:Fallback>
-      </mc:AlternateContent>
-    </w:r>
-    <w:r>
+      <w:rPr>
+        <w:lang w:val="en-US" w:eastAsia="en-US"/>
+      </w:rPr>
       <mc:AlternateContent>
         <mc:Choice Requires="wps">
           <w:drawing>
@@ -5013,6 +3488,9 @@
       </mc:AlternateContent>
     </w:r>
     <w:r>
+      <w:rPr>
+        <w:lang w:val="en-US" w:eastAsia="en-US"/>
+      </w:rPr>
       <mc:AlternateContent>
         <mc:Choice Requires="wps">
           <w:drawing>
@@ -5118,6 +3596,9 @@
       </mc:AlternateContent>
     </w:r>
     <w:r>
+      <w:rPr>
+        <w:lang w:val="en-US" w:eastAsia="en-US"/>
+      </w:rPr>
       <mc:AlternateContent>
         <mc:Choice Requires="wps">
           <w:drawing>
@@ -5176,6 +3657,9 @@
       </mc:AlternateContent>
     </w:r>
     <w:r>
+      <w:rPr>
+        <w:lang w:val="en-US" w:eastAsia="en-US"/>
+      </w:rPr>
       <mc:AlternateContent>
         <mc:Choice Requires="wps">
           <w:drawing>
@@ -5234,6 +3718,9 @@
       </mc:AlternateContent>
     </w:r>
     <w:r>
+      <w:rPr>
+        <w:lang w:val="en-US" w:eastAsia="en-US"/>
+      </w:rPr>
       <mc:AlternateContent>
         <mc:Choice Requires="wps">
           <w:drawing>
@@ -5292,6 +3779,9 @@
       </mc:AlternateContent>
     </w:r>
     <w:r>
+      <w:rPr>
+        <w:lang w:val="en-US" w:eastAsia="en-US"/>
+      </w:rPr>
       <mc:AlternateContent>
         <mc:Choice Requires="wps">
           <w:drawing>
@@ -5375,6 +3865,9 @@
       </mc:AlternateContent>
     </w:r>
     <w:r>
+      <w:rPr>
+        <w:lang w:val="en-US" w:eastAsia="en-US"/>
+      </w:rPr>
       <mc:AlternateContent>
         <mc:Choice Requires="wps">
           <w:drawing>
@@ -5476,6 +3969,9 @@
       </mc:AlternateContent>
     </w:r>
     <w:r>
+      <w:rPr>
+        <w:lang w:val="en-US" w:eastAsia="en-US"/>
+      </w:rPr>
       <mc:AlternateContent>
         <mc:Choice Requires="wps">
           <w:drawing>
@@ -5585,6 +4081,9 @@
       </mc:AlternateContent>
     </w:r>
     <w:r>
+      <w:rPr>
+        <w:lang w:val="en-US" w:eastAsia="en-US"/>
+      </w:rPr>
       <mc:AlternateContent>
         <mc:Choice Requires="wps">
           <w:drawing>
@@ -5684,6 +4183,9 @@
       </mc:AlternateContent>
     </w:r>
     <w:r>
+      <w:rPr>
+        <w:lang w:val="en-US" w:eastAsia="en-US"/>
+      </w:rPr>
       <mc:AlternateContent>
         <mc:Choice Requires="wps">
           <w:drawing>
@@ -5913,6 +4415,7 @@
     <w:r>
       <w:rPr>
         <w:rFonts w:ascii="GOST type B" w:hAnsi="GOST type B"/>
+        <w:lang w:val="en-US" w:eastAsia="en-US"/>
       </w:rPr>
       <mc:AlternateContent>
         <mc:Choice Requires="wps">
@@ -6003,7 +4506,7 @@
                               <w:sz w:val="28"/>
                               <w:szCs w:val="28"/>
                             </w:rPr>
-                            <w:t>.25.</w:t>
+                            <w:t>.2</w:t>
                           </w:r>
                           <w:r>
                             <w:rPr>
@@ -6012,9 +4515,28 @@
                               <w:szCs w:val="28"/>
                               <w:lang w:val="ru-RU"/>
                             </w:rPr>
+                            <w:t>6</w:t>
+                          </w:r>
+                          <w:r>
+                            <w:rPr>
+                              <w:rFonts w:hint="default" w:ascii="Times New Roman" w:hAnsi="Times New Roman" w:cs="Times New Roman"/>
+                              <w:sz w:val="28"/>
+                              <w:szCs w:val="28"/>
+                            </w:rPr>
+                            <w:t>.</w:t>
+                          </w:r>
+                          <w:r>
+                            <w:rPr>
+                              <w:rFonts w:hint="default" w:ascii="Times New Roman" w:hAnsi="Times New Roman" w:cs="Times New Roman"/>
+                              <w:sz w:val="28"/>
+                              <w:szCs w:val="28"/>
+                              <w:lang w:val="ru-RU"/>
+                            </w:rPr>
                             <w:t>17</w:t>
                           </w:r>
                         </w:p>
+                        <w:p/>
+                        <w:p/>
                         <w:p/>
                         <w:p/>
                         <w:p/>
@@ -6090,7 +4612,7 @@
                         <w:sz w:val="28"/>
                         <w:szCs w:val="28"/>
                       </w:rPr>
-                      <w:t>.25.</w:t>
+                      <w:t>.2</w:t>
                     </w:r>
                     <w:r>
                       <w:rPr>
@@ -6099,9 +4621,28 @@
                         <w:szCs w:val="28"/>
                         <w:lang w:val="ru-RU"/>
                       </w:rPr>
+                      <w:t>6</w:t>
+                    </w:r>
+                    <w:r>
+                      <w:rPr>
+                        <w:rFonts w:hint="default" w:ascii="Times New Roman" w:hAnsi="Times New Roman" w:cs="Times New Roman"/>
+                        <w:sz w:val="28"/>
+                        <w:szCs w:val="28"/>
+                      </w:rPr>
+                      <w:t>.</w:t>
+                    </w:r>
+                    <w:r>
+                      <w:rPr>
+                        <w:rFonts w:hint="default" w:ascii="Times New Roman" w:hAnsi="Times New Roman" w:cs="Times New Roman"/>
+                        <w:sz w:val="28"/>
+                        <w:szCs w:val="28"/>
+                        <w:lang w:val="ru-RU"/>
+                      </w:rPr>
                       <w:t>17</w:t>
                     </w:r>
                   </w:p>
+                  <w:p/>
+                  <w:p/>
                   <w:p/>
                   <w:p/>
                   <w:p/>
@@ -6113,6 +4654,9 @@
       </mc:AlternateContent>
     </w:r>
     <w:r>
+      <w:rPr>
+        <w:lang w:val="en-US" w:eastAsia="en-US"/>
+      </w:rPr>
       <mc:AlternateContent>
         <mc:Choice Requires="wps">
           <w:drawing>
@@ -6214,6 +4758,9 @@
       </mc:AlternateContent>
     </w:r>
     <w:r>
+      <w:rPr>
+        <w:lang w:val="en-US" w:eastAsia="en-US"/>
+      </w:rPr>
       <mc:AlternateContent>
         <mc:Choice Requires="wps">
           <w:drawing>
@@ -6315,6 +4862,9 @@
       </mc:AlternateContent>
     </w:r>
     <w:r>
+      <w:rPr>
+        <w:lang w:val="en-US" w:eastAsia="en-US"/>
+      </w:rPr>
       <mc:AlternateContent>
         <mc:Choice Requires="wps">
           <w:drawing>
@@ -6416,6 +4966,9 @@
       </mc:AlternateContent>
     </w:r>
     <w:r>
+      <w:rPr>
+        <w:lang w:val="en-US" w:eastAsia="en-US"/>
+      </w:rPr>
       <mc:AlternateContent>
         <mc:Choice Requires="wps">
           <w:drawing>
@@ -6537,6 +5090,9 @@
       </mc:AlternateContent>
     </w:r>
     <w:r>
+      <w:rPr>
+        <w:lang w:val="en-US" w:eastAsia="en-US"/>
+      </w:rPr>
       <mc:AlternateContent>
         <mc:Choice Requires="wps">
           <w:drawing>
@@ -6664,6 +5220,9 @@
       </mc:AlternateContent>
     </w:r>
     <w:r>
+      <w:rPr>
+        <w:lang w:val="en-US" w:eastAsia="en-US"/>
+      </w:rPr>
       <mc:AlternateContent>
         <mc:Choice Requires="wps">
           <w:drawing>
@@ -6722,6 +5281,9 @@
       </mc:AlternateContent>
     </w:r>
     <w:r>
+      <w:rPr>
+        <w:lang w:val="en-US" w:eastAsia="en-US"/>
+      </w:rPr>
       <mc:AlternateContent>
         <mc:Choice Requires="wps">
           <w:drawing>
@@ -6780,6 +5342,9 @@
       </mc:AlternateContent>
     </w:r>
     <w:r>
+      <w:rPr>
+        <w:lang w:val="en-US" w:eastAsia="en-US"/>
+      </w:rPr>
       <mc:AlternateContent>
         <mc:Choice Requires="wps">
           <w:drawing>
@@ -6859,6 +5424,9 @@
       </mc:AlternateContent>
     </w:r>
     <w:r>
+      <w:rPr>
+        <w:lang w:val="en-US" w:eastAsia="en-US"/>
+      </w:rPr>
       <mc:AlternateContent>
         <mc:Choice Requires="wps">
           <w:drawing>
@@ -6917,6 +5485,9 @@
       </mc:AlternateContent>
     </w:r>
     <w:r>
+      <w:rPr>
+        <w:lang w:val="en-US" w:eastAsia="en-US"/>
+      </w:rPr>
       <mc:AlternateContent>
         <mc:Choice Requires="wps">
           <w:drawing>
@@ -6975,6 +5546,9 @@
       </mc:AlternateContent>
     </w:r>
     <w:r>
+      <w:rPr>
+        <w:lang w:val="en-US" w:eastAsia="en-US"/>
+      </w:rPr>
       <mc:AlternateContent>
         <mc:Choice Requires="wps">
           <w:drawing>
@@ -7033,6 +5607,9 @@
       </mc:AlternateContent>
     </w:r>
     <w:r>
+      <w:rPr>
+        <w:lang w:val="en-US" w:eastAsia="en-US"/>
+      </w:rPr>
       <mc:AlternateContent>
         <mc:Choice Requires="wps">
           <w:drawing>
@@ -7091,6 +5668,9 @@
       </mc:AlternateContent>
     </w:r>
     <w:r>
+      <w:rPr>
+        <w:lang w:val="en-US" w:eastAsia="en-US"/>
+      </w:rPr>
       <mc:AlternateContent>
         <mc:Choice Requires="wps">
           <w:drawing>
@@ -7149,6 +5729,9 @@
       </mc:AlternateContent>
     </w:r>
     <w:r>
+      <w:rPr>
+        <w:lang w:val="en-US" w:eastAsia="en-US"/>
+      </w:rPr>
       <mc:AlternateContent>
         <mc:Choice Requires="wps">
           <w:drawing>
@@ -7207,6 +5790,9 @@
       </mc:AlternateContent>
     </w:r>
     <w:r>
+      <w:rPr>
+        <w:lang w:val="en-US" w:eastAsia="en-US"/>
+      </w:rPr>
       <mc:AlternateContent>
         <mc:Choice Requires="wps">
           <w:drawing>
@@ -7265,6 +5851,9 @@
       </mc:AlternateContent>
     </w:r>
     <w:r>
+      <w:rPr>
+        <w:lang w:val="en-US" w:eastAsia="en-US"/>
+      </w:rPr>
       <mc:AlternateContent>
         <mc:Choice Requires="wps">
           <w:drawing>
@@ -7323,6 +5912,9 @@
       </mc:AlternateContent>
     </w:r>
     <w:r>
+      <w:rPr>
+        <w:lang w:val="en-US" w:eastAsia="en-US"/>
+      </w:rPr>
       <mc:AlternateContent>
         <mc:Choice Requires="wps">
           <w:drawing>
@@ -7381,6 +5973,9 @@
       </mc:AlternateContent>
     </w:r>
     <w:r>
+      <w:rPr>
+        <w:lang w:val="en-US" w:eastAsia="en-US"/>
+      </w:rPr>
       <mc:AlternateContent>
         <mc:Choice Requires="wps">
           <w:drawing>
@@ -7439,6 +6034,9 @@
       </mc:AlternateContent>
     </w:r>
     <w:r>
+      <w:rPr>
+        <w:lang w:val="en-US" w:eastAsia="en-US"/>
+      </w:rPr>
       <mc:AlternateContent>
         <mc:Choice Requires="wps">
           <w:drawing>
@@ -7497,6 +6095,9 @@
       </mc:AlternateContent>
     </w:r>
     <w:r>
+      <w:rPr>
+        <w:lang w:val="en-US" w:eastAsia="en-US"/>
+      </w:rPr>
       <mc:AlternateContent>
         <mc:Choice Requires="wps">
           <w:drawing>
@@ -7555,6 +6156,9 @@
       </mc:AlternateContent>
     </w:r>
     <w:r>
+      <w:rPr>
+        <w:lang w:val="en-US" w:eastAsia="en-US"/>
+      </w:rPr>
       <mc:AlternateContent>
         <mc:Choice Requires="wps">
           <w:drawing>
@@ -7613,6 +6217,9 @@
       </mc:AlternateContent>
     </w:r>
     <w:r>
+      <w:rPr>
+        <w:lang w:val="en-US" w:eastAsia="en-US"/>
+      </w:rPr>
       <mc:AlternateContent>
         <mc:Choice Requires="wps">
           <w:drawing>
@@ -7671,6 +6278,9 @@
       </mc:AlternateContent>
     </w:r>
     <w:r>
+      <w:rPr>
+        <w:lang w:val="en-US" w:eastAsia="en-US"/>
+      </w:rPr>
       <mc:AlternateContent>
         <mc:Choice Requires="wps">
           <w:drawing>
@@ -7729,6 +6339,9 @@
       </mc:AlternateContent>
     </w:r>
     <w:r>
+      <w:rPr>
+        <w:lang w:val="en-US" w:eastAsia="en-US"/>
+      </w:rPr>
       <mc:AlternateContent>
         <mc:Choice Requires="wps">
           <w:drawing>
@@ -7809,61 +6422,61 @@
     </w:r>
     <w:r>
       <w:rPr>
-        <w:rStyle w:val="12"/>
+        <w:rStyle w:val="13"/>
       </w:rPr>
       <w:fldChar w:fldCharType="begin"/>
     </w:r>
     <w:r>
       <w:rPr>
-        <w:rStyle w:val="12"/>
+        <w:rStyle w:val="13"/>
       </w:rPr>
       <w:instrText xml:space="preserve"> NUMPAGES </w:instrText>
     </w:r>
     <w:r>
       <w:rPr>
-        <w:rStyle w:val="12"/>
+        <w:rStyle w:val="13"/>
       </w:rPr>
       <w:fldChar w:fldCharType="separate"/>
     </w:r>
     <w:r>
       <w:rPr>
-        <w:rStyle w:val="12"/>
-      </w:rPr>
-      <w:t>2</w:t>
-    </w:r>
-    <w:r>
-      <w:rPr>
-        <w:rStyle w:val="12"/>
+        <w:rStyle w:val="13"/>
+      </w:rPr>
+      <w:t>1</w:t>
+    </w:r>
+    <w:r>
+      <w:rPr>
+        <w:rStyle w:val="13"/>
       </w:rPr>
       <w:fldChar w:fldCharType="end"/>
     </w:r>
     <w:r>
       <w:rPr>
-        <w:rStyle w:val="12"/>
+        <w:rStyle w:val="13"/>
       </w:rPr>
       <w:fldChar w:fldCharType="begin"/>
     </w:r>
     <w:r>
       <w:rPr>
-        <w:rStyle w:val="12"/>
+        <w:rStyle w:val="13"/>
       </w:rPr>
       <w:instrText xml:space="preserve"> NUMPAGES </w:instrText>
     </w:r>
     <w:r>
       <w:rPr>
-        <w:rStyle w:val="12"/>
+        <w:rStyle w:val="13"/>
       </w:rPr>
       <w:fldChar w:fldCharType="separate"/>
     </w:r>
     <w:r>
       <w:rPr>
-        <w:rStyle w:val="12"/>
-      </w:rPr>
-      <w:t>2</w:t>
-    </w:r>
-    <w:r>
-      <w:rPr>
-        <w:rStyle w:val="12"/>
+        <w:rStyle w:val="13"/>
+      </w:rPr>
+      <w:t>1</w:t>
+    </w:r>
+    <w:r>
+      <w:rPr>
+        <w:rStyle w:val="13"/>
       </w:rPr>
       <w:fldChar w:fldCharType="end"/>
     </w:r>
@@ -7900,11 +6513,12 @@
 <w:hdr xmlns:wpc="http://schemas.microsoft.com/office/word/2010/wordprocessingCanvas" xmlns:mc="http://schemas.openxmlformats.org/markup-compatibility/2006" xmlns:o="urn:schemas-microsoft-com:office:office" xmlns:r="http://schemas.openxmlformats.org/officeDocument/2006/relationships" xmlns:m="http://schemas.openxmlformats.org/officeDocument/2006/math" xmlns:v="urn:schemas-microsoft-com:vml" xmlns:wp14="http://schemas.microsoft.com/office/word/2010/wordprocessingDrawing" xmlns:wp="http://schemas.openxmlformats.org/drawingml/2006/wordprocessingDrawing" xmlns:w10="urn:schemas-microsoft-com:office:word" xmlns:w="http://schemas.openxmlformats.org/wordprocessingml/2006/main" xmlns:w14="http://schemas.microsoft.com/office/word/2010/wordml" xmlns:w15="http://schemas.microsoft.com/office/word/2012/wordml" xmlns:wpg="http://schemas.microsoft.com/office/word/2010/wordprocessingGroup" xmlns:wpi="http://schemas.microsoft.com/office/word/2010/wordprocessingInk" xmlns:wne="http://schemas.microsoft.com/office/word/2006/wordml" xmlns:wps="http://schemas.microsoft.com/office/word/2010/wordprocessingShape" xmlns:wpsCustomData="http://www.wps.cn/officeDocument/2013/wpsCustomData" mc:Ignorable="w14 w15 wp14">
   <w:p>
     <w:pPr>
-      <w:pStyle w:val="17"/>
+      <w:pStyle w:val="20"/>
     </w:pPr>
     <w:r>
       <w:rPr>
         <w:rFonts w:ascii="GOST type B" w:hAnsi="GOST type B"/>
+        <w:lang w:val="en-US" w:eastAsia="en-US"/>
       </w:rPr>
       <mc:AlternateContent>
         <mc:Choice Requires="wps">
@@ -8000,7 +6614,7 @@
   <w:docDefaults>
     <w:rPrDefault>
       <w:rPr>
-        <w:rFonts w:ascii="Times New Roman" w:hAnsi="Times New Roman" w:eastAsia="Times New Roman" w:cs="Times New Roman"/>
+        <w:rFonts w:ascii="Times New Roman" w:hAnsi="Times New Roman" w:eastAsia="SimSun" w:cs="Times New Roman"/>
       </w:rPr>
     </w:rPrDefault>
     <w:pPrDefault/>
@@ -8025,8 +6639,8 @@
     <w:lsdException w:uiPriority="99" w:name="index 7"/>
     <w:lsdException w:uiPriority="99" w:name="index 8"/>
     <w:lsdException w:uiPriority="99" w:name="index 9"/>
-    <w:lsdException w:unhideWhenUsed="0" w:uiPriority="0" w:name="toc 1"/>
-    <w:lsdException w:unhideWhenUsed="0" w:uiPriority="0" w:name="toc 2"/>
+    <w:lsdException w:qFormat="1" w:unhideWhenUsed="0" w:uiPriority="0" w:name="toc 1"/>
+    <w:lsdException w:qFormat="1" w:unhideWhenUsed="0" w:uiPriority="0" w:name="toc 2"/>
     <w:lsdException w:uiPriority="39" w:name="toc 3"/>
     <w:lsdException w:uiPriority="39" w:name="toc 4"/>
     <w:lsdException w:uiPriority="39" w:name="toc 5"/>
@@ -8037,10 +6651,10 @@
     <w:lsdException w:uiPriority="99" w:name="Normal Indent"/>
     <w:lsdException w:uiPriority="99" w:name="footnote text"/>
     <w:lsdException w:uiPriority="99" w:name="annotation text"/>
-    <w:lsdException w:unhideWhenUsed="0" w:uiPriority="0" w:semiHidden="0" w:name="header"/>
-    <w:lsdException w:unhideWhenUsed="0" w:uiPriority="0" w:semiHidden="0" w:name="footer"/>
+    <w:lsdException w:qFormat="1" w:unhideWhenUsed="0" w:uiPriority="0" w:semiHidden="0" w:name="header"/>
+    <w:lsdException w:qFormat="1" w:unhideWhenUsed="0" w:uiPriority="0" w:semiHidden="0" w:name="footer"/>
     <w:lsdException w:uiPriority="99" w:name="index heading"/>
-    <w:lsdException w:qFormat="1" w:uiPriority="35" w:name="caption"/>
+    <w:lsdException w:qFormat="1" w:uiPriority="35" w:semiHidden="0" w:name="caption"/>
     <w:lsdException w:uiPriority="99" w:name="table of figures"/>
     <w:lsdException w:uiPriority="99" w:name="envelope address"/>
     <w:lsdException w:uiPriority="99" w:name="envelope return"/>
@@ -8071,9 +6685,9 @@
     <w:lsdException w:qFormat="1" w:unhideWhenUsed="0" w:uiPriority="10" w:semiHidden="0" w:name="Title"/>
     <w:lsdException w:uiPriority="99" w:name="Closing"/>
     <w:lsdException w:uiPriority="99" w:name="Signature"/>
-    <w:lsdException w:uiPriority="1" w:name="Default Paragraph Font"/>
+    <w:lsdException w:qFormat="1" w:uiPriority="1" w:name="Default Paragraph Font"/>
     <w:lsdException w:unhideWhenUsed="0" w:uiPriority="0" w:semiHidden="0" w:name="Body Text"/>
-    <w:lsdException w:unhideWhenUsed="0" w:uiPriority="0" w:semiHidden="0" w:name="Body Text Indent"/>
+    <w:lsdException w:qFormat="1" w:unhideWhenUsed="0" w:uiPriority="0" w:semiHidden="0" w:name="Body Text Indent"/>
     <w:lsdException w:uiPriority="99" w:name="List Continue"/>
     <w:lsdException w:uiPriority="99" w:name="List Continue 2"/>
     <w:lsdException w:uiPriority="99" w:name="List Continue 3"/>
@@ -8088,9 +6702,9 @@
     <w:lsdException w:uiPriority="99" w:name="Note Heading"/>
     <w:lsdException w:unhideWhenUsed="0" w:uiPriority="0" w:semiHidden="0" w:name="Body Text 2"/>
     <w:lsdException w:uiPriority="99" w:name="Body Text 3"/>
-    <w:lsdException w:unhideWhenUsed="0" w:uiPriority="0" w:semiHidden="0" w:name="Body Text Indent 2"/>
+    <w:lsdException w:qFormat="1" w:unhideWhenUsed="0" w:uiPriority="0" w:semiHidden="0" w:name="Body Text Indent 2"/>
     <w:lsdException w:unhideWhenUsed="0" w:uiPriority="0" w:semiHidden="0" w:name="Body Text Indent 3"/>
-    <w:lsdException w:unhideWhenUsed="0" w:uiPriority="0" w:semiHidden="0" w:name="Block Text"/>
+    <w:lsdException w:qFormat="1" w:unhideWhenUsed="0" w:uiPriority="0" w:semiHidden="0" w:name="Block Text"/>
     <w:lsdException w:uiPriority="99" w:semiHidden="0" w:name="Hyperlink"/>
     <w:lsdException w:uiPriority="99" w:name="FollowedHyperlink"/>
     <w:lsdException w:qFormat="1" w:unhideWhenUsed="0" w:uiPriority="22" w:semiHidden="0" w:name="Strong"/>
@@ -8098,7 +6712,7 @@
     <w:lsdException w:unhideWhenUsed="0" w:uiPriority="0" w:semiHidden="0" w:name="Document Map"/>
     <w:lsdException w:uiPriority="99" w:name="Plain Text"/>
     <w:lsdException w:uiPriority="99" w:name="E-mail Signature"/>
-    <w:lsdException w:unhideWhenUsed="0" w:uiPriority="0" w:semiHidden="0" w:name="Normal (Web)"/>
+    <w:lsdException w:qFormat="1" w:unhideWhenUsed="0" w:uiPriority="99" w:semiHidden="0" w:name="Normal (Web)"/>
     <w:lsdException w:uiPriority="99" w:name="HTML Acronym"/>
     <w:lsdException w:uiPriority="99" w:name="HTML Address"/>
     <w:lsdException w:uiPriority="99" w:name="HTML Cite"/>
@@ -8154,9 +6768,9 @@
     <w:lsdException w:uiPriority="99" w:name="Table Web 2"/>
     <w:lsdException w:uiPriority="99" w:name="Table Web 3"/>
     <w:lsdException w:unhideWhenUsed="0" w:uiPriority="0" w:semiHidden="0" w:name="Balloon Text"/>
-    <w:lsdException w:unhideWhenUsed="0" w:uiPriority="59" w:semiHidden="0" w:name="Table Grid"/>
+    <w:lsdException w:qFormat="1" w:unhideWhenUsed="0" w:uiPriority="59" w:semiHidden="0" w:name="Table Grid"/>
     <w:lsdException w:uiPriority="99" w:name="Table Theme"/>
-    <w:lsdException w:unhideWhenUsed="0" w:uiPriority="99" w:name="Placeholder Text"/>
+    <w:lsdException w:qFormat="1" w:unhideWhenUsed="0" w:uiPriority="99" w:name="Placeholder Text"/>
     <w:lsdException w:qFormat="1" w:unhideWhenUsed="0" w:uiPriority="1" w:semiHidden="0" w:name="No Spacing"/>
     <w:lsdException w:qFormat="1" w:unhideWhenUsed="0" w:uiPriority="34" w:semiHidden="0" w:name="List Paragraph"/>
   </w:latentStyles>
@@ -8178,7 +6792,7 @@
     <w:name w:val="heading 1"/>
     <w:basedOn w:val="1"/>
     <w:next w:val="1"/>
-    <w:link w:val="44"/>
+    <w:link w:val="47"/>
     <w:qFormat/>
     <w:uiPriority w:val="0"/>
     <w:pPr>
@@ -8196,7 +6810,7 @@
     <w:name w:val="heading 2"/>
     <w:basedOn w:val="1"/>
     <w:next w:val="1"/>
-    <w:link w:val="41"/>
+    <w:link w:val="44"/>
     <w:qFormat/>
     <w:uiPriority w:val="0"/>
     <w:pPr>
@@ -8214,7 +6828,7 @@
     <w:name w:val="heading 3"/>
     <w:basedOn w:val="1"/>
     <w:next w:val="1"/>
-    <w:link w:val="45"/>
+    <w:link w:val="48"/>
     <w:qFormat/>
     <w:uiPriority w:val="0"/>
     <w:pPr>
@@ -8269,7 +6883,7 @@
     <w:name w:val="heading 7"/>
     <w:basedOn w:val="1"/>
     <w:next w:val="1"/>
-    <w:link w:val="34"/>
+    <w:link w:val="37"/>
     <w:qFormat/>
     <w:uiPriority w:val="0"/>
     <w:pPr>
@@ -8285,6 +6899,7 @@
     <w:name w:val="Default Paragraph Font"/>
     <w:semiHidden/>
     <w:unhideWhenUsed/>
+    <w:qFormat/>
     <w:uiPriority w:val="1"/>
   </w:style>
   <w:style w:type="table" w:default="1" w:styleId="9">
@@ -8320,14 +6935,36 @@
     </w:rPr>
   </w:style>
   <w:style w:type="character" w:styleId="12">
+    <w:name w:val="HTML Code"/>
+    <w:basedOn w:val="8"/>
+    <w:semiHidden/>
+    <w:unhideWhenUsed/>
+    <w:uiPriority w:val="99"/>
+    <w:rPr>
+      <w:rFonts w:ascii="Courier New" w:hAnsi="Courier New" w:eastAsia="Times New Roman" w:cs="Courier New"/>
+      <w:sz w:val="20"/>
+      <w:szCs w:val="20"/>
+    </w:rPr>
+  </w:style>
+  <w:style w:type="character" w:styleId="13">
     <w:name w:val="page number"/>
     <w:basedOn w:val="8"/>
     <w:uiPriority w:val="0"/>
   </w:style>
-  <w:style w:type="paragraph" w:styleId="13">
+  <w:style w:type="character" w:styleId="14">
+    <w:name w:val="Strong"/>
+    <w:basedOn w:val="8"/>
+    <w:qFormat/>
+    <w:uiPriority w:val="22"/>
+    <w:rPr>
+      <w:b/>
+      <w:bCs/>
+    </w:rPr>
+  </w:style>
+  <w:style w:type="paragraph" w:styleId="15">
     <w:name w:val="Balloon Text"/>
     <w:basedOn w:val="1"/>
-    <w:link w:val="32"/>
+    <w:link w:val="35"/>
     <w:uiPriority w:val="0"/>
     <w:rPr>
       <w:rFonts w:ascii="Tahoma" w:hAnsi="Tahoma" w:cs="Tahoma"/>
@@ -8335,7 +6972,7 @@
       <w:szCs w:val="16"/>
     </w:rPr>
   </w:style>
-  <w:style w:type="paragraph" w:styleId="14">
+  <w:style w:type="paragraph" w:styleId="16">
     <w:name w:val="Body Text 2"/>
     <w:basedOn w:val="1"/>
     <w:uiPriority w:val="0"/>
@@ -8343,10 +6980,10 @@
       <w:spacing w:after="120" w:line="480" w:lineRule="auto"/>
     </w:pPr>
   </w:style>
-  <w:style w:type="paragraph" w:styleId="15">
+  <w:style w:type="paragraph" w:styleId="17">
     <w:name w:val="Body Text Indent 3"/>
     <w:basedOn w:val="1"/>
-    <w:link w:val="47"/>
+    <w:link w:val="50"/>
     <w:uiPriority w:val="0"/>
     <w:pPr>
       <w:spacing w:after="120"/>
@@ -8357,10 +6994,33 @@
       <w:szCs w:val="16"/>
     </w:rPr>
   </w:style>
-  <w:style w:type="paragraph" w:styleId="16">
+  <w:style w:type="paragraph" w:styleId="18">
+    <w:name w:val="caption"/>
+    <w:basedOn w:val="1"/>
+    <w:next w:val="1"/>
+    <w:unhideWhenUsed/>
+    <w:qFormat/>
+    <w:uiPriority w:val="35"/>
+    <w:pPr>
+      <w:spacing w:line="240" w:lineRule="auto"/>
+    </w:pPr>
+    <w:rPr>
+      <w:i/>
+      <w:iCs/>
+      <w:color w:val="44546A" w:themeColor="text2"/>
+      <w:sz w:val="18"/>
+      <w:szCs w:val="18"/>
+      <w14:textFill>
+        <w14:solidFill>
+          <w14:schemeClr w14:val="tx2"/>
+        </w14:solidFill>
+      </w14:textFill>
+    </w:rPr>
+  </w:style>
+  <w:style w:type="paragraph" w:styleId="19">
     <w:name w:val="Document Map"/>
     <w:basedOn w:val="1"/>
-    <w:link w:val="43"/>
+    <w:link w:val="46"/>
     <w:uiPriority w:val="0"/>
     <w:rPr>
       <w:rFonts w:ascii="Tahoma" w:hAnsi="Tahoma" w:cs="Tahoma"/>
@@ -8368,10 +7028,11 @@
       <w:szCs w:val="16"/>
     </w:rPr>
   </w:style>
-  <w:style w:type="paragraph" w:styleId="17">
+  <w:style w:type="paragraph" w:styleId="20">
     <w:name w:val="header"/>
     <w:basedOn w:val="1"/>
-    <w:link w:val="27"/>
+    <w:link w:val="30"/>
+    <w:qFormat/>
     <w:uiPriority w:val="0"/>
     <w:pPr>
       <w:tabs>
@@ -8380,7 +7041,7 @@
       </w:tabs>
     </w:pPr>
   </w:style>
-  <w:style w:type="paragraph" w:styleId="18">
+  <w:style w:type="paragraph" w:styleId="21">
     <w:name w:val="Body Text"/>
     <w:basedOn w:val="1"/>
     <w:uiPriority w:val="0"/>
@@ -8389,38 +7050,42 @@
       <w:szCs w:val="24"/>
     </w:rPr>
   </w:style>
-  <w:style w:type="paragraph" w:styleId="19">
+  <w:style w:type="paragraph" w:styleId="22">
     <w:name w:val="toc 1"/>
     <w:basedOn w:val="1"/>
     <w:next w:val="1"/>
     <w:autoRedefine/>
     <w:semiHidden/>
+    <w:qFormat/>
     <w:uiPriority w:val="0"/>
   </w:style>
-  <w:style w:type="paragraph" w:styleId="20">
+  <w:style w:type="paragraph" w:styleId="23">
     <w:name w:val="toc 2"/>
     <w:basedOn w:val="1"/>
     <w:next w:val="1"/>
     <w:autoRedefine/>
     <w:semiHidden/>
+    <w:qFormat/>
     <w:uiPriority w:val="0"/>
     <w:pPr>
       <w:ind w:left="200"/>
     </w:pPr>
   </w:style>
-  <w:style w:type="paragraph" w:styleId="21">
+  <w:style w:type="paragraph" w:styleId="24">
     <w:name w:val="Body Text Indent"/>
     <w:basedOn w:val="1"/>
+    <w:qFormat/>
     <w:uiPriority w:val="0"/>
     <w:pPr>
       <w:spacing w:after="120"/>
       <w:ind w:left="283"/>
     </w:pPr>
   </w:style>
-  <w:style w:type="paragraph" w:styleId="22">
+  <w:style w:type="paragraph" w:styleId="25">
     <w:name w:val="footer"/>
     <w:basedOn w:val="1"/>
-    <w:link w:val="42"/>
+    <w:link w:val="45"/>
+    <w:qFormat/>
     <w:uiPriority w:val="0"/>
     <w:pPr>
       <w:tabs>
@@ -8429,10 +7094,11 @@
       </w:tabs>
     </w:pPr>
   </w:style>
-  <w:style w:type="paragraph" w:styleId="23">
+  <w:style w:type="paragraph" w:styleId="26">
     <w:name w:val="Normal (Web)"/>
     <w:basedOn w:val="1"/>
-    <w:uiPriority w:val="0"/>
+    <w:qFormat/>
+    <w:uiPriority w:val="99"/>
     <w:pPr>
       <w:spacing w:before="100" w:beforeAutospacing="1" w:after="100" w:afterAutospacing="1"/>
     </w:pPr>
@@ -8441,18 +7107,20 @@
       <w:szCs w:val="24"/>
     </w:rPr>
   </w:style>
-  <w:style w:type="paragraph" w:styleId="24">
+  <w:style w:type="paragraph" w:styleId="27">
     <w:name w:val="Body Text Indent 2"/>
     <w:basedOn w:val="1"/>
+    <w:qFormat/>
     <w:uiPriority w:val="0"/>
     <w:pPr>
       <w:spacing w:after="120" w:line="480" w:lineRule="auto"/>
       <w:ind w:left="283"/>
     </w:pPr>
   </w:style>
-  <w:style w:type="paragraph" w:styleId="25">
+  <w:style w:type="paragraph" w:styleId="28">
     <w:name w:val="Block Text"/>
     <w:basedOn w:val="1"/>
+    <w:qFormat/>
     <w:uiPriority w:val="0"/>
     <w:pPr>
       <w:spacing w:line="360" w:lineRule="auto"/>
@@ -8467,9 +7135,10 @@
       <w:szCs w:val="28"/>
     </w:rPr>
   </w:style>
-  <w:style w:type="table" w:styleId="26">
+  <w:style w:type="table" w:styleId="29">
     <w:name w:val="Table Grid"/>
     <w:basedOn w:val="9"/>
+    <w:qFormat/>
     <w:uiPriority w:val="59"/>
     <w:tblPr>
       <w:tblBorders>
@@ -8482,17 +7151,19 @@
       </w:tblBorders>
     </w:tblPr>
   </w:style>
-  <w:style w:type="character" w:customStyle="1" w:styleId="27">
+  <w:style w:type="character" w:customStyle="1" w:styleId="30">
     <w:name w:val="Верхний колонтитул Знак1"/>
-    <w:link w:val="17"/>
+    <w:link w:val="20"/>
+    <w:qFormat/>
     <w:uiPriority w:val="0"/>
     <w:rPr>
       <w:lang w:val="ru-RU" w:eastAsia="ru-RU" w:bidi="ar-SA"/>
     </w:rPr>
   </w:style>
-  <w:style w:type="paragraph" w:customStyle="1" w:styleId="28">
+  <w:style w:type="paragraph" w:customStyle="1" w:styleId="31">
     <w:name w:val="Основной текст 2 + Verdana"/>
-    <w:basedOn w:val="14"/>
+    <w:basedOn w:val="16"/>
+    <w:qFormat/>
     <w:uiPriority w:val="0"/>
     <w:pPr>
       <w:spacing w:after="0" w:line="360" w:lineRule="auto"/>
@@ -8506,8 +7177,9 @@
       <w:szCs w:val="24"/>
     </w:rPr>
   </w:style>
-  <w:style w:type="paragraph" w:customStyle="1" w:styleId="29">
+  <w:style w:type="paragraph" w:customStyle="1" w:styleId="32">
     <w:name w:val="Normal1"/>
+    <w:qFormat/>
     <w:uiPriority w:val="0"/>
     <w:rPr>
       <w:rFonts w:ascii="Times New Roman" w:hAnsi="Times New Roman" w:eastAsia="Times New Roman" w:cs="Times New Roman"/>
@@ -8515,9 +7187,10 @@
       <w:lang w:val="ru-RU" w:eastAsia="ru-RU" w:bidi="ar-SA"/>
     </w:rPr>
   </w:style>
-  <w:style w:type="paragraph" w:customStyle="1" w:styleId="30">
+  <w:style w:type="paragraph" w:customStyle="1" w:styleId="33">
     <w:name w:val="textn"/>
     <w:basedOn w:val="1"/>
+    <w:qFormat/>
     <w:uiPriority w:val="0"/>
     <w:pPr>
       <w:spacing w:before="100" w:beforeAutospacing="1" w:after="100" w:afterAutospacing="1"/>
@@ -8527,7 +7200,7 @@
       <w:szCs w:val="24"/>
     </w:rPr>
   </w:style>
-  <w:style w:type="paragraph" w:styleId="31">
+  <w:style w:type="paragraph" w:styleId="34">
     <w:name w:val="List Paragraph"/>
     <w:basedOn w:val="1"/>
     <w:qFormat/>
@@ -8541,9 +7214,10 @@
       <w:lang w:eastAsia="en-US"/>
     </w:rPr>
   </w:style>
-  <w:style w:type="character" w:customStyle="1" w:styleId="32">
+  <w:style w:type="character" w:customStyle="1" w:styleId="35">
     <w:name w:val="Текст выноски Знак"/>
-    <w:link w:val="13"/>
+    <w:link w:val="15"/>
+    <w:qFormat/>
     <w:uiPriority w:val="0"/>
     <w:rPr>
       <w:rFonts w:ascii="Tahoma" w:hAnsi="Tahoma" w:cs="Tahoma"/>
@@ -8551,17 +7225,19 @@
       <w:szCs w:val="16"/>
     </w:rPr>
   </w:style>
-  <w:style w:type="character" w:styleId="33">
+  <w:style w:type="character" w:styleId="36">
     <w:name w:val="Placeholder Text"/>
     <w:semiHidden/>
+    <w:qFormat/>
     <w:uiPriority w:val="99"/>
     <w:rPr>
       <w:color w:val="808080"/>
     </w:rPr>
   </w:style>
-  <w:style w:type="character" w:customStyle="1" w:styleId="34">
+  <w:style w:type="character" w:customStyle="1" w:styleId="37">
     <w:name w:val="Заголовок 7 Знак"/>
     <w:link w:val="7"/>
+    <w:qFormat/>
     <w:uiPriority w:val="0"/>
     <w:rPr>
       <w:rFonts w:ascii="Calibri" w:hAnsi="Calibri"/>
@@ -8569,9 +7245,10 @@
       <w:szCs w:val="24"/>
     </w:rPr>
   </w:style>
-  <w:style w:type="paragraph" w:customStyle="1" w:styleId="35">
+  <w:style w:type="paragraph" w:customStyle="1" w:styleId="38">
     <w:name w:val="Чертежный"/>
-    <w:link w:val="48"/>
+    <w:link w:val="51"/>
+    <w:qFormat/>
     <w:uiPriority w:val="0"/>
     <w:pPr>
       <w:jc w:val="both"/>
@@ -8583,8 +7260,9 @@
       <w:lang w:val="uk-UA" w:eastAsia="ru-RU" w:bidi="ar-SA"/>
     </w:rPr>
   </w:style>
-  <w:style w:type="paragraph" w:customStyle="1" w:styleId="36">
+  <w:style w:type="paragraph" w:customStyle="1" w:styleId="39">
     <w:name w:val="Обычный1"/>
+    <w:qFormat/>
     <w:uiPriority w:val="0"/>
     <w:pPr>
       <w:snapToGrid w:val="0"/>
@@ -8594,7 +7272,7 @@
       <w:lang w:val="ru-RU" w:eastAsia="ru-RU" w:bidi="ar-SA"/>
     </w:rPr>
   </w:style>
-  <w:style w:type="paragraph" w:styleId="37">
+  <w:style w:type="paragraph" w:styleId="40">
     <w:name w:val="No Spacing"/>
     <w:qFormat/>
     <w:uiPriority w:val="1"/>
@@ -8605,8 +7283,9 @@
       <w:lang w:val="ru-RU" w:eastAsia="ru-RU" w:bidi="ar-SA"/>
     </w:rPr>
   </w:style>
-  <w:style w:type="paragraph" w:customStyle="1" w:styleId="38">
+  <w:style w:type="paragraph" w:customStyle="1" w:styleId="41">
     <w:name w:val="Обычный11"/>
+    <w:qFormat/>
     <w:uiPriority w:val="0"/>
     <w:pPr>
       <w:snapToGrid w:val="0"/>
@@ -8616,9 +7295,10 @@
       <w:lang w:val="ru-RU" w:eastAsia="ru-RU" w:bidi="ar-SA"/>
     </w:rPr>
   </w:style>
-  <w:style w:type="table" w:customStyle="1" w:styleId="39">
+  <w:style w:type="table" w:customStyle="1" w:styleId="42">
     <w:name w:val="Сетка таблицы1"/>
     <w:basedOn w:val="9"/>
+    <w:qFormat/>
     <w:uiPriority w:val="0"/>
     <w:tblPr>
       <w:tblBorders>
@@ -8631,9 +7311,10 @@
       </w:tblBorders>
     </w:tblPr>
   </w:style>
-  <w:style w:type="table" w:customStyle="1" w:styleId="40">
+  <w:style w:type="table" w:customStyle="1" w:styleId="43">
     <w:name w:val="Сетка таблицы2"/>
     <w:basedOn w:val="9"/>
+    <w:qFormat/>
     <w:uiPriority w:val="0"/>
     <w:tblPr>
       <w:tblBorders>
@@ -8646,9 +7327,10 @@
       </w:tblBorders>
     </w:tblPr>
   </w:style>
-  <w:style w:type="character" w:customStyle="1" w:styleId="41">
+  <w:style w:type="character" w:customStyle="1" w:styleId="44">
     <w:name w:val="Заголовок 2 Знак"/>
     <w:link w:val="3"/>
+    <w:qFormat/>
     <w:uiPriority w:val="0"/>
     <w:rPr>
       <w:rFonts w:ascii="GOST type B" w:hAnsi="GOST type B"/>
@@ -8656,15 +7338,17 @@
       <w:sz w:val="40"/>
     </w:rPr>
   </w:style>
-  <w:style w:type="character" w:customStyle="1" w:styleId="42">
+  <w:style w:type="character" w:customStyle="1" w:styleId="45">
     <w:name w:val="Нижний колонтитул Знак"/>
     <w:basedOn w:val="8"/>
-    <w:link w:val="22"/>
+    <w:link w:val="25"/>
+    <w:qFormat/>
     <w:uiPriority w:val="0"/>
   </w:style>
-  <w:style w:type="character" w:customStyle="1" w:styleId="43">
+  <w:style w:type="character" w:customStyle="1" w:styleId="46">
     <w:name w:val="Схема документа Знак"/>
-    <w:link w:val="16"/>
+    <w:link w:val="19"/>
+    <w:qFormat/>
     <w:uiPriority w:val="0"/>
     <w:rPr>
       <w:rFonts w:ascii="Tahoma" w:hAnsi="Tahoma" w:cs="Tahoma"/>
@@ -8672,9 +7356,10 @@
       <w:szCs w:val="16"/>
     </w:rPr>
   </w:style>
-  <w:style w:type="character" w:customStyle="1" w:styleId="44">
+  <w:style w:type="character" w:customStyle="1" w:styleId="47">
     <w:name w:val="Заголовок 1 Знак"/>
     <w:link w:val="2"/>
+    <w:qFormat/>
     <w:uiPriority w:val="0"/>
     <w:rPr>
       <w:rFonts w:ascii="GOST type B" w:hAnsi="GOST type B"/>
@@ -8682,9 +7367,10 @@
       <w:sz w:val="56"/>
     </w:rPr>
   </w:style>
-  <w:style w:type="character" w:customStyle="1" w:styleId="45">
+  <w:style w:type="character" w:customStyle="1" w:styleId="48">
     <w:name w:val="Заголовок 3 Знак"/>
     <w:link w:val="4"/>
+    <w:qFormat/>
     <w:uiPriority w:val="0"/>
     <w:rPr>
       <w:rFonts w:ascii="GOST type B" w:hAnsi="GOST type B"/>
@@ -8692,7 +7378,7 @@
       <w:sz w:val="28"/>
     </w:rPr>
   </w:style>
-  <w:style w:type="paragraph" w:customStyle="1" w:styleId="46">
+  <w:style w:type="paragraph" w:customStyle="1" w:styleId="49">
     <w:name w:val="Default"/>
     <w:uiPriority w:val="0"/>
     <w:pPr>
@@ -8708,9 +7394,10 @@
       <w:lang w:val="ru-RU" w:eastAsia="ru-RU" w:bidi="ar-SA"/>
     </w:rPr>
   </w:style>
-  <w:style w:type="character" w:customStyle="1" w:styleId="47">
+  <w:style w:type="character" w:customStyle="1" w:styleId="50">
     <w:name w:val="Основной текст с отступом 3 Знак"/>
-    <w:link w:val="15"/>
+    <w:link w:val="17"/>
+    <w:qFormat/>
     <w:uiPriority w:val="0"/>
     <w:rPr>
       <w:rFonts w:ascii="Calibri" w:hAnsi="Calibri"/>
@@ -8718,9 +7405,10 @@
       <w:szCs w:val="16"/>
     </w:rPr>
   </w:style>
-  <w:style w:type="character" w:customStyle="1" w:styleId="48">
+  <w:style w:type="character" w:customStyle="1" w:styleId="51">
     <w:name w:val="Чертежный Знак"/>
-    <w:link w:val="35"/>
+    <w:link w:val="38"/>
+    <w:qFormat/>
     <w:locked/>
     <w:uiPriority w:val="0"/>
     <w:rPr>
